--- a/docs/week_04/Week_04_EDA_and_Feature_Engineering.docx
+++ b/docs/week_04/Week_04_EDA_and_Feature_Engineering.docx
@@ -56,7 +56,7 @@
         <w:spacing w:after="100" w:line="253"/>
       </w:pPr>
       <w:r>
-        <w:t xml:space="preserve">Safety-word matches occur in 817,313 reviews; this differs from Week 2's 614,203 because the cleaned population and expanded standalone-burn vocabulary differ.</w:t>
+        <w:t xml:space="preserve">Local safety-word matches occur in 817,313 reviews using the cleaned population and standalone burn vocabulary.</w:t>
       </w:r>
     </w:p>
     <w:p>
@@ -83,7 +83,7 @@
         <w:spacing w:after="100" w:line="253"/>
       </w:pPr>
       <w:r>
-        <w:t xml:space="preserve">Section 11 addresses ethics and limitations; Section 12 gives the brand safety decision scenario.</w:t>
+        <w:t xml:space="preserve">Cue wording varies with rating and product mix, supporting contextual triage while leaving complaint status for human assessment.</w:t>
       </w:r>
     </w:p>
     <w:p>
@@ -103,6 +103,15 @@
         <w:spacing w:after="100" w:line="253"/>
       </w:pPr>
       <w:r>
+        <w:t xml:space="preserve">Step 1: data quality check. Missing means null or blank after trimming. Rating has 0 missing values (0.00%), title 0 (0.00%), text 44,736 (0.19%) and timestamp 0 (0.00%). Empty bodies remain in rating denominators but supply no body wording. Category has 582,382 missing values (2.46%), exact snapshot price 7,093,166 (29.97%) and store 1,351,299 (5.71%). Category and store comparisons keep missing groups; price-tier comparisons exclude unavailable prices and starting-price strings. Across partitions, 0 excess exact copies remain on reviewer, parent product, normalized title and normalized text, so repeated copies do not inflate rates. Ratings outside one to five number 0, timestamps outside May 1996 inclusive to October 2023 exclusive number 0, and negative helpful votes number 0; these checks support valid rating, time and vote comparisons. Catalogue coverage is 100.00%: every parent product matches a catalogue row, although individual attributes can still be absent.</w:t>
+      </w:r>
+    </w:p>
+    <w:p>
+      <w:pPr>
+        <w:widowControl/>
+        <w:spacing w:after="100" w:line="253"/>
+      </w:pPr>
+      <w:r>
         <w:t xml:space="preserve">The objective is to uncover interpretable patterns in beauty feedback and propose variables that could improve complaint modeling. The unit of analysis is a retained review, not a person, purchase or adverse event. The source is the Amazon Reviews 2023 Beauty and Personal Care snapshot with its released catalogue. The analytical question is whether wording, rating and available context together can help people find accounts that deserve investigation.</w:t>
       </w:r>
     </w:p>
@@ -112,7 +121,7 @@
         <w:spacing w:after="100" w:line="253"/>
       </w:pPr>
       <w:r>
-        <w:t xml:space="preserve">Begin with a reconciliation of partition totals against cleaning_metrics.json. Univariate analysis then measures rating frequencies, body length and helpful votes without dropping unusual observations. Bivariate analysis compares matched-word proportions across ratings, word groups and main categories. Monthly aggregation separates a changing volume of feedback from a changing share containing cues. Counts use all 240 cleaned partitions, with an explicit denominator attached to each rate.</w:t>
+        <w:t xml:space="preserve">Reconcile partition totals with the retained population. Univariate analysis measures rating frequencies, body length and helpful votes without dropping unusual observations. Bivariate analysis compares matched-word proportions across ratings, word groups and main categories. Monthly aggregation separates a changing volume of feedback from a changing share containing cues. Counts use all 240 cleaned partitions, with an explicit denominator attached to each rate.</w:t>
       </w:r>
     </w:p>
     <w:p>
@@ -130,7 +139,7 @@
         <w:spacing w:after="100" w:line="253"/>
       </w:pPr>
       <w:r>
-        <w:t xml:space="preserve">Advanced analysis combines a rank-correlation heatmap, a sparse text projection and feature associations with the screening target defined in Section 10. These views answer different questions: redundancy, lexical structure and proxy alignment respectively. The workflow moves from marginal distributions to conditional comparisons, then inspects possible confounding before suggesting features. Its evidence is in data/processed/eda; implementation is in src/eda.py and src/features.py. The annotation guideline defines the eventual human outcome.</w:t>
+        <w:t xml:space="preserve">Advanced analysis combines a rank-correlation heatmap, a sparse text projection and feature associations with an explicitly defined screening proxy. These views answer different questions: redundancy, lexical structure and proxy alignment respectively. Move from marginal distributions to conditional comparisons, then inspect possible confounding before suggesting features.</w:t>
       </w:r>
     </w:p>
     <w:p>
@@ -168,16 +177,16 @@
         <w:spacing w:after="100" w:line="253"/>
       </w:pPr>
       <w:r>
-        <w:t xml:space="preserve">Wilson score intervals express uncertainty around monthly unnegated-cue proportions, including sparse periods and months with no successes. Empty months retain no estimated rate. The interval describes binomial sampling uncertainty. Inspect both effect sizes and underlying group counts before selecting a modeling variable; Section 10 specifies evaluation that accounts for shared products. Pool calendar-month counts across years to describe seasonality, test month against cue presence with chi-square, and report its effect size alongside significance. Keep category-year cells to distinguish seasonal comparisons from yearly changes in product mix.</w:t>
-      </w:r>
-    </w:p>
-    <w:p>
-      <w:pPr>
-        <w:widowControl/>
-        <w:spacing w:after="100" w:line="253"/>
-      </w:pPr>
-      <w:r>
-        <w:t xml:space="preserve">Spearman correlation compares numeric feature ranks and exposes monotonic dependence without assuming normal data. TruncatedSVD reduces sparse TF-IDF text to a planar view; it is appropriate for a vocabulary much larger than the number of plotted coordinates. Point-biserial correlation compares each numeric or Boolean feature with a binary proxy. The projection and association results accompany the figures, with the most prominent numeric relationships singled out for interpretation and later feature ablation.</w:t>
+        <w:t xml:space="preserve">Wilson score intervals express uncertainty around monthly unnegated-cue proportions, including sparse periods and months with no successes. Empty months retain no estimated rate. The interval describes binomial sampling uncertainty. Inspect both effect sizes and underlying group counts before selecting a modeling variable. Pool calendar-month counts across years to describe seasonality, test month against cue presence with chi-square, and report its effect size alongside significance. Keep category-year cells to distinguish seasonal comparisons from yearly changes in product mix.</w:t>
+      </w:r>
+    </w:p>
+    <w:p>
+      <w:pPr>
+        <w:widowControl/>
+        <w:spacing w:after="100" w:line="253"/>
+      </w:pPr>
+      <w:r>
+        <w:t xml:space="preserve">Spearman correlation compares numeric feature ranks and exposes monotonic dependence without assuming normal data. TruncatedSVD reduces sparse TF-IDF text to a planar view; it is appropriate for a vocabulary much larger than the number of plotted coordinates. Point-biserial correlation compares each numeric or Boolean feature with a binary proxy.</w:t>
       </w:r>
     </w:p>
     <w:p>
@@ -461,7 +470,7 @@
         <w:spacing w:after="150" w:line="253"/>
       </w:pPr>
       <w:r>
-        <w:t xml:space="preserve">For the largest categories by volume, raw-cue bars show All Beauty 3.56%, Health &amp; Personal Care 3.93%, Premium Beauty 3.81%. Orange bars show the corresponding unnegated shares, while horizontal Wilson intervals quantify uncertainty around raw-cue rates and support the segment comparisons in Section 5.</w:t>
+        <w:t xml:space="preserve">For the largest categories by volume, raw-cue bars show All Beauty 3.56%, Health &amp; Personal Care 3.93%, Premium Beauty 3.81%. Orange bars show the corresponding unnegated shares, while horizontal Wilson intervals quantify uncertainty around raw-cue rates for segment comparisons.</w:t>
       </w:r>
     </w:p>
     <w:p>
@@ -659,7 +668,16 @@
         <w:spacing w:after="150" w:line="253"/>
       </w:pPr>
       <w:r>
-        <w:t xml:space="preserve">The two SVD components explain 0.50% and 0.62% of TF-IDF variance across a vocabulary of 5,000 terms. Plotted first-component coordinates span 0.031 to 0.436; colors identify the most frequently matched word groups, with broad overlap and interpretation governed by Section 10.</w:t>
+        <w:t xml:space="preserve">The two SVD components explain 0.50% and 0.62% of TF-IDF variance across a vocabulary of 5,000 terms. Plotted first-component coordinates span 0.031 to 0.436; colors identify the most frequently matched word groups. Together the axes retain only 1.12% of variance, so this is a coarse view of lexical differences and overlap is expected.</w:t>
+      </w:r>
+    </w:p>
+    <w:p>
+      <w:pPr>
+        <w:widowControl/>
+        <w:spacing w:after="100" w:line="253"/>
+      </w:pPr>
+      <w:r>
+        <w:t xml:space="preserve">The eight highest positive loadings among screened generic terms are it, the, and, to, my, this, is, for for the first component, and skin, sensitive, sensitive skin, my skin, face, for sensitive, skin and, my face for the second. A generic-word allowlist excludes possible personal and brand names before ranking; vocabulary terms are not review excerpts. The first component mainly reflects grammatical wording, while the second emphasizes skin sensitivity and facial use. On the same cue sample, full-sample silhouette scores are 2 components: -0.1227; 50 components: -0.0297; 100 components: -0.0162. Silhouette compares within-group closeness with the nearest other group; values near zero indicate overlap and negative values indicate poor separation. Separation improves with more components but remains negative, so these word groups do not form distinct clusters in this representation.</w:t>
       </w:r>
     </w:p>
     <w:p>
@@ -725,7 +743,7 @@
         <w:spacing w:after="150" w:line="253"/>
       </w:pPr>
       <w:r>
-        <w:t xml:space="preserve">The leading bars are unnegated_cue (r 0.696), safety_cue (r 0.620), skin_reaction_unnegated_count (r 0.503); the largest non-asterisked association is body_part_mention, r 0.107. Associations use the later-period half of the uniform sample, including 273 positives; asterisk interpretation and the human check are specified once in Section 10.</w:t>
+        <w:t xml:space="preserve">The leading bars are unnegated_cue (r 0.696), safety_cue (r 0.620), skin_reaction_unnegated_count (r 0.503); the largest non-asterisked association is body_part_mention, r 0.107. Associations use the later-period half of the uniform sample, including 273 positives.</w:t>
       </w:r>
     </w:p>
     <w:p>
@@ -745,7 +763,7 @@
         <w:spacing w:after="100" w:line="253"/>
       </w:pPr>
       <w:r>
-        <w:t xml:space="preserve">Four measured comparisons translate the review evidence into retail planning choices. Here, a higher-risk segment means a higher cue share for investigation under Section 10. Rates use reviews within each segment, while volume represents demand for feedback handling. Compare category composition before allocating staff, changing product messaging or choosing a supplier investigation.</w:t>
+        <w:t xml:space="preserve">Four measured comparisons translate the review evidence into retail planning choices. Here, a higher-risk segment means a higher cue share for investigation. Rates use reviews within each segment, while volume represents demand for feedback handling. Compare category composition before allocating staff, changing product messaging or choosing a supplier investigation.</w:t>
       </w:r>
     </w:p>
     <w:p>
@@ -890,49 +908,1279 @@
         <w:t xml:space="preserve">6. Feature engineering plan: new variables</w:t>
       </w:r>
     </w:p>
-    <w:p>
-      <w:pPr>
-        <w:widowControl/>
-        <w:spacing w:after="100" w:line="253"/>
-      </w:pPr>
-      <w:r>
-        <w:t xml:space="preserve">Negation-scoped safety cues preserve raw, negated and unnegated presence separately. A cue is negated when a negator occurs among the preceding four tokens, with at most three intervening words. Sentence punctuation and contrast words reset the scope, and the title is separated from the body. This local rule preserves affirmative mentions elsewhere in the same account and is the main contextual innovation.</w:t>
-      </w:r>
-    </w:p>
-    <w:p>
-      <w:pPr>
-        <w:widowControl/>
-        <w:spacing w:after="100" w:line="253"/>
-      </w:pPr>
-      <w:r>
-        <w:t xml:space="preserve">Word-group counts retain the number of matched mentions and the number left unnegated for skin reaction, irritation, eye, hair and scalp, smell and spoilage, and contamination. Standalone burn wording is included to recognize short reaction accounts. Counts preserve repeated wording and multiple topics within a review, allowing analysts to distinguish a brief mention from an account that repeatedly describes a particular reaction. A routing view can pair each group with the relevant product team, such as packaging specialists for spoilage and scalp-care specialists for hair-related accounts.</w:t>
-      </w:r>
-    </w:p>
-    <w:p>
-      <w:pPr>
-        <w:widowControl/>
-        <w:spacing w:after="100" w:line="253"/>
-      </w:pPr>
-      <w:r>
-        <w:t xml:space="preserve">Rating-to-text mismatch marks a five-star review containing an unnegated cue. It directs attention to contradictory accounts that a low-rating filter would miss. Text-shape variables add scaled body length, exclamation share, capital-letter share and first-person body-part mentions. Character-based shares handle empty bodies explicitly, and body-part context distinguishes a personal account from generic product discussion.</w:t>
-      </w:r>
-    </w:p>
-    <w:p>
-      <w:pPr>
-        <w:widowControl/>
-        <w:spacing w:after="100" w:line="253"/>
-      </w:pPr>
-      <w:r>
-        <w:t xml:space="preserve">Reviewer behavior supplies prior review count, prior mean rating and a cold-start flag. Product context supplies prior review count, prior unnegated-cue rate and its own cold-start flag. An unavailable prior mean remains missing rather than being disguised as a neutral observation. The safeguards and sample-history boundary are specified in Section 10.</w:t>
-      </w:r>
-    </w:p>
-    <w:p>
-      <w:pPr>
-        <w:widowControl/>
-        <w:spacing w:after="100" w:line="253"/>
-      </w:pPr>
-      <w:r>
-        <w:t xml:space="preserve">Catalogue category and store encodings describe product context without reading complaint labels. Time variables retain calendar year, quarter and days since the first observed product review. Interactions multiply rating by an unnegated cue and combine first-person body-part context with that cue. The verified-purchase interaction cannot be measured because the cleaned schema lacks that field; the supported interactions answer the same contextual screening need without reconstructing purchases.</w:t>
+    <w:tbl>
+      <w:tblPr>
+        <w:tblW w:type="dxa" w:w="9638"/>
+        <w:tblBorders>
+          <w:top w:val="single" w:color="auto" w:sz="4"/>
+          <w:left w:val="single" w:color="auto" w:sz="4"/>
+          <w:bottom w:val="single" w:color="auto" w:sz="4"/>
+          <w:right w:val="single" w:color="auto" w:sz="4"/>
+          <w:insideH w:val="single" w:color="auto" w:sz="4"/>
+          <w:insideV w:val="single" w:color="auto" w:sz="4"/>
+        </w:tblBorders>
+        <w:tblLayout w:type="fixed"/>
+      </w:tblPr>
+      <w:tblGrid>
+        <w:gridCol w:w="1440"/>
+        <w:gridCol w:w="2658"/>
+        <w:gridCol w:w="2658"/>
+        <w:gridCol w:w="2882"/>
+      </w:tblGrid>
+      <w:tr>
+        <w:trPr>
+          <w:cantSplit/>
+          <w:tblHeader/>
+        </w:trPr>
+        <w:tc>
+          <w:tcPr>
+            <w:tcW w:type="dxa" w:w="1440"/>
+            <w:tcBorders>
+              <w:top w:val="single" w:color="D9D9D9" w:sz="4"/>
+              <w:left w:val="single" w:color="D9D9D9" w:sz="4"/>
+              <w:bottom w:val="single" w:color="D9D9D9" w:sz="4"/>
+              <w:right w:val="single" w:color="D9D9D9" w:sz="4"/>
+            </w:tcBorders>
+            <w:shd w:fill="E8EFF3" w:val="clear"/>
+            <w:tcMar>
+              <w:top w:type="dxa" w:w="65"/>
+              <w:left w:type="dxa" w:w="85"/>
+              <w:bottom w:type="dxa" w:w="65"/>
+              <w:right w:type="dxa" w:w="85"/>
+            </w:tcMar>
+            <w:vAlign w:val="center"/>
+          </w:tcPr>
+          <w:p>
+            <w:pPr>
+              <w:spacing w:after="0" w:line="222"/>
+            </w:pPr>
+            <w:r>
+              <w:rPr>
+                <w:b/>
+                <w:bCs/>
+                <w:color w:val="1F3A4D"/>
+                <w:sz w:val="18"/>
+                <w:szCs w:val="18"/>
+              </w:rPr>
+              <w:t xml:space="preserve">Feature</w:t>
+            </w:r>
+          </w:p>
+        </w:tc>
+        <w:tc>
+          <w:tcPr>
+            <w:tcW w:type="dxa" w:w="2658"/>
+            <w:tcBorders>
+              <w:top w:val="single" w:color="D9D9D9" w:sz="4"/>
+              <w:left w:val="single" w:color="D9D9D9" w:sz="4"/>
+              <w:bottom w:val="single" w:color="D9D9D9" w:sz="4"/>
+              <w:right w:val="single" w:color="D9D9D9" w:sz="4"/>
+            </w:tcBorders>
+            <w:shd w:fill="E8EFF3" w:val="clear"/>
+            <w:tcMar>
+              <w:top w:type="dxa" w:w="65"/>
+              <w:left w:type="dxa" w:w="85"/>
+              <w:bottom w:type="dxa" w:w="65"/>
+              <w:right w:type="dxa" w:w="85"/>
+            </w:tcMar>
+            <w:vAlign w:val="center"/>
+          </w:tcPr>
+          <w:p>
+            <w:pPr>
+              <w:spacing w:after="0" w:line="222"/>
+            </w:pPr>
+            <w:r>
+              <w:rPr>
+                <w:b/>
+                <w:bCs/>
+                <w:color w:val="1F3A4D"/>
+                <w:sz w:val="18"/>
+                <w:szCs w:val="18"/>
+              </w:rPr>
+              <w:t xml:space="preserve">How it is built</w:t>
+            </w:r>
+          </w:p>
+        </w:tc>
+        <w:tc>
+          <w:tcPr>
+            <w:tcW w:type="dxa" w:w="2658"/>
+            <w:tcBorders>
+              <w:top w:val="single" w:color="D9D9D9" w:sz="4"/>
+              <w:left w:val="single" w:color="D9D9D9" w:sz="4"/>
+              <w:bottom w:val="single" w:color="D9D9D9" w:sz="4"/>
+              <w:right w:val="single" w:color="D9D9D9" w:sz="4"/>
+            </w:tcBorders>
+            <w:shd w:fill="E8EFF3" w:val="clear"/>
+            <w:tcMar>
+              <w:top w:type="dxa" w:w="65"/>
+              <w:left w:type="dxa" w:w="85"/>
+              <w:bottom w:type="dxa" w:w="65"/>
+              <w:right w:type="dxa" w:w="85"/>
+            </w:tcMar>
+            <w:vAlign w:val="center"/>
+          </w:tcPr>
+          <w:p>
+            <w:pPr>
+              <w:spacing w:after="0" w:line="222"/>
+            </w:pPr>
+            <w:r>
+              <w:rPr>
+                <w:b/>
+                <w:bCs/>
+                <w:color w:val="1F3A4D"/>
+                <w:sz w:val="18"/>
+                <w:szCs w:val="18"/>
+              </w:rPr>
+              <w:t xml:space="preserve">Hidden behaviour or trend it captures</w:t>
+            </w:r>
+          </w:p>
+        </w:tc>
+        <w:tc>
+          <w:tcPr>
+            <w:tcW w:type="dxa" w:w="2882"/>
+            <w:tcBorders>
+              <w:top w:val="single" w:color="D9D9D9" w:sz="4"/>
+              <w:left w:val="single" w:color="D9D9D9" w:sz="4"/>
+              <w:bottom w:val="single" w:color="D9D9D9" w:sz="4"/>
+              <w:right w:val="single" w:color="D9D9D9" w:sz="4"/>
+            </w:tcBorders>
+            <w:shd w:fill="E8EFF3" w:val="clear"/>
+            <w:tcMar>
+              <w:top w:type="dxa" w:w="65"/>
+              <w:left w:type="dxa" w:w="85"/>
+              <w:bottom w:type="dxa" w:w="65"/>
+              <w:right w:type="dxa" w:w="85"/>
+            </w:tcMar>
+            <w:vAlign w:val="center"/>
+          </w:tcPr>
+          <w:p>
+            <w:pPr>
+              <w:spacing w:after="0" w:line="222"/>
+            </w:pPr>
+            <w:r>
+              <w:rPr>
+                <w:b/>
+                <w:bCs/>
+                <w:color w:val="1F3A4D"/>
+                <w:sz w:val="18"/>
+                <w:szCs w:val="18"/>
+              </w:rPr>
+              <w:t xml:space="preserve">H2 / H3 test</w:t>
+            </w:r>
+          </w:p>
+        </w:tc>
+      </w:tr>
+      <w:tr>
+        <w:trPr>
+          <w:cantSplit/>
+          <w:tblHeader w:val="off"/>
+        </w:trPr>
+        <w:tc>
+          <w:tcPr>
+            <w:tcW w:type="dxa" w:w="1440"/>
+            <w:tcBorders>
+              <w:top w:val="single" w:color="D9D9D9" w:sz="4"/>
+              <w:left w:val="single" w:color="D9D9D9" w:sz="4"/>
+              <w:bottom w:val="single" w:color="D9D9D9" w:sz="4"/>
+              <w:right w:val="single" w:color="D9D9D9" w:sz="4"/>
+            </w:tcBorders>
+            <w:tcMar>
+              <w:top w:type="dxa" w:w="65"/>
+              <w:left w:type="dxa" w:w="85"/>
+              <w:bottom w:type="dxa" w:w="65"/>
+              <w:right w:type="dxa" w:w="85"/>
+            </w:tcMar>
+            <w:vAlign w:val="center"/>
+          </w:tcPr>
+          <w:p>
+            <w:pPr>
+              <w:spacing w:after="0" w:line="222"/>
+            </w:pPr>
+            <w:r>
+              <w:rPr>
+                <w:b w:val="false"/>
+                <w:bCs w:val="false"/>
+                <w:color w:val="1F3A4D"/>
+                <w:sz w:val="18"/>
+                <w:szCs w:val="18"/>
+              </w:rPr>
+              <w:t xml:space="preserve">Scoped cues preserve polarity.</w:t>
+            </w:r>
+          </w:p>
+        </w:tc>
+        <w:tc>
+          <w:tcPr>
+            <w:tcW w:type="dxa" w:w="2658"/>
+            <w:tcBorders>
+              <w:top w:val="single" w:color="D9D9D9" w:sz="4"/>
+              <w:left w:val="single" w:color="D9D9D9" w:sz="4"/>
+              <w:bottom w:val="single" w:color="D9D9D9" w:sz="4"/>
+              <w:right w:val="single" w:color="D9D9D9" w:sz="4"/>
+            </w:tcBorders>
+            <w:tcMar>
+              <w:top w:type="dxa" w:w="65"/>
+              <w:left w:type="dxa" w:w="85"/>
+              <w:bottom w:type="dxa" w:w="65"/>
+              <w:right w:type="dxa" w:w="85"/>
+            </w:tcMar>
+            <w:vAlign w:val="center"/>
+          </w:tcPr>
+          <w:p>
+            <w:pPr>
+              <w:spacing w:after="0" w:line="222"/>
+            </w:pPr>
+            <w:r>
+              <w:rPr>
+                <w:b w:val="false"/>
+                <w:bCs w:val="false"/>
+                <w:color w:val="1F3A4D"/>
+                <w:sz w:val="18"/>
+                <w:szCs w:val="18"/>
+              </w:rPr>
+              <w:t xml:space="preserve">Keep raw, negated and unnegated matches.</w:t>
+            </w:r>
+          </w:p>
+        </w:tc>
+        <w:tc>
+          <w:tcPr>
+            <w:tcW w:type="dxa" w:w="2658"/>
+            <w:tcBorders>
+              <w:top w:val="single" w:color="D9D9D9" w:sz="4"/>
+              <w:left w:val="single" w:color="D9D9D9" w:sz="4"/>
+              <w:bottom w:val="single" w:color="D9D9D9" w:sz="4"/>
+              <w:right w:val="single" w:color="D9D9D9" w:sz="4"/>
+            </w:tcBorders>
+            <w:tcMar>
+              <w:top w:type="dxa" w:w="65"/>
+              <w:left w:type="dxa" w:w="85"/>
+              <w:bottom w:type="dxa" w:w="65"/>
+              <w:right w:type="dxa" w:w="85"/>
+            </w:tcMar>
+            <w:vAlign w:val="center"/>
+          </w:tcPr>
+          <w:p>
+            <w:pPr>
+              <w:spacing w:after="0" w:line="222"/>
+            </w:pPr>
+            <w:r>
+              <w:rPr>
+                <w:b w:val="false"/>
+                <w:bCs w:val="false"/>
+                <w:color w:val="1F3A4D"/>
+                <w:sz w:val="18"/>
+                <w:szCs w:val="18"/>
+              </w:rPr>
+              <w:t xml:space="preserve">Local denials differ from affirmative wording.</w:t>
+            </w:r>
+          </w:p>
+        </w:tc>
+        <w:tc>
+          <w:tcPr>
+            <w:tcW w:type="dxa" w:w="2882"/>
+            <w:tcBorders>
+              <w:top w:val="single" w:color="D9D9D9" w:sz="4"/>
+              <w:left w:val="single" w:color="D9D9D9" w:sz="4"/>
+              <w:bottom w:val="single" w:color="D9D9D9" w:sz="4"/>
+              <w:right w:val="single" w:color="D9D9D9" w:sz="4"/>
+            </w:tcBorders>
+            <w:tcMar>
+              <w:top w:type="dxa" w:w="65"/>
+              <w:left w:type="dxa" w:w="85"/>
+              <w:bottom w:type="dxa" w:w="65"/>
+              <w:right w:type="dxa" w:w="85"/>
+            </w:tcMar>
+            <w:vAlign w:val="center"/>
+          </w:tcPr>
+          <w:p>
+            <w:pPr>
+              <w:spacing w:after="0" w:line="222"/>
+            </w:pPr>
+            <w:r>
+              <w:rPr>
+                <w:b w:val="false"/>
+                <w:bCs w:val="false"/>
+                <w:color w:val="1F3A4D"/>
+                <w:sz w:val="18"/>
+                <w:szCs w:val="18"/>
+              </w:rPr>
+              <w:t xml:space="preserve">H2 tests fewer false alerts; H3 supplies contextual rule votes.</w:t>
+            </w:r>
+          </w:p>
+        </w:tc>
+      </w:tr>
+      <w:tr>
+        <w:trPr>
+          <w:cantSplit/>
+          <w:tblHeader w:val="off"/>
+        </w:trPr>
+        <w:tc>
+          <w:tcPr>
+            <w:tcW w:type="dxa" w:w="1440"/>
+            <w:tcBorders>
+              <w:top w:val="single" w:color="D9D9D9" w:sz="4"/>
+              <w:left w:val="single" w:color="D9D9D9" w:sz="4"/>
+              <w:bottom w:val="single" w:color="D9D9D9" w:sz="4"/>
+              <w:right w:val="single" w:color="D9D9D9" w:sz="4"/>
+            </w:tcBorders>
+            <w:tcMar>
+              <w:top w:type="dxa" w:w="65"/>
+              <w:left w:type="dxa" w:w="85"/>
+              <w:bottom w:type="dxa" w:w="65"/>
+              <w:right w:type="dxa" w:w="85"/>
+            </w:tcMar>
+            <w:vAlign w:val="center"/>
+          </w:tcPr>
+          <w:p>
+            <w:pPr>
+              <w:spacing w:after="0" w:line="222"/>
+            </w:pPr>
+            <w:r>
+              <w:rPr>
+                <w:b w:val="false"/>
+                <w:bCs w:val="false"/>
+                <w:color w:val="1F3A4D"/>
+                <w:sz w:val="18"/>
+                <w:szCs w:val="18"/>
+              </w:rPr>
+              <w:t xml:space="preserve">Group counts retain topics.</w:t>
+            </w:r>
+          </w:p>
+        </w:tc>
+        <w:tc>
+          <w:tcPr>
+            <w:tcW w:type="dxa" w:w="2658"/>
+            <w:tcBorders>
+              <w:top w:val="single" w:color="D9D9D9" w:sz="4"/>
+              <w:left w:val="single" w:color="D9D9D9" w:sz="4"/>
+              <w:bottom w:val="single" w:color="D9D9D9" w:sz="4"/>
+              <w:right w:val="single" w:color="D9D9D9" w:sz="4"/>
+            </w:tcBorders>
+            <w:tcMar>
+              <w:top w:type="dxa" w:w="65"/>
+              <w:left w:type="dxa" w:w="85"/>
+              <w:bottom w:type="dxa" w:w="65"/>
+              <w:right w:type="dxa" w:w="85"/>
+            </w:tcMar>
+            <w:vAlign w:val="center"/>
+          </w:tcPr>
+          <w:p>
+            <w:pPr>
+              <w:spacing w:after="0" w:line="222"/>
+            </w:pPr>
+            <w:r>
+              <w:rPr>
+                <w:b w:val="false"/>
+                <w:bCs w:val="false"/>
+                <w:color w:val="1F3A4D"/>
+                <w:sz w:val="18"/>
+                <w:szCs w:val="18"/>
+              </w:rPr>
+              <w:t xml:space="preserve">Count raw and unnegated matches per group.</w:t>
+            </w:r>
+          </w:p>
+        </w:tc>
+        <w:tc>
+          <w:tcPr>
+            <w:tcW w:type="dxa" w:w="2658"/>
+            <w:tcBorders>
+              <w:top w:val="single" w:color="D9D9D9" w:sz="4"/>
+              <w:left w:val="single" w:color="D9D9D9" w:sz="4"/>
+              <w:bottom w:val="single" w:color="D9D9D9" w:sz="4"/>
+              <w:right w:val="single" w:color="D9D9D9" w:sz="4"/>
+            </w:tcBorders>
+            <w:tcMar>
+              <w:top w:type="dxa" w:w="65"/>
+              <w:left w:type="dxa" w:w="85"/>
+              <w:bottom w:type="dxa" w:w="65"/>
+              <w:right w:type="dxa" w:w="85"/>
+            </w:tcMar>
+            <w:vAlign w:val="center"/>
+          </w:tcPr>
+          <w:p>
+            <w:pPr>
+              <w:spacing w:after="0" w:line="222"/>
+            </w:pPr>
+            <w:r>
+              <w:rPr>
+                <w:b w:val="false"/>
+                <w:bCs w:val="false"/>
+                <w:color w:val="1F3A4D"/>
+                <w:sz w:val="18"/>
+                <w:szCs w:val="18"/>
+              </w:rPr>
+              <w:t xml:space="preserve">Repeated and overlapping symptoms remain visible.</w:t>
+            </w:r>
+          </w:p>
+        </w:tc>
+        <w:tc>
+          <w:tcPr>
+            <w:tcW w:type="dxa" w:w="2882"/>
+            <w:tcBorders>
+              <w:top w:val="single" w:color="D9D9D9" w:sz="4"/>
+              <w:left w:val="single" w:color="D9D9D9" w:sz="4"/>
+              <w:bottom w:val="single" w:color="D9D9D9" w:sz="4"/>
+              <w:right w:val="single" w:color="D9D9D9" w:sz="4"/>
+            </w:tcBorders>
+            <w:tcMar>
+              <w:top w:type="dxa" w:w="65"/>
+              <w:left w:type="dxa" w:w="85"/>
+              <w:bottom w:type="dxa" w:w="65"/>
+              <w:right w:type="dxa" w:w="85"/>
+            </w:tcMar>
+            <w:vAlign w:val="center"/>
+          </w:tcPr>
+          <w:p>
+            <w:pPr>
+              <w:spacing w:after="0" w:line="222"/>
+            </w:pPr>
+            <w:r>
+              <w:rPr>
+                <w:b w:val="false"/>
+                <w:bCs w:val="false"/>
+                <w:color w:val="1F3A4D"/>
+                <w:sz w:val="18"/>
+                <w:szCs w:val="18"/>
+              </w:rPr>
+              <w:t xml:space="preserve">H2 tests topic detail; H3 checks rule coverage and conflicts.</w:t>
+            </w:r>
+          </w:p>
+        </w:tc>
+      </w:tr>
+      <w:tr>
+        <w:trPr>
+          <w:cantSplit/>
+          <w:tblHeader w:val="off"/>
+        </w:trPr>
+        <w:tc>
+          <w:tcPr>
+            <w:tcW w:type="dxa" w:w="1440"/>
+            <w:tcBorders>
+              <w:top w:val="single" w:color="D9D9D9" w:sz="4"/>
+              <w:left w:val="single" w:color="D9D9D9" w:sz="4"/>
+              <w:bottom w:val="single" w:color="D9D9D9" w:sz="4"/>
+              <w:right w:val="single" w:color="D9D9D9" w:sz="4"/>
+            </w:tcBorders>
+            <w:tcMar>
+              <w:top w:type="dxa" w:w="65"/>
+              <w:left w:type="dxa" w:w="85"/>
+              <w:bottom w:type="dxa" w:w="65"/>
+              <w:right w:type="dxa" w:w="85"/>
+            </w:tcMar>
+            <w:vAlign w:val="center"/>
+          </w:tcPr>
+          <w:p>
+            <w:pPr>
+              <w:spacing w:after="0" w:line="222"/>
+            </w:pPr>
+            <w:r>
+              <w:rPr>
+                <w:b w:val="false"/>
+                <w:bCs w:val="false"/>
+                <w:color w:val="1F3A4D"/>
+                <w:sz w:val="18"/>
+                <w:szCs w:val="18"/>
+              </w:rPr>
+              <w:t xml:space="preserve">Rating mismatch flags contradiction.</w:t>
+            </w:r>
+          </w:p>
+        </w:tc>
+        <w:tc>
+          <w:tcPr>
+            <w:tcW w:type="dxa" w:w="2658"/>
+            <w:tcBorders>
+              <w:top w:val="single" w:color="D9D9D9" w:sz="4"/>
+              <w:left w:val="single" w:color="D9D9D9" w:sz="4"/>
+              <w:bottom w:val="single" w:color="D9D9D9" w:sz="4"/>
+              <w:right w:val="single" w:color="D9D9D9" w:sz="4"/>
+            </w:tcBorders>
+            <w:tcMar>
+              <w:top w:type="dxa" w:w="65"/>
+              <w:left w:type="dxa" w:w="85"/>
+              <w:bottom w:type="dxa" w:w="65"/>
+              <w:right w:type="dxa" w:w="85"/>
+            </w:tcMar>
+            <w:vAlign w:val="center"/>
+          </w:tcPr>
+          <w:p>
+            <w:pPr>
+              <w:spacing w:after="0" w:line="222"/>
+            </w:pPr>
+            <w:r>
+              <w:rPr>
+                <w:b w:val="false"/>
+                <w:bCs w:val="false"/>
+                <w:color w:val="1F3A4D"/>
+                <w:sz w:val="18"/>
+                <w:szCs w:val="18"/>
+              </w:rPr>
+              <w:t xml:space="preserve">Mark five stars with an unnegated cue.</w:t>
+            </w:r>
+          </w:p>
+        </w:tc>
+        <w:tc>
+          <w:tcPr>
+            <w:tcW w:type="dxa" w:w="2658"/>
+            <w:tcBorders>
+              <w:top w:val="single" w:color="D9D9D9" w:sz="4"/>
+              <w:left w:val="single" w:color="D9D9D9" w:sz="4"/>
+              <w:bottom w:val="single" w:color="D9D9D9" w:sz="4"/>
+              <w:right w:val="single" w:color="D9D9D9" w:sz="4"/>
+            </w:tcBorders>
+            <w:tcMar>
+              <w:top w:type="dxa" w:w="65"/>
+              <w:left w:type="dxa" w:w="85"/>
+              <w:bottom w:type="dxa" w:w="65"/>
+              <w:right w:type="dxa" w:w="85"/>
+            </w:tcMar>
+            <w:vAlign w:val="center"/>
+          </w:tcPr>
+          <w:p>
+            <w:pPr>
+              <w:spacing w:after="0" w:line="222"/>
+            </w:pPr>
+            <w:r>
+              <w:rPr>
+                <w:b w:val="false"/>
+                <w:bCs w:val="false"/>
+                <w:color w:val="1F3A4D"/>
+                <w:sz w:val="18"/>
+                <w:szCs w:val="18"/>
+              </w:rPr>
+              <w:t xml:space="preserve">Satisfied reviewers can still report harm.</w:t>
+            </w:r>
+          </w:p>
+        </w:tc>
+        <w:tc>
+          <w:tcPr>
+            <w:tcW w:type="dxa" w:w="2882"/>
+            <w:tcBorders>
+              <w:top w:val="single" w:color="D9D9D9" w:sz="4"/>
+              <w:left w:val="single" w:color="D9D9D9" w:sz="4"/>
+              <w:bottom w:val="single" w:color="D9D9D9" w:sz="4"/>
+              <w:right w:val="single" w:color="D9D9D9" w:sz="4"/>
+            </w:tcBorders>
+            <w:tcMar>
+              <w:top w:type="dxa" w:w="65"/>
+              <w:left w:type="dxa" w:w="85"/>
+              <w:bottom w:type="dxa" w:w="65"/>
+              <w:right w:type="dxa" w:w="85"/>
+            </w:tcMar>
+            <w:vAlign w:val="center"/>
+          </w:tcPr>
+          <w:p>
+            <w:pPr>
+              <w:spacing w:after="0" w:line="222"/>
+            </w:pPr>
+            <w:r>
+              <w:rPr>
+                <w:b w:val="false"/>
+                <w:bCs w:val="false"/>
+                <w:color w:val="1F3A4D"/>
+                <w:sz w:val="18"/>
+                <w:szCs w:val="18"/>
+              </w:rPr>
+              <w:t xml:space="preserve">H2 tests missed accounts; H3 checks rating-based rule errors.</w:t>
+            </w:r>
+          </w:p>
+        </w:tc>
+      </w:tr>
+      <w:tr>
+        <w:trPr>
+          <w:cantSplit/>
+          <w:tblHeader w:val="off"/>
+        </w:trPr>
+        <w:tc>
+          <w:tcPr>
+            <w:tcW w:type="dxa" w:w="1440"/>
+            <w:tcBorders>
+              <w:top w:val="single" w:color="D9D9D9" w:sz="4"/>
+              <w:left w:val="single" w:color="D9D9D9" w:sz="4"/>
+              <w:bottom w:val="single" w:color="D9D9D9" w:sz="4"/>
+              <w:right w:val="single" w:color="D9D9D9" w:sz="4"/>
+            </w:tcBorders>
+            <w:tcMar>
+              <w:top w:type="dxa" w:w="65"/>
+              <w:left w:type="dxa" w:w="85"/>
+              <w:bottom w:type="dxa" w:w="65"/>
+              <w:right w:type="dxa" w:w="85"/>
+            </w:tcMar>
+            <w:vAlign w:val="center"/>
+          </w:tcPr>
+          <w:p>
+            <w:pPr>
+              <w:spacing w:after="0" w:line="222"/>
+            </w:pPr>
+            <w:r>
+              <w:rPr>
+                <w:b w:val="false"/>
+                <w:bCs w:val="false"/>
+                <w:color w:val="1F3A4D"/>
+                <w:sz w:val="18"/>
+                <w:szCs w:val="18"/>
+              </w:rPr>
+              <w:t xml:space="preserve">Text shape records expression.</w:t>
+            </w:r>
+          </w:p>
+        </w:tc>
+        <w:tc>
+          <w:tcPr>
+            <w:tcW w:type="dxa" w:w="2658"/>
+            <w:tcBorders>
+              <w:top w:val="single" w:color="D9D9D9" w:sz="4"/>
+              <w:left w:val="single" w:color="D9D9D9" w:sz="4"/>
+              <w:bottom w:val="single" w:color="D9D9D9" w:sz="4"/>
+              <w:right w:val="single" w:color="D9D9D9" w:sz="4"/>
+            </w:tcBorders>
+            <w:tcMar>
+              <w:top w:type="dxa" w:w="65"/>
+              <w:left w:type="dxa" w:w="85"/>
+              <w:bottom w:type="dxa" w:w="65"/>
+              <w:right w:type="dxa" w:w="85"/>
+            </w:tcMar>
+            <w:vAlign w:val="center"/>
+          </w:tcPr>
+          <w:p>
+            <w:pPr>
+              <w:spacing w:after="0" w:line="222"/>
+            </w:pPr>
+            <w:r>
+              <w:rPr>
+                <w:b w:val="false"/>
+                <w:bCs w:val="false"/>
+                <w:color w:val="1F3A4D"/>
+                <w:sz w:val="18"/>
+                <w:szCs w:val="18"/>
+              </w:rPr>
+              <w:t xml:space="preserve">Scale length; count capitals, exclamations and personal body context.</w:t>
+            </w:r>
+          </w:p>
+        </w:tc>
+        <w:tc>
+          <w:tcPr>
+            <w:tcW w:type="dxa" w:w="2658"/>
+            <w:tcBorders>
+              <w:top w:val="single" w:color="D9D9D9" w:sz="4"/>
+              <w:left w:val="single" w:color="D9D9D9" w:sz="4"/>
+              <w:bottom w:val="single" w:color="D9D9D9" w:sz="4"/>
+              <w:right w:val="single" w:color="D9D9D9" w:sz="4"/>
+            </w:tcBorders>
+            <w:tcMar>
+              <w:top w:type="dxa" w:w="65"/>
+              <w:left w:type="dxa" w:w="85"/>
+              <w:bottom w:type="dxa" w:w="65"/>
+              <w:right w:type="dxa" w:w="85"/>
+            </w:tcMar>
+            <w:vAlign w:val="center"/>
+          </w:tcPr>
+          <w:p>
+            <w:pPr>
+              <w:spacing w:after="0" w:line="222"/>
+            </w:pPr>
+            <w:r>
+              <w:rPr>
+                <w:b w:val="false"/>
+                <w:bCs w:val="false"/>
+                <w:color w:val="1F3A4D"/>
+                <w:sz w:val="18"/>
+                <w:szCs w:val="18"/>
+              </w:rPr>
+              <w:t xml:space="preserve">Detailed personal accounts differ from generic discussion.</w:t>
+            </w:r>
+          </w:p>
+        </w:tc>
+        <w:tc>
+          <w:tcPr>
+            <w:tcW w:type="dxa" w:w="2882"/>
+            <w:tcBorders>
+              <w:top w:val="single" w:color="D9D9D9" w:sz="4"/>
+              <w:left w:val="single" w:color="D9D9D9" w:sz="4"/>
+              <w:bottom w:val="single" w:color="D9D9D9" w:sz="4"/>
+              <w:right w:val="single" w:color="D9D9D9" w:sz="4"/>
+            </w:tcBorders>
+            <w:tcMar>
+              <w:top w:type="dxa" w:w="65"/>
+              <w:left w:type="dxa" w:w="85"/>
+              <w:bottom w:type="dxa" w:w="65"/>
+              <w:right w:type="dxa" w:w="85"/>
+            </w:tcMar>
+            <w:vAlign w:val="center"/>
+          </w:tcPr>
+          <w:p>
+            <w:pPr>
+              <w:spacing w:after="0" w:line="222"/>
+            </w:pPr>
+            <w:r>
+              <w:rPr>
+                <w:b w:val="false"/>
+                <w:bCs w:val="false"/>
+                <w:color w:val="1F3A4D"/>
+                <w:sz w:val="18"/>
+                <w:szCs w:val="18"/>
+              </w:rPr>
+              <w:t xml:space="preserve">H2 tests added context; H3 audits coverage by writing style.</w:t>
+            </w:r>
+          </w:p>
+        </w:tc>
+      </w:tr>
+      <w:tr>
+        <w:trPr>
+          <w:cantSplit/>
+          <w:tblHeader w:val="off"/>
+        </w:trPr>
+        <w:tc>
+          <w:tcPr>
+            <w:tcW w:type="dxa" w:w="1440"/>
+            <w:tcBorders>
+              <w:top w:val="single" w:color="D9D9D9" w:sz="4"/>
+              <w:left w:val="single" w:color="D9D9D9" w:sz="4"/>
+              <w:bottom w:val="single" w:color="D9D9D9" w:sz="4"/>
+              <w:right w:val="single" w:color="D9D9D9" w:sz="4"/>
+            </w:tcBorders>
+            <w:tcMar>
+              <w:top w:type="dxa" w:w="65"/>
+              <w:left w:type="dxa" w:w="85"/>
+              <w:bottom w:type="dxa" w:w="65"/>
+              <w:right w:type="dxa" w:w="85"/>
+            </w:tcMar>
+            <w:vAlign w:val="center"/>
+          </w:tcPr>
+          <w:p>
+            <w:pPr>
+              <w:spacing w:after="0" w:line="222"/>
+            </w:pPr>
+            <w:r>
+              <w:rPr>
+                <w:b w:val="false"/>
+                <w:bCs w:val="false"/>
+                <w:color w:val="1F3A4D"/>
+                <w:sz w:val="18"/>
+                <w:szCs w:val="18"/>
+              </w:rPr>
+              <w:t xml:space="preserve">Reviewer history describes activity.</w:t>
+            </w:r>
+          </w:p>
+        </w:tc>
+        <w:tc>
+          <w:tcPr>
+            <w:tcW w:type="dxa" w:w="2658"/>
+            <w:tcBorders>
+              <w:top w:val="single" w:color="D9D9D9" w:sz="4"/>
+              <w:left w:val="single" w:color="D9D9D9" w:sz="4"/>
+              <w:bottom w:val="single" w:color="D9D9D9" w:sz="4"/>
+              <w:right w:val="single" w:color="D9D9D9" w:sz="4"/>
+            </w:tcBorders>
+            <w:tcMar>
+              <w:top w:type="dxa" w:w="65"/>
+              <w:left w:type="dxa" w:w="85"/>
+              <w:bottom w:type="dxa" w:w="65"/>
+              <w:right w:type="dxa" w:w="85"/>
+            </w:tcMar>
+            <w:vAlign w:val="center"/>
+          </w:tcPr>
+          <w:p>
+            <w:pPr>
+              <w:spacing w:after="0" w:line="222"/>
+            </w:pPr>
+            <w:r>
+              <w:rPr>
+                <w:b w:val="false"/>
+                <w:bCs w:val="false"/>
+                <w:color w:val="1F3A4D"/>
+                <w:sz w:val="18"/>
+                <w:szCs w:val="18"/>
+              </w:rPr>
+              <w:t xml:space="preserve">Use earlier count, mean rating and a cold-start flag.</w:t>
+            </w:r>
+          </w:p>
+        </w:tc>
+        <w:tc>
+          <w:tcPr>
+            <w:tcW w:type="dxa" w:w="2658"/>
+            <w:tcBorders>
+              <w:top w:val="single" w:color="D9D9D9" w:sz="4"/>
+              <w:left w:val="single" w:color="D9D9D9" w:sz="4"/>
+              <w:bottom w:val="single" w:color="D9D9D9" w:sz="4"/>
+              <w:right w:val="single" w:color="D9D9D9" w:sz="4"/>
+            </w:tcBorders>
+            <w:tcMar>
+              <w:top w:type="dxa" w:w="65"/>
+              <w:left w:type="dxa" w:w="85"/>
+              <w:bottom w:type="dxa" w:w="65"/>
+              <w:right w:type="dxa" w:w="85"/>
+            </w:tcMar>
+            <w:vAlign w:val="center"/>
+          </w:tcPr>
+          <w:p>
+            <w:pPr>
+              <w:spacing w:after="0" w:line="222"/>
+            </w:pPr>
+            <w:r>
+              <w:rPr>
+                <w:b w:val="false"/>
+                <w:bCs w:val="false"/>
+                <w:color w:val="1F3A4D"/>
+                <w:sz w:val="18"/>
+                <w:szCs w:val="18"/>
+              </w:rPr>
+              <w:t xml:space="preserve">Current wording can differ from earlier rating habits.</w:t>
+            </w:r>
+          </w:p>
+        </w:tc>
+        <w:tc>
+          <w:tcPr>
+            <w:tcW w:type="dxa" w:w="2882"/>
+            <w:tcBorders>
+              <w:top w:val="single" w:color="D9D9D9" w:sz="4"/>
+              <w:left w:val="single" w:color="D9D9D9" w:sz="4"/>
+              <w:bottom w:val="single" w:color="D9D9D9" w:sz="4"/>
+              <w:right w:val="single" w:color="D9D9D9" w:sz="4"/>
+            </w:tcBorders>
+            <w:tcMar>
+              <w:top w:type="dxa" w:w="65"/>
+              <w:left w:type="dxa" w:w="85"/>
+              <w:bottom w:type="dxa" w:w="65"/>
+              <w:right w:type="dxa" w:w="85"/>
+            </w:tcMar>
+            <w:vAlign w:val="center"/>
+          </w:tcPr>
+          <w:p>
+            <w:pPr>
+              <w:spacing w:after="0" w:line="222"/>
+            </w:pPr>
+            <w:r>
+              <w:rPr>
+                <w:b w:val="false"/>
+                <w:bCs w:val="false"/>
+                <w:color w:val="1F3A4D"/>
+                <w:sz w:val="18"/>
+                <w:szCs w:val="18"/>
+              </w:rPr>
+              <w:t xml:space="preserve">H2 tests behavioral context; H3 checks repeated-activity bias.</w:t>
+            </w:r>
+          </w:p>
+        </w:tc>
+      </w:tr>
+      <w:tr>
+        <w:trPr>
+          <w:cantSplit/>
+          <w:tblHeader w:val="off"/>
+        </w:trPr>
+        <w:tc>
+          <w:tcPr>
+            <w:tcW w:type="dxa" w:w="1440"/>
+            <w:tcBorders>
+              <w:top w:val="single" w:color="D9D9D9" w:sz="4"/>
+              <w:left w:val="single" w:color="D9D9D9" w:sz="4"/>
+              <w:bottom w:val="single" w:color="D9D9D9" w:sz="4"/>
+              <w:right w:val="single" w:color="D9D9D9" w:sz="4"/>
+            </w:tcBorders>
+            <w:tcMar>
+              <w:top w:type="dxa" w:w="65"/>
+              <w:left w:type="dxa" w:w="85"/>
+              <w:bottom w:type="dxa" w:w="65"/>
+              <w:right w:type="dxa" w:w="85"/>
+            </w:tcMar>
+            <w:vAlign w:val="center"/>
+          </w:tcPr>
+          <w:p>
+            <w:pPr>
+              <w:spacing w:after="0" w:line="222"/>
+            </w:pPr>
+            <w:r>
+              <w:rPr>
+                <w:b w:val="false"/>
+                <w:bCs w:val="false"/>
+                <w:color w:val="1F3A4D"/>
+                <w:sz w:val="18"/>
+                <w:szCs w:val="18"/>
+              </w:rPr>
+              <w:t xml:space="preserve">Product context describes cohorts.</w:t>
+            </w:r>
+          </w:p>
+        </w:tc>
+        <w:tc>
+          <w:tcPr>
+            <w:tcW w:type="dxa" w:w="2658"/>
+            <w:tcBorders>
+              <w:top w:val="single" w:color="D9D9D9" w:sz="4"/>
+              <w:left w:val="single" w:color="D9D9D9" w:sz="4"/>
+              <w:bottom w:val="single" w:color="D9D9D9" w:sz="4"/>
+              <w:right w:val="single" w:color="D9D9D9" w:sz="4"/>
+            </w:tcBorders>
+            <w:tcMar>
+              <w:top w:type="dxa" w:w="65"/>
+              <w:left w:type="dxa" w:w="85"/>
+              <w:bottom w:type="dxa" w:w="65"/>
+              <w:right w:type="dxa" w:w="85"/>
+            </w:tcMar>
+            <w:vAlign w:val="center"/>
+          </w:tcPr>
+          <w:p>
+            <w:pPr>
+              <w:spacing w:after="0" w:line="222"/>
+            </w:pPr>
+            <w:r>
+              <w:rPr>
+                <w:b w:val="false"/>
+                <w:bCs w:val="false"/>
+                <w:color w:val="1F3A4D"/>
+                <w:sz w:val="18"/>
+                <w:szCs w:val="18"/>
+              </w:rPr>
+              <w:t xml:space="preserve">Use prior count and cue rate, cold starts and catalogue encodings.</w:t>
+            </w:r>
+          </w:p>
+        </w:tc>
+        <w:tc>
+          <w:tcPr>
+            <w:tcW w:type="dxa" w:w="2658"/>
+            <w:tcBorders>
+              <w:top w:val="single" w:color="D9D9D9" w:sz="4"/>
+              <w:left w:val="single" w:color="D9D9D9" w:sz="4"/>
+              <w:bottom w:val="single" w:color="D9D9D9" w:sz="4"/>
+              <w:right w:val="single" w:color="D9D9D9" w:sz="4"/>
+            </w:tcBorders>
+            <w:tcMar>
+              <w:top w:type="dxa" w:w="65"/>
+              <w:left w:type="dxa" w:w="85"/>
+              <w:bottom w:type="dxa" w:w="65"/>
+              <w:right w:type="dxa" w:w="85"/>
+            </w:tcMar>
+            <w:vAlign w:val="center"/>
+          </w:tcPr>
+          <w:p>
+            <w:pPr>
+              <w:spacing w:after="0" w:line="222"/>
+            </w:pPr>
+            <w:r>
+              <w:rPr>
+                <w:b w:val="false"/>
+                <w:bCs w:val="false"/>
+                <w:color w:val="1F3A4D"/>
+                <w:sz w:val="18"/>
+                <w:szCs w:val="18"/>
+              </w:rPr>
+              <w:t xml:space="preserve">Clusters differ by product history and retail mix.</w:t>
+            </w:r>
+          </w:p>
+        </w:tc>
+        <w:tc>
+          <w:tcPr>
+            <w:tcW w:type="dxa" w:w="2882"/>
+            <w:tcBorders>
+              <w:top w:val="single" w:color="D9D9D9" w:sz="4"/>
+              <w:left w:val="single" w:color="D9D9D9" w:sz="4"/>
+              <w:bottom w:val="single" w:color="D9D9D9" w:sz="4"/>
+              <w:right w:val="single" w:color="D9D9D9" w:sz="4"/>
+            </w:tcBorders>
+            <w:tcMar>
+              <w:top w:type="dxa" w:w="65"/>
+              <w:left w:type="dxa" w:w="85"/>
+              <w:bottom w:type="dxa" w:w="65"/>
+              <w:right w:type="dxa" w:w="85"/>
+            </w:tcMar>
+            <w:vAlign w:val="center"/>
+          </w:tcPr>
+          <w:p>
+            <w:pPr>
+              <w:spacing w:after="0" w:line="222"/>
+            </w:pPr>
+            <w:r>
+              <w:rPr>
+                <w:b w:val="false"/>
+                <w:bCs w:val="false"/>
+                <w:color w:val="1F3A4D"/>
+                <w:sz w:val="18"/>
+                <w:szCs w:val="18"/>
+              </w:rPr>
+              <w:t xml:space="preserve">H2 tests cohort generalization; H3 checks product dominance.</w:t>
+            </w:r>
+          </w:p>
+        </w:tc>
+      </w:tr>
+      <w:tr>
+        <w:trPr>
+          <w:cantSplit/>
+          <w:tblHeader w:val="off"/>
+        </w:trPr>
+        <w:tc>
+          <w:tcPr>
+            <w:tcW w:type="dxa" w:w="1440"/>
+            <w:tcBorders>
+              <w:top w:val="single" w:color="D9D9D9" w:sz="4"/>
+              <w:left w:val="single" w:color="D9D9D9" w:sz="4"/>
+              <w:bottom w:val="single" w:color="D9D9D9" w:sz="4"/>
+              <w:right w:val="single" w:color="D9D9D9" w:sz="4"/>
+            </w:tcBorders>
+            <w:tcMar>
+              <w:top w:type="dxa" w:w="65"/>
+              <w:left w:type="dxa" w:w="85"/>
+              <w:bottom w:type="dxa" w:w="65"/>
+              <w:right w:type="dxa" w:w="85"/>
+            </w:tcMar>
+            <w:vAlign w:val="center"/>
+          </w:tcPr>
+          <w:p>
+            <w:pPr>
+              <w:spacing w:after="0" w:line="222"/>
+            </w:pPr>
+            <w:r>
+              <w:rPr>
+                <w:b w:val="false"/>
+                <w:bCs w:val="false"/>
+                <w:color w:val="1F3A4D"/>
+                <w:sz w:val="18"/>
+                <w:szCs w:val="18"/>
+              </w:rPr>
+              <w:t xml:space="preserve">Time variables locate change.</w:t>
+            </w:r>
+          </w:p>
+        </w:tc>
+        <w:tc>
+          <w:tcPr>
+            <w:tcW w:type="dxa" w:w="2658"/>
+            <w:tcBorders>
+              <w:top w:val="single" w:color="D9D9D9" w:sz="4"/>
+              <w:left w:val="single" w:color="D9D9D9" w:sz="4"/>
+              <w:bottom w:val="single" w:color="D9D9D9" w:sz="4"/>
+              <w:right w:val="single" w:color="D9D9D9" w:sz="4"/>
+            </w:tcBorders>
+            <w:tcMar>
+              <w:top w:type="dxa" w:w="65"/>
+              <w:left w:type="dxa" w:w="85"/>
+              <w:bottom w:type="dxa" w:w="65"/>
+              <w:right w:type="dxa" w:w="85"/>
+            </w:tcMar>
+            <w:vAlign w:val="center"/>
+          </w:tcPr>
+          <w:p>
+            <w:pPr>
+              <w:spacing w:after="0" w:line="222"/>
+            </w:pPr>
+            <w:r>
+              <w:rPr>
+                <w:b w:val="false"/>
+                <w:bCs w:val="false"/>
+                <w:color w:val="1F3A4D"/>
+                <w:sz w:val="18"/>
+                <w:szCs w:val="18"/>
+              </w:rPr>
+              <w:t xml:space="preserve">Derive year, quarter and observed product age.</w:t>
+            </w:r>
+          </w:p>
+        </w:tc>
+        <w:tc>
+          <w:tcPr>
+            <w:tcW w:type="dxa" w:w="2658"/>
+            <w:tcBorders>
+              <w:top w:val="single" w:color="D9D9D9" w:sz="4"/>
+              <w:left w:val="single" w:color="D9D9D9" w:sz="4"/>
+              <w:bottom w:val="single" w:color="D9D9D9" w:sz="4"/>
+              <w:right w:val="single" w:color="D9D9D9" w:sz="4"/>
+            </w:tcBorders>
+            <w:tcMar>
+              <w:top w:type="dxa" w:w="65"/>
+              <w:left w:type="dxa" w:w="85"/>
+              <w:bottom w:type="dxa" w:w="65"/>
+              <w:right w:type="dxa" w:w="85"/>
+            </w:tcMar>
+            <w:vAlign w:val="center"/>
+          </w:tcPr>
+          <w:p>
+            <w:pPr>
+              <w:spacing w:after="0" w:line="222"/>
+            </w:pPr>
+            <w:r>
+              <w:rPr>
+                <w:b w:val="false"/>
+                <w:bCs w:val="false"/>
+                <w:color w:val="1F3A4D"/>
+                <w:sz w:val="18"/>
+                <w:szCs w:val="18"/>
+              </w:rPr>
+              <w:t xml:space="preserve">Established listings differ from newly observed products.</w:t>
+            </w:r>
+          </w:p>
+        </w:tc>
+        <w:tc>
+          <w:tcPr>
+            <w:tcW w:type="dxa" w:w="2882"/>
+            <w:tcBorders>
+              <w:top w:val="single" w:color="D9D9D9" w:sz="4"/>
+              <w:left w:val="single" w:color="D9D9D9" w:sz="4"/>
+              <w:bottom w:val="single" w:color="D9D9D9" w:sz="4"/>
+              <w:right w:val="single" w:color="D9D9D9" w:sz="4"/>
+            </w:tcBorders>
+            <w:tcMar>
+              <w:top w:type="dxa" w:w="65"/>
+              <w:left w:type="dxa" w:w="85"/>
+              <w:bottom w:type="dxa" w:w="65"/>
+              <w:right w:type="dxa" w:w="85"/>
+            </w:tcMar>
+            <w:vAlign w:val="center"/>
+          </w:tcPr>
+          <w:p>
+            <w:pPr>
+              <w:spacing w:after="0" w:line="222"/>
+            </w:pPr>
+            <w:r>
+              <w:rPr>
+                <w:b w:val="false"/>
+                <w:bCs w:val="false"/>
+                <w:color w:val="1F3A4D"/>
+                <w:sz w:val="18"/>
+                <w:szCs w:val="18"/>
+              </w:rPr>
+              <w:t xml:space="preserve">H2 tests later-period stability; H3 checks rule drift.</w:t>
+            </w:r>
+          </w:p>
+        </w:tc>
+      </w:tr>
+      <w:tr>
+        <w:trPr>
+          <w:cantSplit/>
+          <w:tblHeader w:val="off"/>
+        </w:trPr>
+        <w:tc>
+          <w:tcPr>
+            <w:tcW w:type="dxa" w:w="1440"/>
+            <w:tcBorders>
+              <w:top w:val="single" w:color="D9D9D9" w:sz="4"/>
+              <w:left w:val="single" w:color="D9D9D9" w:sz="4"/>
+              <w:bottom w:val="single" w:color="D9D9D9" w:sz="4"/>
+              <w:right w:val="single" w:color="D9D9D9" w:sz="4"/>
+            </w:tcBorders>
+            <w:tcMar>
+              <w:top w:type="dxa" w:w="65"/>
+              <w:left w:type="dxa" w:w="85"/>
+              <w:bottom w:type="dxa" w:w="65"/>
+              <w:right w:type="dxa" w:w="85"/>
+            </w:tcMar>
+            <w:vAlign w:val="center"/>
+          </w:tcPr>
+          <w:p>
+            <w:pPr>
+              <w:spacing w:after="0" w:line="222"/>
+            </w:pPr>
+            <w:r>
+              <w:rPr>
+                <w:b w:val="false"/>
+                <w:bCs w:val="false"/>
+                <w:color w:val="1F3A4D"/>
+                <w:sz w:val="18"/>
+                <w:szCs w:val="18"/>
+              </w:rPr>
+              <w:t xml:space="preserve">Interactions combine evidence.</w:t>
+            </w:r>
+          </w:p>
+        </w:tc>
+        <w:tc>
+          <w:tcPr>
+            <w:tcW w:type="dxa" w:w="2658"/>
+            <w:tcBorders>
+              <w:top w:val="single" w:color="D9D9D9" w:sz="4"/>
+              <w:left w:val="single" w:color="D9D9D9" w:sz="4"/>
+              <w:bottom w:val="single" w:color="D9D9D9" w:sz="4"/>
+              <w:right w:val="single" w:color="D9D9D9" w:sz="4"/>
+            </w:tcBorders>
+            <w:tcMar>
+              <w:top w:type="dxa" w:w="65"/>
+              <w:left w:type="dxa" w:w="85"/>
+              <w:bottom w:type="dxa" w:w="65"/>
+              <w:right w:type="dxa" w:w="85"/>
+            </w:tcMar>
+            <w:vAlign w:val="center"/>
+          </w:tcPr>
+          <w:p>
+            <w:pPr>
+              <w:spacing w:after="0" w:line="222"/>
+            </w:pPr>
+            <w:r>
+              <w:rPr>
+                <w:b w:val="false"/>
+                <w:bCs w:val="false"/>
+                <w:color w:val="1F3A4D"/>
+                <w:sz w:val="18"/>
+                <w:szCs w:val="18"/>
+              </w:rPr>
+              <w:t xml:space="preserve">Multiply rating by cue and combine body context with cue.</w:t>
+            </w:r>
+          </w:p>
+        </w:tc>
+        <w:tc>
+          <w:tcPr>
+            <w:tcW w:type="dxa" w:w="2658"/>
+            <w:tcBorders>
+              <w:top w:val="single" w:color="D9D9D9" w:sz="4"/>
+              <w:left w:val="single" w:color="D9D9D9" w:sz="4"/>
+              <w:bottom w:val="single" w:color="D9D9D9" w:sz="4"/>
+              <w:right w:val="single" w:color="D9D9D9" w:sz="4"/>
+            </w:tcBorders>
+            <w:tcMar>
+              <w:top w:type="dxa" w:w="65"/>
+              <w:left w:type="dxa" w:w="85"/>
+              <w:bottom w:type="dxa" w:w="65"/>
+              <w:right w:type="dxa" w:w="85"/>
+            </w:tcMar>
+            <w:vAlign w:val="center"/>
+          </w:tcPr>
+          <w:p>
+            <w:pPr>
+              <w:spacing w:after="0" w:line="222"/>
+            </w:pPr>
+            <w:r>
+              <w:rPr>
+                <w:b w:val="false"/>
+                <w:bCs w:val="false"/>
+                <w:color w:val="1F3A4D"/>
+                <w:sz w:val="18"/>
+                <w:szCs w:val="18"/>
+              </w:rPr>
+              <w:t xml:space="preserve">Affirmative wording changes meaning with context.</w:t>
+            </w:r>
+          </w:p>
+        </w:tc>
+        <w:tc>
+          <w:tcPr>
+            <w:tcW w:type="dxa" w:w="2882"/>
+            <w:tcBorders>
+              <w:top w:val="single" w:color="D9D9D9" w:sz="4"/>
+              <w:left w:val="single" w:color="D9D9D9" w:sz="4"/>
+              <w:bottom w:val="single" w:color="D9D9D9" w:sz="4"/>
+              <w:right w:val="single" w:color="D9D9D9" w:sz="4"/>
+            </w:tcBorders>
+            <w:tcMar>
+              <w:top w:type="dxa" w:w="65"/>
+              <w:left w:type="dxa" w:w="85"/>
+              <w:bottom w:type="dxa" w:w="65"/>
+              <w:right w:type="dxa" w:w="85"/>
+            </w:tcMar>
+            <w:vAlign w:val="center"/>
+          </w:tcPr>
+          <w:p>
+            <w:pPr>
+              <w:spacing w:after="0" w:line="222"/>
+            </w:pPr>
+            <w:r>
+              <w:rPr>
+                <w:b w:val="false"/>
+                <w:bCs w:val="false"/>
+                <w:color w:val="1F3A4D"/>
+                <w:sz w:val="18"/>
+                <w:szCs w:val="18"/>
+              </w:rPr>
+              <w:t xml:space="preserve">H2 tests combined evidence; H3 finds conflicting rule votes.</w:t>
+            </w:r>
+          </w:p>
+        </w:tc>
+      </w:tr>
+    </w:tbl>
+    <w:p>
+      <w:pPr>
+        <w:widowControl/>
+        <w:spacing w:after="100" w:line="253"/>
+      </w:pPr>
+      <w:r>
+        <w:t xml:space="preserve">The negation window covers the preceding four tokens, with at most three intervening words; punctuation and contrast words reset it, and title and body are separated. Groups cover skin reaction, irritation, eye, hair and scalp, smell and spoilage, and contamination. Standalone burn wording includes short reaction accounts. The verified-purchase interaction is unavailable because the cleaned schema lacks that field.</w:t>
       </w:r>
     </w:p>
     <w:p>
@@ -952,7 +2200,7 @@
         <w:spacing w:after="100" w:line="253"/>
       </w:pPr>
       <w:r>
-        <w:t xml:space="preserve">Log normalization compresses very long bodies while retaining the distinction between empty and brief accounts. The descriptive length feature uses the saved word-count log median 3.044522 and scale 1.563976. The following expressions are taken directly from src/features.py; center and scale name those parameters.</w:t>
+        <w:t xml:space="preserve">Log normalization compresses long bodies while retaining empty and brief accounts. length_scaled = (log1p(word_count) minus 3.044522) / 1.563976, where 3.044522 is the median and 1.563976 the interquartile range of log1p(word_count) over all 23,663,832 retained reviews, fitted in Week 3 and reused unchanged; in modelling, refit on training folds only. Population aggregates use src/eda.py; the expressions below come from src/features.py, with synthetic feature checks in tests/test_features.py. In the code, center and scale name these parameters.</w:t>
       </w:r>
     </w:p>
     <w:p>
@@ -976,7 +2224,7 @@
         <w:spacing w:after="100" w:line="253"/>
       </w:pPr>
       <w:r>
-        <w:t xml:space="preserve">Low-cardinality context uses a stable one-hot vocabulary; high-cardinality stores use training-reference frequencies. Unknown values receive a frequency of zero and an explicit unknown flag; missing catalogue values have their own token. The encoder enforces the cutoff rule in Section 10. Its explicit unknown flag lets a classifier distinguish an unseen store from an observed rare store, while the missing-value token separates absent metadata from either case.</w:t>
+        <w:t xml:space="preserve">Low-cardinality context uses a stable one-hot vocabulary; high-cardinality stores use training-reference frequencies. Unknown values receive a frequency of zero and an explicit unknown flag; missing catalogue values have their own token. The encoder rejects rows that precede its cutoff. The unknown flag distinguishes an unseen store from an observed rare store, while the missing token separates absent metadata from either case.</w:t>
       </w:r>
     </w:p>
     <w:p>
@@ -1015,7 +2263,7 @@
         <w:spacing w:after="100" w:line="253"/>
       </w:pPr>
       <w:r>
-        <w:t xml:space="preserve">Interactions expose conditional meaning to a simple linear classifier without creating a separate model for each rating or body area. Evaluate their contribution through the comparisons in Section 10. For example, rating multiplied by a cue separates rating effects among affirmative accounts, and the body interaction captures whether the wording refers to the writer's own experience.</w:t>
+        <w:t xml:space="preserve">Interactions expose conditional meaning to a simple linear classifier. Apply the fitted transformations in a fixed column order at training and prediction time, preserving the unknown and missing indicators. Compare a model with these columns against one without them to establish whether their extra detail improves the held-out ranking.</w:t>
       </w:r>
     </w:p>
     <w:p>
@@ -1065,25 +2313,16 @@
         <w:spacing w:after="100" w:line="253"/>
       </w:pPr>
       <w:r>
-        <w:t xml:space="preserve">A reviewer who usually gives enthusiastic ratings but describes a reaction presents different context from a routinely dissatisfied reviewer. Earlier mean rating and activity can represent that distinction without assuming dishonesty. Cold-start indicators ensure a new customer is not penalized for lacking history. Their interpretation follows the scope rule in Section 10. The practical output is a description of observed earlier behavior that an analyst can compare with the current wording, rather than an unsupported judgment about the customer's motives.</w:t>
-      </w:r>
-    </w:p>
-    <w:p>
-      <w:pPr>
-        <w:widowControl/>
-        <w:spacing w:after="100" w:line="253"/>
-      </w:pPr>
-      <w:r>
-        <w:t xml:space="preserve">A product with several earlier cue mentions may deserve closer reading than a product with one isolated statement. Prior cue rate provides context, and prior count indicates how fragile that estimate is. Observed age measures the span since a product's first available review. Calendar variables connect the seasonal comparisons in Section 5 with product-level sequences, allowing an analyst to ask whether a rise appears across established listings or follows newly introduced products. Category frequency also exposes changes in the review mix and helps select comparison cohorts.</w:t>
-      </w:r>
-    </w:p>
-    <w:p>
-      <w:pPr>
-        <w:widowControl/>
-        <w:spacing w:after="100" w:line="253"/>
-      </w:pPr>
-      <w:r>
-        <w:t xml:space="preserve">Body-part interactions retain context that a generic sentiment score can lose. A synthetic account such as it burned my scalp while the smell was pleasant combines positive evaluation and a specific bodily effect. The word-group and mismatch variables preserve those separate dimensions for an analyst. They suggest investigation routes such as formulation tolerability or storage quality. Combining body area, word group and observed product history produces a case summary that an investigator can check against packaging, product instructions and records of customer contact.</w:t>
+        <w:t xml:space="preserve">Customer behavior can be mixed within one account. The synthetic example it burned my scalp while the smell was pleasant combines approval with a specific bodily effect. An analyst should retain both dimensions and check the claimed experience against product instructions, instead of interpreting overall enthusiasm as absence of a problem. Earlier rating habits can frame that reading without assigning motives to the writer.</w:t>
+      </w:r>
+    </w:p>
+    <w:p>
+      <w:pPr>
+        <w:widowControl/>
+        <w:spacing w:after="100" w:line="253"/>
+      </w:pPr>
+      <w:r>
+        <w:t xml:space="preserve">Market trends require comparisons among similar products. A rising cue share across established listings suggests a different investigation from a rise concentrated in newly observed products. Hold category and rating mix constant, compare continuing cohorts, and use earlier product counts to judge the stability of a rate. This turns the seasonal and annual findings into questions about formulation, storage or assortment changes that a retailer can investigate with dated records.</w:t>
       </w:r>
     </w:p>
     <w:p>
@@ -1103,79 +2342,7 @@
         <w:spacing w:after="100" w:line="253"/>
       </w:pPr>
       <w:r>
-        <w:t xml:space="preserve">H2 asks whether a supervised classifier improves average precision over the tuned keyword baseline. H3 asks whether weak-label training reaches average precision within 0.05 of the hand-labeled model. Each feature family has a specific role in those planned comparisons.</w:t>
-      </w:r>
-    </w:p>
-    <w:p>
-      <w:pPr>
-        <w:widowControl/>
-        <w:spacing w:after="100" w:line="253"/>
-      </w:pPr>
-      <w:r>
-        <w:t xml:space="preserve">Scoped cues: H2 tests whether contextual denials reduce false alerts; H3 tests whether affirmative and negated rules provide useful positive and negative votes.</w:t>
-      </w:r>
-    </w:p>
-    <w:p>
-      <w:pPr>
-        <w:widowControl/>
-        <w:spacing w:after="100" w:line="253"/>
-      </w:pPr>
-      <w:r>
-        <w:t xml:space="preserve">Group counts: H2 tests symptom-specific wording beyond a single hit; H3 checks rule coverage and conflicts separately across reaction and spoilage groups.</w:t>
-      </w:r>
-    </w:p>
-    <w:p>
-      <w:pPr>
-        <w:widowControl/>
-        <w:spacing w:after="100" w:line="253"/>
-      </w:pPr>
-      <w:r>
-        <w:t xml:space="preserve">Rating mismatch: H2 checks recall among apparently satisfied reviewers; H3 prevents all positive ratings from becoming automatic negative votes.</w:t>
-      </w:r>
-    </w:p>
-    <w:p>
-      <w:pPr>
-        <w:widowControl/>
-        <w:spacing w:after="100" w:line="253"/>
-      </w:pPr>
-      <w:r>
-        <w:t xml:space="preserve">Text shape: H2 tests whether expression and length add information beyond vocabulary; H3 audits whether rule coverage favors unusually detailed writers.</w:t>
-      </w:r>
-    </w:p>
-    <w:p>
-      <w:pPr>
-        <w:widowControl/>
-        <w:spacing w:after="100" w:line="253"/>
-      </w:pPr>
-      <w:r>
-        <w:t xml:space="preserve">Reviewer history: H2 tests contextual value across earlier behavior; H3 checks whether repeated activity distorts the balance of weak-label examples.</w:t>
-      </w:r>
-    </w:p>
-    <w:p>
-      <w:pPr>
-        <w:widowControl/>
-        <w:spacing w:after="100" w:line="253"/>
-      </w:pPr>
-      <w:r>
-        <w:t xml:space="preserve">Product context: H2 tests conditional background rates and catalogue generalization; H3 checks that common stores or products do not dominate rule-made training labels.</w:t>
-      </w:r>
-    </w:p>
-    <w:p>
-      <w:pPr>
-        <w:widowControl/>
-        <w:spacing w:after="100" w:line="253"/>
-      </w:pPr>
-      <w:r>
-        <w:t xml:space="preserve">Time variables: H2 tests stability in later periods; H3 checks whether label-rule coverage drifts as the review population changes.</w:t>
-      </w:r>
-    </w:p>
-    <w:p>
-      <w:pPr>
-        <w:widowControl/>
-        <w:spacing w:after="100" w:line="253"/>
-      </w:pPr>
-      <w:r>
-        <w:t xml:space="preserve">Interactions: H2 tests combined wording and rating evidence; H3 identifies contradictory rule votes that should abstain and receive human review.</w:t>
+        <w:t xml:space="preserve">H2 asks whether supervised text classification with engineered features improves average precision over the tuned keyword baseline. H3 asks whether weak-label training reaches average precision within 0.05 of the hand-labeled model on the same independent human outcomes. Score both comparisons on identical product-separated later folds, report paired differences with product-bootstrap uncertainty, and remove each feature family in turn to test its contribution.</w:t>
       </w:r>
     </w:p>
     <w:p>
@@ -1195,7 +2362,7 @@
         <w:spacing w:after="100" w:line="253"/>
       </w:pPr>
       <w:r>
-        <w:t xml:space="preserve">No feature may use a complaint label or information after its review timestamp. Exclude current and tied events; freeze encoders and fit scaling on earlier training folds. Histories and product ages cover the supplied sample, not complete activity or launch dates. Exclude undated catalogue attributes and accumulated helpful votes from prospective models.</w:t>
+        <w:t xml:space="preserve">No feature may use a complaint label or information after its review timestamp. Exclude current and tied events; freeze encoders on earlier training folds. Histories and product ages cover the supplied sample, not complete activity or launch dates. A model handles a missing prior mean with a missing indicator plus fold median imputation. Exclude undated catalogue attributes and accumulated helpful votes from prospective models.</w:t>
       </w:r>
     </w:p>
     <w:p>
@@ -1213,16 +2380,25 @@
         <w:spacing w:after="100" w:line="253"/>
       </w:pPr>
       <w:r>
-        <w:t xml:space="preserve">Draw a fifty-review pilot equally from proxy-positive, negated-only, high-rating unnegated, other-cue and no-cue strata. Record population sizes and inclusion probabilities. Two annotators independently apply data/labels/annotation_guideline.md, hiding ratings, product names and feature outputs; label yes, no or unclear, complaint type, stated severity and experiencer. A third reviewer adjudicates disagreements, preserving original labels. Report agreement, confusion counts and prevalence-weighted proxy precision and recall with uncertainty; keep unclear cases separate.</w:t>
-      </w:r>
-    </w:p>
-    <w:p>
-      <w:pPr>
-        <w:widowControl/>
-        <w:spacing w:after="100" w:line="253"/>
-      </w:pPr>
-      <w:r>
-        <w:t xml:space="preserve">Repair the guideline, then check two hundred double-labeled reviews before freezing an independent test set. Compare keywords, text classification and feature ablations on identical later-period, product-separated folds. Fit preprocessing within folds and bootstrap whole products for paired average-precision differences. Evaluate H3 on the same human outcomes and record reviewer workload.</w:t>
+        <w:t xml:space="preserve">The annotation rule is yes for an affirmative physical reaction experienced by the writer or someone they describe after using this product; spoilage, contamination or expiry as received or used; a broken seal showing use; or injury caused by packaging or an applicator. No covers negated or hypothetical harm, relief, another product, dislike, and delivery, price, size or efficacy complaints. Use unclear when an effect is not connected to the product or text is too short or garbled to tell.</w:t>
+      </w:r>
+    </w:p>
+    <w:p>
+      <w:pPr>
+        <w:widowControl/>
+        <w:spacing w:after="100" w:line="253"/>
+      </w:pPr>
+      <w:r>
+        <w:t xml:space="preserve">Draw a fifty-review pilot equally from proxy-positive, negated-only, high-rating unnegated, other-cue and no-cue strata. Record population sizes and inclusion probabilities. Two annotators independently apply the rule, hiding ratings, product names and feature outputs; record complaint type, stated severity and experiencer. A third reviewer adjudicates disagreements, preserving original labels. Report agreement, confusion counts and prevalence-weighted proxy precision and recall with uncertainty; keep unclear cases separate.</w:t>
+      </w:r>
+    </w:p>
+    <w:p>
+      <w:pPr>
+        <w:widowControl/>
+        <w:spacing w:after="100" w:line="253"/>
+      </w:pPr>
+      <w:r>
+        <w:t xml:space="preserve">Repair the guideline, then check two hundred double-labeled reviews before freezing an independent test set. Fit all predictive preprocessing within folds, retain an audit trail of abstentions, and record reviewer workload alongside ranking quality.</w:t>
       </w:r>
     </w:p>
     <w:p>
@@ -1242,34 +2418,34 @@
         <w:spacing w:after="100" w:line="253"/>
       </w:pPr>
       <w:r>
-        <w:t xml:space="preserve">Privacy risk -&gt; Health experiences and linked details can identify customers. Keep text in a controlled annotation workspace, restrict linkage keys, publish aggregates and synthetic examples, and delete histories when their investigation purpose ends. Pseudonyms still require access controls.</w:t>
-      </w:r>
-    </w:p>
-    <w:p>
-      <w:pPr>
-        <w:widowControl/>
-        <w:spacing w:after="100" w:line="253"/>
-      </w:pPr>
-      <w:r>
-        <w:t xml:space="preserve">Language bias -&gt; English rules miss multilingual and indirect accounts. Audit errors by language and text length, obtain bilingual annotation where needed, and keep an accessible route for customers whose wording the screening system misses.</w:t>
-      </w:r>
-    </w:p>
-    <w:p>
-      <w:pPr>
-        <w:widowControl/>
-        <w:spacing w:after="100" w:line="253"/>
-      </w:pPr>
-      <w:r>
-        <w:t xml:space="preserve">Reputational harm -&gt; Internal rankings can wrongly implicate a supplier. Keep unreviewed brand comparisons private, verify product identity and variant before escalation, and require an accountable investigator to authorize external action. Preserve the reason for closure or referral.</w:t>
-      </w:r>
-    </w:p>
-    <w:p>
-      <w:pPr>
-        <w:widowControl/>
-        <w:spacing w:after="100" w:line="253"/>
-      </w:pPr>
-      <w:r>
-        <w:t xml:space="preserve">Selection and exposure bias -&gt; Reviewers differ from all buyers. Obtain sales or usage denominators before estimating incidence and compare like-for-like cohorts. This historical marketplace snapshot cannot establish current demand, regional applicability or causation.</w:t>
+        <w:t xml:space="preserve">Privacy risk -&gt; Health experiences and linked details can identify customers. Keep text in a controlled annotation workspace, restrict linkage keys, publish aggregates and synthetic examples, and delete histories when their investigation purpose ends. Pseudonyms still require access controls. Give annotators a route to skip distressing material without copying it into discussion channels.</w:t>
+      </w:r>
+    </w:p>
+    <w:p>
+      <w:pPr>
+        <w:widowControl/>
+        <w:spacing w:after="100" w:line="253"/>
+      </w:pPr>
+      <w:r>
+        <w:t xml:space="preserve">Language bias -&gt; English rules miss multilingual and indirect accounts. Audit errors by language and text length, obtain bilingual annotation where needed, and keep an accessible route for customers whose wording the screening system misses. Sample unflagged accounts as well as alerts so those omissions become visible.</w:t>
+      </w:r>
+    </w:p>
+    <w:p>
+      <w:pPr>
+        <w:widowControl/>
+        <w:spacing w:after="100" w:line="253"/>
+      </w:pPr>
+      <w:r>
+        <w:t xml:space="preserve">Reputational harm -&gt; Internal rankings can wrongly implicate a supplier. Keep unreviewed brand comparisons private, verify product identity and variant before escalation, and require an accountable investigator to authorize external action. Preserve the reason for closure or referral. A complaint establishes an allegation, not laboratory confirmation of a defect.</w:t>
+      </w:r>
+    </w:p>
+    <w:p>
+      <w:pPr>
+        <w:widowControl/>
+        <w:spacing w:after="100" w:line="253"/>
+      </w:pPr>
+      <w:r>
+        <w:t xml:space="preserve">Selection and exposure bias -&gt; Reviewers differ from all buyers. Obtain sales or usage denominators before estimating incidence and compare like-for-like cohorts. This historical marketplace snapshot cannot establish current demand, regional applicability or causation. Document which populations the snapshot omits before extending any operational recommendation to them.</w:t>
       </w:r>
     </w:p>
     <w:p>
@@ -1298,25 +2474,25 @@
         <w:spacing w:after="100" w:line="253"/>
       </w:pPr>
       <w:r>
-        <w:t xml:space="preserve">Assume a brand team receives 10,000 reviews in a week and can read 50 cases. Applying the measured population proxy prevalence to that intake gives about 113 eligible accounts; this workload projection assumes the incoming rating and product mix matches the measured population. The team reserves its reading capacity, ranks eligible accounts by bodily context and word group, and tracks any remaining backlog.</w:t>
-      </w:r>
-    </w:p>
-    <w:p>
-      <w:pPr>
-        <w:widowControl/>
-        <w:spacing w:after="100" w:line="253"/>
-      </w:pPr>
-      <w:r>
-        <w:t xml:space="preserve">At an assumed 5 minutes per case, the planned queue requires 4.17 reviewer hours. The analyst opens each account in the protected workspace, checks which product and body area are described, distinguishes a denied reaction from an affirmative one, and records yes, no or unclear using the annotation guideline. A high-rating mismatch enters a separate audit sample so the low-rating rule cannot hide contradictory accounts.</w:t>
-      </w:r>
-    </w:p>
-    <w:p>
-      <w:pPr>
-        <w:widowControl/>
-        <w:spacing w:after="100" w:line="253"/>
-      </w:pPr>
-      <w:r>
-        <w:t xml:space="preserve">Suppose a synthetic scalp-burning account remains affirmative after reading while another merely describes relief from itching. The first is referred for product and batch verification; the second is closed as a lexical false alert. Multiple adjudicated complaints about the same verified variant prompt a quality-team investigation of batch, storage and formulation records. The investigation owner documents the identity checks, supplier response and evidence needed for a formal safety decision under Section 11.</w:t>
+        <w:t xml:space="preserve">Assume a brand team receives 10,000 reviews in a week. The exact measured proxy prevalence is 266,587 / 23,663,832, or 1.126559%; multiplying intake by that proportion gives about 113 eligible accounts. This workload projection assumes incoming rating and product mix matches the measured population. Capacity is 50 cases at an assumed 5 minutes each, requiring 4.17 reader hours; reading all eligible accounts would take about 9.4 hours. The remaining approximately 63 cases roll into a ranked backlog or go to a second reader.</w:t>
+      </w:r>
+    </w:p>
+    <w:p>
+      <w:pPr>
+        <w:widowControl/>
+        <w:spacing w:after="100" w:line="253"/>
+      </w:pPr>
+      <w:r>
+        <w:t xml:space="preserve">The analyst ranks the eligible queue by bodily context and word group, then opens each selected account in the protected workspace. They check which product and body area are described, distinguish a denied reaction from an affirmative one, and record yes, no or unclear using the annotation rule. A high-rating mismatch enters a separate audit sample so the low-rating rule cannot hide contradictory accounts.</w:t>
+      </w:r>
+    </w:p>
+    <w:p>
+      <w:pPr>
+        <w:widowControl/>
+        <w:spacing w:after="100" w:line="253"/>
+      </w:pPr>
+      <w:r>
+        <w:t xml:space="preserve">Suppose a synthetic scalp-burning account remains affirmative after reading while another merely describes relief from itching. The first is referred for product and batch verification; the second is closed as a lexical false alert. Multiple adjudicated complaints about the same verified variant prompt a quality-team investigation of batch, storage and formulation records. The investigation owner documents identity checks, supplier response and evidence needed for a formal safety decision.</w:t>
       </w:r>
     </w:p>
     <w:p>
@@ -1345,7 +2521,7 @@
         <w:spacing w:after="100" w:line="253"/>
       </w:pPr>
       <w:r>
-        <w:t xml:space="preserve">The EDA connects rating, local wording, review expression and temporal context to interpretable beauty-market questions. Engineered features make those relationships testable while retaining cold starts and contradictory accounts. The next modeling decision follows the evaluation procedure in Section 10 and the responsible-use safeguards in Section 11. Product investigation remains a human responsibility supported by evidence rather than a consequence of a word match.</w:t>
+        <w:t xml:space="preserve">The EDA identifies rating, seasonal and product-mix differences that can guide beauty-market investigation. Local wording and contextual variables provide testable ways to rank accounts for limited reading capacity. Adoption depends on improved average precision and useful reviewer yield against independently adjudicated outcomes.</w:t>
       </w:r>
     </w:p>
     <w:sectPr>

--- a/docs/week_04/Week_04_EDA_and_Feature_Engineering.docx
+++ b/docs/week_04/Week_04_EDA_and_Feature_Engineering.docx
@@ -56,34 +56,34 @@
         <w:spacing w:after="100" w:line="253"/>
       </w:pPr>
       <w:r>
-        <w:t xml:space="preserve">Local safety-word matches occur in 817,313 reviews using the cleaned population and standalone burn vocabulary.</w:t>
-      </w:r>
-    </w:p>
-    <w:p>
-      <w:pPr>
-        <w:widowControl/>
-        <w:spacing w:after="100" w:line="253"/>
-      </w:pPr>
-      <w:r>
-        <w:t xml:space="preserve">Contextual scope leaves 635,145 reviews with at least one unnegated cue.</w:t>
-      </w:r>
-    </w:p>
-    <w:p>
-      <w:pPr>
-        <w:widowControl/>
-        <w:spacing w:after="100" w:line="253"/>
-      </w:pPr>
-      <w:r>
-        <w:t xml:space="preserve">Engineered variables connect wording, ratings, earlier behavior and product context to practical investigation questions.</w:t>
-      </w:r>
-    </w:p>
-    <w:p>
-      <w:pPr>
-        <w:widowControl/>
-        <w:spacing w:after="100" w:line="253"/>
-      </w:pPr>
-      <w:r>
-        <w:t xml:space="preserve">Cue wording varies with rating and product mix, supporting contextual triage while leaving complaint status for human assessment.</w:t>
+        <w:t xml:space="preserve">Safety-word matches, including standalone burn wording, support contextual triage while complaint status requires human assessment.</w:t>
+      </w:r>
+    </w:p>
+    <w:p>
+      <w:pPr>
+        <w:widowControl/>
+        <w:spacing w:after="100" w:line="253"/>
+      </w:pPr>
+      <w:r>
+        <w:t xml:space="preserve">Eight feature families connect wording, ratings, earlier behavior and product context to investigation questions.</w:t>
+      </w:r>
+    </w:p>
+    <w:p>
+      <w:pPr>
+        <w:widowControl/>
+        <w:spacing w:after="100" w:line="253"/>
+      </w:pPr>
+      <w:r>
+        <w:t xml:space="preserve">Chronological histories preserve earlier context; undated catalogue attributes remain descriptive.</w:t>
+      </w:r>
+    </w:p>
+    <w:p>
+      <w:pPr>
+        <w:widowControl/>
+        <w:spacing w:after="100" w:line="253"/>
+      </w:pPr>
+      <w:r>
+        <w:t xml:space="preserve">Sections 11 and 12 address ethics and a concrete decision scenario for a brand safety team.</w:t>
       </w:r>
     </w:p>
     <w:p>
@@ -121,25 +121,52 @@
         <w:spacing w:after="100" w:line="253"/>
       </w:pPr>
       <w:r>
-        <w:t xml:space="preserve">Reconcile partition totals with the retained population. Univariate analysis measures rating frequencies, body length and helpful votes without dropping unusual observations. Bivariate analysis compares matched-word proportions across ratings, word groups and main categories. Monthly aggregation separates a changing volume of feedback from a changing share containing cues. Counts use all 240 cleaned partitions, with an explicit denominator attached to each rate.</w:t>
-      </w:r>
-    </w:p>
-    <w:p>
-      <w:pPr>
-        <w:widowControl/>
-        <w:spacing w:after="100" w:line="253"/>
-      </w:pPr>
-      <w:r>
-        <w:t xml:space="preserve">For pairwise calculations, keep a uniform random-priority reservoir of 40,000 reviews with seed 42. For text projection, independently sample 20,000 cue reviews with seed 43. Sampling bounds memory and gives every eligible review equal inclusion probability within its reservoir. The samples remain separate because an enriched cue sample cannot estimate population prevalence. Source text and reviewer identifiers are absent from the saved aggregate outputs.</w:t>
-      </w:r>
-    </w:p>
-    <w:p>
-      <w:pPr>
-        <w:widowControl/>
-        <w:spacing w:after="100" w:line="253"/>
-      </w:pPr>
-      <w:r>
-        <w:t xml:space="preserve">Advanced analysis combines a rank-correlation heatmap, a sparse text projection and feature associations with an explicitly defined screening proxy. These views answer different questions: redundancy, lexical structure and proxy alignment respectively. Move from marginal distributions to conditional comparisons, then inspect possible confounding before suggesting features.</w:t>
+        <w:t xml:space="preserve">Step 2: distributions and denominators: how are rating, length, votes, missingness and cue presence distributed? Stream counts across all 240 cleaned partitions with explicit denominators to identify skew and coverage gaps.</w:t>
+      </w:r>
+    </w:p>
+    <w:p>
+      <w:pPr>
+        <w:widowControl/>
+        <w:spacing w:after="100" w:line="253"/>
+      </w:pPr>
+      <w:r>
+        <w:t xml:space="preserve">Step 3: within-group associations: do rating and polarity associations hold within length groups and product cohorts? Plan stratified counts and effect sizes before retaining these associations as candidate signals.</w:t>
+      </w:r>
+    </w:p>
+    <w:p>
+      <w:pPr>
+        <w:widowControl/>
+        <w:spacing w:after="100" w:line="253"/>
+      </w:pPr>
+      <w:r>
+        <w:t xml:space="preserve">Step 4: category changes over time: does changing product mix explain category-year cue shifts? Use the measured category-year counts to plan comparisons of continuing and newly observed products, separating mix from within-cohort change.</w:t>
+      </w:r>
+    </w:p>
+    <w:p>
+      <w:pPr>
+        <w:widowControl/>
+        <w:spacing w:after="100" w:line="253"/>
+      </w:pPr>
+      <w:r>
+        <w:t xml:space="preserve">Step 5: price differences: do cue shares differ within category and rating? Plan matched comparisons using exact snapshot prices only, reporting excluded missing and starting-price coverage.</w:t>
+      </w:r>
+    </w:p>
+    <w:p>
+      <w:pPr>
+        <w:widowControl/>
+        <w:spacing w:after="100" w:line="253"/>
+      </w:pPr>
+      <w:r>
+        <w:t xml:space="preserve">Step 6: candidate selection: which findings suggest useful features? Select candidates from these comparisons and test their contribution through the Section 9 ablations.</w:t>
+      </w:r>
+    </w:p>
+    <w:p>
+      <w:pPr>
+        <w:widowControl/>
+        <w:spacing w:after="100" w:line="253"/>
+      </w:pPr>
+      <w:r>
+        <w:t xml:space="preserve">Pairwise calculations use a uniform random-priority reservoir of 40,000 reviews with seed 42. Text projection independently samples 20,000 cue reviews with seed 43; this enriched sample cannot estimate population prevalence. Saved aggregates omit source text and reviewer identifiers.</w:t>
       </w:r>
     </w:p>
     <w:p>
@@ -168,16 +195,16 @@
         <w:spacing w:after="100" w:line="253"/>
       </w:pPr>
       <w:r>
-        <w:t xml:space="preserve">Mann-Whitney U compares body-length ranks because review lengths are skewed and include a long tail. In the uniform sample, 1,377 cue reviews have median 50 words, versus 38,623 other reviews with median 20. U is 39,674,637, p 4.69e-212; rank-biserial correlation is 0.492. The positive effect means a randomly selected cue review tends to be longer, supporting length as a contextual variable.</w:t>
-      </w:r>
-    </w:p>
-    <w:p>
-      <w:pPr>
-        <w:widowControl/>
-        <w:spacing w:after="100" w:line="253"/>
-      </w:pPr>
-      <w:r>
-        <w:t xml:space="preserve">Wilson score intervals express uncertainty around monthly unnegated-cue proportions, including sparse periods and months with no successes. Empty months retain no estimated rate. The interval describes binomial sampling uncertainty. Inspect both effect sizes and underlying group counts before selecting a modeling variable. Pool calendar-month counts across years to describe seasonality, test month against cue presence with chi-square, and report its effect size alongside significance. Keep category-year cells to distinguish seasonal comparisons from yearly changes in product mix.</w:t>
+        <w:t xml:space="preserve">Mann-Whitney U compares length ranks because bodies have a long tail. In the uniform sample, 1,377 cue reviews have median 50 words, versus 38,623 other reviews with median 20. U is 39,674,637, p 4.69e-212; rank-biserial correlation is 0.492, supporting length as context. Repeated products and reviewers break independence, so this inference and the Wilson intervals below are nominal; a product-clustered sensitivity check is next.</w:t>
+      </w:r>
+    </w:p>
+    <w:p>
+      <w:pPr>
+        <w:widowControl/>
+        <w:spacing w:after="100" w:line="253"/>
+      </w:pPr>
+      <w:r>
+        <w:t xml:space="preserve">Wilson intervals describe binomial uncertainty in cue proportions, including sparse periods; empty months have no estimated rate. Pool calendar months across years for seasonality and retain category-year cells to inspect changing product mix.</w:t>
       </w:r>
     </w:p>
     <w:p>
@@ -206,7 +233,7 @@
         <w:spacing w:after="100" w:line="253"/>
       </w:pPr>
       <w:r>
-        <w:t xml:space="preserve">Matplotlib supplies labeled bars, weighted histograms, line charts, interval shading and scatter plots. Seaborn renders the annotated correlation heatmap, with a Matplotlib fallback when unavailable; SciPy supplies uncertainty bounds and statistical results. Figures read saved aggregates, so their populations and denominators match the text. Log-transformed count axes retain zero values while making long tails visible.</w:t>
+        <w:t xml:space="preserve">Matplotlib supplies labeled bars, weighted histograms, line charts, interval shading and scatter plots. Seaborn renders the annotated correlation heatmap, with a Matplotlib fallback when unavailable; SciPy supplies uncertainty bounds and statistical results. Figures read saved aggregates, so their populations and denominators match the text. Length and helpful-vote histograms use log1p-transformed counts, so zero values remain visible.</w:t>
       </w:r>
     </w:p>
     <w:p>
@@ -230,138 +257,6 @@
             <wp:extent cx="5905500" cy="1857375"/>
             <wp:effectExtent t="0" r="0" b="0" l="0"/>
             <wp:docPr id="1" name="univariate.png" descr="Aggregate EDA chart; description and numeric findings follow the figure" title="univariate.png"/>
-            <wp:cNvGraphicFramePr>
-              <a:graphicFrameLocks xmlns:a="http://schemas.openxmlformats.org/drawingml/2006/main" noChangeAspect="1"/>
-            </wp:cNvGraphicFramePr>
-            <a:graphic xmlns:a="http://schemas.openxmlformats.org/drawingml/2006/main">
-              <a:graphicData uri="http://schemas.openxmlformats.org/drawingml/2006/picture">
-                <pic:pic xmlns:pic="http://schemas.openxmlformats.org/drawingml/2006/picture">
-                  <pic:nvPicPr>
-                    <pic:cNvPr id="0" name="" descr=""/>
-                    <pic:cNvPicPr>
-                      <a:picLocks noChangeAspect="1" noChangeArrowheads="1"/>
-                    </pic:cNvPicPr>
-                  </pic:nvPicPr>
-                  <pic:blipFill>
-                    <a:blip r:embed="rId9" cstate="none"/>
-                    <a:srcRect/>
-                    <a:stretch>
-                      <a:fillRect/>
-                    </a:stretch>
-                  </pic:blipFill>
-                  <pic:spPr bwMode="auto">
-                    <a:xfrm>
-                      <a:off x="0" y="0"/>
-                      <a:ext cx="5905500" cy="1857375"/>
-                    </a:xfrm>
-                    <a:prstGeom prst="rect">
-                      <a:avLst/>
-                    </a:prstGeom>
-                  </pic:spPr>
-                </pic:pic>
-              </a:graphicData>
-            </a:graphic>
-          </wp:inline>
-        </w:drawing>
-      </w:r>
-    </w:p>
-    <w:p>
-      <w:pPr>
-        <w:keepLines/>
-        <w:widowControl/>
-        <w:spacing w:after="150" w:line="253"/>
-      </w:pPr>
-      <w:r>
-        <w:t xml:space="preserve">Five-star ratings account for 64.67% of reviews; median body length is 20 words and its ninety-fifth percentile is 108 words. Helpful votes are zero for 73.51% of reviews, while the transformed horizontal axes expose the length and vote tails.</w:t>
-      </w:r>
-    </w:p>
-    <w:p>
-      <w:pPr>
-        <w:keepNext/>
-        <w:widowControl/>
-        <w:spacing w:after="60" w:before="130"/>
-      </w:pPr>
-      <w:r>
-        <w:t xml:space="preserve">Figure 2. Rating and negation context</w:t>
-      </w:r>
-    </w:p>
-    <w:p>
-      <w:pPr>
-        <w:keepNext/>
-        <w:jc w:val="center"/>
-      </w:pPr>
-      <w:r>
-        <w:drawing>
-          <wp:inline distT="0" distB="0" distL="0" distR="0">
-            <wp:extent cx="5905500" cy="2324100"/>
-            <wp:effectExtent t="0" r="0" b="0" l="0"/>
-            <wp:docPr id="2" name="rating_cues.png" descr="Aggregate EDA chart; description and numeric findings follow the figure" title="rating_cues.png"/>
-            <wp:cNvGraphicFramePr>
-              <a:graphicFrameLocks xmlns:a="http://schemas.openxmlformats.org/drawingml/2006/main" noChangeAspect="1"/>
-            </wp:cNvGraphicFramePr>
-            <a:graphic xmlns:a="http://schemas.openxmlformats.org/drawingml/2006/main">
-              <a:graphicData uri="http://schemas.openxmlformats.org/drawingml/2006/picture">
-                <pic:pic xmlns:pic="http://schemas.openxmlformats.org/drawingml/2006/picture">
-                  <pic:nvPicPr>
-                    <pic:cNvPr id="0" name="" descr=""/>
-                    <pic:cNvPicPr>
-                      <a:picLocks noChangeAspect="1" noChangeArrowheads="1"/>
-                    </pic:cNvPicPr>
-                  </pic:nvPicPr>
-                  <pic:blipFill>
-                    <a:blip r:embed="rId10" cstate="none"/>
-                    <a:srcRect/>
-                    <a:stretch>
-                      <a:fillRect/>
-                    </a:stretch>
-                  </pic:blipFill>
-                  <pic:spPr bwMode="auto">
-                    <a:xfrm>
-                      <a:off x="0" y="0"/>
-                      <a:ext cx="5905500" cy="2324100"/>
-                    </a:xfrm>
-                    <a:prstGeom prst="rect">
-                      <a:avLst/>
-                    </a:prstGeom>
-                  </pic:spPr>
-                </pic:pic>
-              </a:graphicData>
-            </a:graphic>
-          </wp:inline>
-        </w:drawing>
-      </w:r>
-    </w:p>
-    <w:p>
-      <w:pPr>
-        <w:keepLines/>
-        <w:widowControl/>
-        <w:spacing w:after="150" w:line="253"/>
-      </w:pPr>
-      <w:r>
-        <w:t xml:space="preserve">Among one-star reviews, any-cue and unnegated-cue rates are 7.42% and 7.18%; the corresponding five-star rates are 2.51% and 1.60%. The conditional stacked bars separate negated-only, mixed and unnegated-only accounts, with negated-only wording making up 36.14% of five-star cue reviews.</w:t>
-      </w:r>
-    </w:p>
-    <w:p>
-      <w:pPr>
-        <w:keepNext/>
-        <w:widowControl/>
-        <w:spacing w:after="60" w:before="130"/>
-      </w:pPr>
-      <w:r>
-        <w:t xml:space="preserve">Figure 3. Safety-word group rates</w:t>
-      </w:r>
-    </w:p>
-    <w:p>
-      <w:pPr>
-        <w:keepNext/>
-        <w:jc w:val="center"/>
-      </w:pPr>
-      <w:r>
-        <w:drawing>
-          <wp:inline distT="0" distB="0" distL="0" distR="0">
-            <wp:extent cx="5429250" cy="2647950"/>
-            <wp:effectExtent t="0" r="0" b="0" l="0"/>
-            <wp:docPr id="3" name="groups.png" descr="Aggregate EDA chart; description and numeric findings follow the figure" title="groups.png"/>
             <wp:cNvGraphicFramePr>
               <a:graphicFrameLocks xmlns:a="http://schemas.openxmlformats.org/drawingml/2006/main" noChangeAspect="1"/>
             </wp:cNvGraphicFramePr>
@@ -384,7 +279,7 @@
                   <pic:spPr bwMode="auto">
                     <a:xfrm>
                       <a:off x="0" y="0"/>
-                      <a:ext cx="5429250" cy="2647950"/>
+                      <a:ext cx="5905500" cy="1857375"/>
                     </a:xfrm>
                     <a:prstGeom prst="rect">
                       <a:avLst/>
@@ -404,7 +299,7 @@
         <w:spacing w:after="150" w:line="253"/>
       </w:pPr>
       <w:r>
-        <w:t xml:space="preserve">The largest raw-cue bars are skin reaction at 2.08%, irritation at 0.79% and smell or spoilage at 0.43% of all reviews. Paired bars show unnegated shares using the same denominator; groups overlap and must not be added together.</w:t>
+        <w:t xml:space="preserve">Five-star ratings account for 64.67% of reviews; median body length is 20 words and its ninety-fifth percentile is 108 words. Helpful votes are zero for 73.51% of reviews. The skewed distributions support log scaling, but cannot establish complaint severity.</w:t>
       </w:r>
     </w:p>
     <w:p>
@@ -414,7 +309,7 @@
         <w:spacing w:after="60" w:before="130"/>
       </w:pPr>
       <w:r>
-        <w:t xml:space="preserve">Figure 4. Main-category context</w:t>
+        <w:t xml:space="preserve">Figure 2. Rating and negation context</w:t>
       </w:r>
     </w:p>
     <w:p>
@@ -425,9 +320,9 @@
       <w:r>
         <w:drawing>
           <wp:inline distT="0" distB="0" distL="0" distR="0">
-            <wp:extent cx="5429250" cy="2647950"/>
+            <wp:extent cx="5905500" cy="2324100"/>
             <wp:effectExtent t="0" r="0" b="0" l="0"/>
-            <wp:docPr id="4" name="category.png" descr="Aggregate EDA chart; description and numeric findings follow the figure" title="category.png"/>
+            <wp:docPr id="2" name="rating_cues.png" descr="Aggregate EDA chart; description and numeric findings follow the figure" title="rating_cues.png"/>
             <wp:cNvGraphicFramePr>
               <a:graphicFrameLocks xmlns:a="http://schemas.openxmlformats.org/drawingml/2006/main" noChangeAspect="1"/>
             </wp:cNvGraphicFramePr>
@@ -450,7 +345,7 @@
                   <pic:spPr bwMode="auto">
                     <a:xfrm>
                       <a:off x="0" y="0"/>
-                      <a:ext cx="5429250" cy="2647950"/>
+                      <a:ext cx="5905500" cy="2324100"/>
                     </a:xfrm>
                     <a:prstGeom prst="rect">
                       <a:avLst/>
@@ -470,7 +365,7 @@
         <w:spacing w:after="150" w:line="253"/>
       </w:pPr>
       <w:r>
-        <w:t xml:space="preserve">For the largest categories by volume, raw-cue bars show All Beauty 3.56%, Health &amp; Personal Care 3.93%, Premium Beauty 3.81%. Orange bars show the corresponding unnegated shares, while horizontal Wilson intervals quantify uncertainty around raw-cue rates for segment comparisons.</w:t>
+        <w:t xml:space="preserve">Any-cue rates are 7.42% for one-star reviews and 2.51% for five-star reviews; negated-only wording comprises 36.14% of five-star cue reviews. The raw and scoped bars support retaining polarity and rating context, but cannot identify genuine complaints.</w:t>
       </w:r>
     </w:p>
     <w:p>
@@ -480,7 +375,7 @@
         <w:spacing w:after="60" w:before="130"/>
       </w:pPr>
       <w:r>
-        <w:t xml:space="preserve">Figure 5. Monthly volume and uncertainty</w:t>
+        <w:t xml:space="preserve">Figure 3. Safety-word group rates</w:t>
       </w:r>
     </w:p>
     <w:p>
@@ -491,9 +386,9 @@
       <w:r>
         <w:drawing>
           <wp:inline distT="0" distB="0" distL="0" distR="0">
-            <wp:extent cx="5715000" cy="3457575"/>
+            <wp:extent cx="5429250" cy="2647950"/>
             <wp:effectExtent t="0" r="0" b="0" l="0"/>
-            <wp:docPr id="5" name="monthly.png" descr="Aggregate EDA chart; description and numeric findings follow the figure" title="monthly.png"/>
+            <wp:docPr id="3" name="groups.png" descr="Aggregate EDA chart; description and numeric findings follow the figure" title="groups.png"/>
             <wp:cNvGraphicFramePr>
               <a:graphicFrameLocks xmlns:a="http://schemas.openxmlformats.org/drawingml/2006/main" noChangeAspect="1"/>
             </wp:cNvGraphicFramePr>
@@ -516,7 +411,7 @@
                   <pic:spPr bwMode="auto">
                     <a:xfrm>
                       <a:off x="0" y="0"/>
-                      <a:ext cx="5715000" cy="3457575"/>
+                      <a:ext cx="5429250" cy="2647950"/>
                     </a:xfrm>
                     <a:prstGeom prst="rect">
                       <a:avLst/>
@@ -536,7 +431,7 @@
         <w:spacing w:after="150" w:line="253"/>
       </w:pPr>
       <w:r>
-        <w:t xml:space="preserve">Review volume peaks in 2021-03 at 394,608 reviews. In 2023-09, the unnegated-cue rate is 2.56% with a Wilson interval of 2.09% to 3.13%; broad early intervals reflect sparse denominators. Observation ends on 2023-09-13, so the final month is incomplete and its volume is not comparable with a complete month.</w:t>
+        <w:t xml:space="preserve">The largest raw-cue bars are skin reaction at 2.08%, irritation at 0.79% and smell or spoilage at 0.43% of all reviews; groups overlap and must not be added. Their differing shares support topic-specific review routing, but cannot establish defect types without adjudication.</w:t>
       </w:r>
     </w:p>
     <w:p>
@@ -546,7 +441,7 @@
         <w:spacing w:after="60" w:before="130"/>
       </w:pPr>
       <w:r>
-        <w:t xml:space="preserve">Figure 6. Numeric feature relationships</w:t>
+        <w:t xml:space="preserve">Figure 4. Main-category context</w:t>
       </w:r>
     </w:p>
     <w:p>
@@ -557,9 +452,9 @@
       <w:r>
         <w:drawing>
           <wp:inline distT="0" distB="0" distL="0" distR="0">
-            <wp:extent cx="5715000" cy="4533900"/>
+            <wp:extent cx="5429250" cy="2647950"/>
             <wp:effectExtent t="0" r="0" b="0" l="0"/>
-            <wp:docPr id="6" name="spearman.png" descr="Aggregate EDA chart; description and numeric findings follow the figure" title="spearman.png"/>
+            <wp:docPr id="4" name="category.png" descr="Aggregate EDA chart; description and numeric findings follow the figure" title="category.png"/>
             <wp:cNvGraphicFramePr>
               <a:graphicFrameLocks xmlns:a="http://schemas.openxmlformats.org/drawingml/2006/main" noChangeAspect="1"/>
             </wp:cNvGraphicFramePr>
@@ -582,7 +477,7 @@
                   <pic:spPr bwMode="auto">
                     <a:xfrm>
                       <a:off x="0" y="0"/>
-                      <a:ext cx="5715000" cy="4533900"/>
+                      <a:ext cx="5429250" cy="2647950"/>
                     </a:xfrm>
                     <a:prstGeom prst="rect">
                       <a:avLst/>
@@ -602,7 +497,7 @@
         <w:spacing w:after="150" w:line="253"/>
       </w:pPr>
       <w:r>
-        <w:t xml:space="preserve">The strongest absolute off-diagonal Spearman relationship is between product_age_days and product_prior_count, with coefficient 0.972. The heatmap reveals redundant or mechanically related signals, helping avoid counting the same evidence repeatedly in an explanation.</w:t>
+        <w:t xml:space="preserve">For the largest categories by volume, raw-cue bars show All Beauty 3.56%, Health &amp; Personal Care 3.93%, Premium Beauty 3.81%; paired bars show unnegated shares with Wilson intervals on raw rates. Category variation supports composition checks before routing, but cannot establish relative product safety.</w:t>
       </w:r>
     </w:p>
     <w:p>
@@ -612,7 +507,7 @@
         <w:spacing w:after="60" w:before="130"/>
       </w:pPr>
       <w:r>
-        <w:t xml:space="preserve">Figure 7. Multi-dimensional text projection</w:t>
+        <w:t xml:space="preserve">Figure 5. Monthly volume and uncertainty</w:t>
       </w:r>
     </w:p>
     <w:p>
@@ -623,9 +518,9 @@
       <w:r>
         <w:drawing>
           <wp:inline distT="0" distB="0" distL="0" distR="0">
-            <wp:extent cx="5524500" cy="2905125"/>
+            <wp:extent cx="5715000" cy="3457575"/>
             <wp:effectExtent t="0" r="0" b="0" l="0"/>
-            <wp:docPr id="7" name="svd.png" descr="Aggregate EDA chart; description and numeric findings follow the figure" title="svd.png"/>
+            <wp:docPr id="5" name="monthly.png" descr="Aggregate EDA chart; description and numeric findings follow the figure" title="monthly.png"/>
             <wp:cNvGraphicFramePr>
               <a:graphicFrameLocks xmlns:a="http://schemas.openxmlformats.org/drawingml/2006/main" noChangeAspect="1"/>
             </wp:cNvGraphicFramePr>
@@ -648,7 +543,7 @@
                   <pic:spPr bwMode="auto">
                     <a:xfrm>
                       <a:off x="0" y="0"/>
-                      <a:ext cx="5524500" cy="2905125"/>
+                      <a:ext cx="5715000" cy="3457575"/>
                     </a:xfrm>
                     <a:prstGeom prst="rect">
                       <a:avLst/>
@@ -668,16 +563,7 @@
         <w:spacing w:after="150" w:line="253"/>
       </w:pPr>
       <w:r>
-        <w:t xml:space="preserve">The two SVD components explain 0.50% and 0.62% of TF-IDF variance across a vocabulary of 5,000 terms. Plotted first-component coordinates span 0.031 to 0.436; colors identify the most frequently matched word groups. Together the axes retain only 1.12% of variance, so this is a coarse view of lexical differences and overlap is expected.</w:t>
-      </w:r>
-    </w:p>
-    <w:p>
-      <w:pPr>
-        <w:widowControl/>
-        <w:spacing w:after="100" w:line="253"/>
-      </w:pPr>
-      <w:r>
-        <w:t xml:space="preserve">The eight highest positive loadings among screened generic terms are it, the, and, to, my, this, is, for for the first component, and skin, sensitive, sensitive skin, my skin, face, for sensitive, skin and, my face for the second. A generic-word allowlist excludes possible personal and brand names before ranking; vocabulary terms are not review excerpts. The first component mainly reflects grammatical wording, while the second emphasizes skin sensitivity and facial use. On the same cue sample, full-sample silhouette scores are 2 components: -0.1227; 50 components: -0.0297; 100 components: -0.0162. Silhouette compares within-group closeness with the nearest other group; values near zero indicate overlap and negative values indicate poor separation. Separation improves with more components but remains negative, so these word groups do not form distinct clusters in this representation.</w:t>
+        <w:t xml:space="preserve">Review volume peaks in 2021-03 at 394,608 reviews. In 2023-09, the unnegated-cue rate is 2.56% with a Wilson interval of 2.09% to 3.13%; observation ends on 2023-09-13, making that month incomplete. The volume and rate panels support historical workload planning, but cannot establish a trend from the partial final month.</w:t>
       </w:r>
     </w:p>
     <w:p>
@@ -687,7 +573,7 @@
         <w:spacing w:after="60" w:before="130"/>
       </w:pPr>
       <w:r>
-        <w:t xml:space="preserve">Figure 8. Engineered feature associations</w:t>
+        <w:t xml:space="preserve">Figure 6. Numeric feature relationships</w:t>
       </w:r>
     </w:p>
     <w:p>
@@ -698,9 +584,9 @@
       <w:r>
         <w:drawing>
           <wp:inline distT="0" distB="0" distL="0" distR="0">
-            <wp:extent cx="5905500" cy="2847975"/>
+            <wp:extent cx="5715000" cy="4533900"/>
             <wp:effectExtent t="0" r="0" b="0" l="0"/>
-            <wp:docPr id="8" name="relevance.png" descr="Aggregate EDA chart; description and numeric findings follow the figure" title="relevance.png"/>
+            <wp:docPr id="6" name="spearman.png" descr="Aggregate EDA chart; description and numeric findings follow the figure" title="spearman.png"/>
             <wp:cNvGraphicFramePr>
               <a:graphicFrameLocks xmlns:a="http://schemas.openxmlformats.org/drawingml/2006/main" noChangeAspect="1"/>
             </wp:cNvGraphicFramePr>
@@ -723,7 +609,7 @@
                   <pic:spPr bwMode="auto">
                     <a:xfrm>
                       <a:off x="0" y="0"/>
-                      <a:ext cx="5905500" cy="2847975"/>
+                      <a:ext cx="5715000" cy="4533900"/>
                     </a:xfrm>
                     <a:prstGeom prst="rect">
                       <a:avLst/>
@@ -743,93 +629,17 @@
         <w:spacing w:after="150" w:line="253"/>
       </w:pPr>
       <w:r>
-        <w:t xml:space="preserve">The leading bars are unnegated_cue (r 0.696), safety_cue (r 0.620), skin_reaction_unnegated_count (r 0.503); the largest non-asterisked association is body_part_mention, r 0.107. Associations use the later-period half of the uniform sample, including 273 positives.</w:t>
-      </w:r>
-    </w:p>
-    <w:p>
-      <w:pPr>
-        <w:pStyle w:val="Heading1"/>
+        <w:t xml:space="preserve">The strongest absolute off-diagonal Spearman relationship is between product_age_days and product_prior_count, with coefficient 0.972. This redundancy supports avoiding repeated evidence in explanations, but cannot establish which features improve predictions.</w:t>
+      </w:r>
+    </w:p>
+    <w:p>
+      <w:pPr>
         <w:keepNext/>
         <w:widowControl/>
-        <w:spacing w:after="100" w:before="220"/>
-      </w:pPr>
-      <w:r>
-        <w:t xml:space="preserve">5. Patterns, trends and insights for the beauty and wellness market</w:t>
-      </w:r>
-    </w:p>
-    <w:p>
-      <w:pPr>
-        <w:widowControl/>
-        <w:spacing w:after="100" w:line="253"/>
-      </w:pPr>
-      <w:r>
-        <w:t xml:space="preserve">Four measured comparisons translate the review evidence into retail planning choices. Here, a higher-risk segment means a higher cue share for investigation. Rates use reviews within each segment, while volume represents demand for feedback handling. Compare category composition before allocating staff, changing product messaging or choosing a supplier investigation.</w:t>
-      </w:r>
-    </w:p>
-    <w:p>
-      <w:pPr>
-        <w:pStyle w:val="ListParagraph"/>
-        <w:widowControl/>
-        <w:numPr>
-          <w:ilvl w:val="0"/>
-          <w:numId w:val="1"/>
-        </w:numPr>
-        <w:spacing w:after="100" w:line="253"/>
-      </w:pPr>
-      <w:r>
-        <w:t xml:space="preserve">Seasonality: June has the highest pooled cue rate, 3.60%, and December the lowest, 3.20%. Month versus cue presence gives chi-square 906.8, 11 degrees of freedom, p 2.19e-187 and Cramer's V 0.0062. The small effect suggests modest seasonal routing changes: a retailer should plan review capacity around volume and compare the same categories across months before adjusting tolerability advice.</w:t>
-      </w:r>
-    </w:p>
-    <w:p>
-      <w:pPr>
-        <w:pStyle w:val="ListParagraph"/>
-        <w:widowControl/>
-        <w:numPr>
-          <w:ilvl w:val="0"/>
-          <w:numId w:val="1"/>
-        </w:numPr>
-        <w:spacing w:after="100" w:line="253"/>
-      </w:pPr>
-      <w:r>
-        <w:t xml:space="preserve">Category mix: the highest cue shares are Grocery 5.75% (Wilson interval 5.54% to 5.98%, 43,567 reviews) and Industrial &amp; Scientific 5.38% (Wilson interval 5.24% to 5.52%, 105,860 reviews). A beauty retailer should audit these cross-category listings for misclassification and product-use context, then route accounts to relevant specialists. Their appearance in the beauty snapshot is itself a merchandising-quality finding.</w:t>
-      </w:r>
-    </w:p>
-    <w:p>
-      <w:pPr>
-        <w:pStyle w:val="ListParagraph"/>
-        <w:widowControl/>
-        <w:numPr>
-          <w:ilvl w:val="0"/>
-          <w:numId w:val="1"/>
-        </w:numPr>
-        <w:spacing w:after="100" w:line="253"/>
-      </w:pPr>
-      <w:r>
-        <w:t xml:space="preserve">Price mix: USD 25 to &lt;50 leads at 4.09% (Wilson interval 4.07% to 4.12%, 3,272,850 reviews), compared with 2.58% in USD &lt;10. A brand should compare formulations and packaging within matched categories before choosing which price tier needs extra product guidance. Bands refer to exact snapshot USD prices; absent prices and starting-price strings remain a separate group.</w:t>
-      </w:r>
-    </w:p>
-    <w:p>
-      <w:pPr>
-        <w:pStyle w:val="ListParagraph"/>
-        <w:widowControl/>
-        <w:numPr>
-          <w:ilvl w:val="0"/>
-          <w:numId w:val="1"/>
-        </w:numPr>
-        <w:spacing w:after="100" w:line="253"/>
-      </w:pPr>
-      <w:r>
-        <w:t xml:space="preserve">Yearly change: from 2021 to 2022, cue rates change by All Beauty +0.395; Health &amp; Personal Care +0.612; Premium Beauty +0.308; Amazon Home +0.299; Tools &amp; Home Improvement -0.061 percentage points. These are the five largest known categories by total review volume. A retailer should prioritize the largest increase for a product-level drill-down, compare continuing products with new listings, and test whether the shift persists after holding the category and rating mix constant.</w:t>
-      </w:r>
-    </w:p>
-    <w:p>
-      <w:pPr>
-        <w:keepNext/>
-        <w:widowControl/>
         <w:spacing w:after="60" w:before="130"/>
       </w:pPr>
       <w:r>
-        <w:t xml:space="preserve">Figure 9. Seasonality, price mix and category trends</w:t>
+        <w:t xml:space="preserve">Figure 7. Multi-dimensional text projection</w:t>
       </w:r>
     </w:p>
     <w:p>
@@ -840,9 +650,9 @@
       <w:r>
         <w:drawing>
           <wp:inline distT="0" distB="0" distL="0" distR="0">
-            <wp:extent cx="5905500" cy="3867150"/>
+            <wp:extent cx="5524500" cy="2905125"/>
             <wp:effectExtent t="0" r="0" b="0" l="0"/>
-            <wp:docPr id="9" name="market_trends.png" descr="Aggregate EDA chart; description and numeric findings follow the figure" title="market_trends.png"/>
+            <wp:docPr id="7" name="svd.png" descr="Aggregate EDA chart; description and numeric findings follow the figure" title="svd.png"/>
             <wp:cNvGraphicFramePr>
               <a:graphicFrameLocks xmlns:a="http://schemas.openxmlformats.org/drawingml/2006/main" noChangeAspect="1"/>
             </wp:cNvGraphicFramePr>
@@ -865,7 +675,7 @@
                   <pic:spPr bwMode="auto">
                     <a:xfrm>
                       <a:off x="0" y="0"/>
-                      <a:ext cx="5905500" cy="3867150"/>
+                      <a:ext cx="5524500" cy="2905125"/>
                     </a:xfrm>
                     <a:prstGeom prst="rect">
                       <a:avLst/>
@@ -885,16 +695,73 @@
         <w:spacing w:after="150" w:line="253"/>
       </w:pPr>
       <w:r>
-        <w:t xml:space="preserve">Seasonal volume bars show 2,338,973 January and 2,050,416 February reviews; the cue-rate panel shows January 3.28% and February 3.45%. The price panel includes unavailable exact prices at a cue rate of 3.40%. The annual All Beauty line runs from 4.97% in 2013 to 3.82% in its final plotted year, across the latest decade of interior observation years.</w:t>
-      </w:r>
-    </w:p>
-    <w:p>
-      <w:pPr>
-        <w:widowControl/>
-        <w:spacing w:after="100" w:line="253"/>
-      </w:pPr>
-      <w:r>
-        <w:t xml:space="preserve">Implement the business drill-down by ranking category-year changes, tracing the contributing product cohorts, and separating a changed share from a changed number of accounts. Recompute calendar comparisons within each major category, then directly standardize to a fixed category distribution. For price comparisons, retain common products and compare within word group and rating. Request dated product and sales records before translating the review patterns into stocking or usage-rate decisions.</w:t>
+        <w:t xml:space="preserve">The two-component TF-IDF projection retains 1.12% of variance, with overlapping word groups and no distinct segments shown. Euclidean silhouette is -0.1227; each review receives its largest raw-match-count group, with ties resolved by code order. This overlap supports keeping interpretable word-group features as candidates, but cannot establish customer segments or predictive accuracy.</w:t>
+      </w:r>
+    </w:p>
+    <w:p>
+      <w:pPr>
+        <w:keepNext/>
+        <w:widowControl/>
+        <w:spacing w:after="60" w:before="130"/>
+      </w:pPr>
+      <w:r>
+        <w:t xml:space="preserve">Figure 8. Engineered feature associations</w:t>
+      </w:r>
+    </w:p>
+    <w:p>
+      <w:pPr>
+        <w:keepNext/>
+        <w:jc w:val="center"/>
+      </w:pPr>
+      <w:r>
+        <w:drawing>
+          <wp:inline distT="0" distB="0" distL="0" distR="0">
+            <wp:extent cx="5905500" cy="2847975"/>
+            <wp:effectExtent t="0" r="0" b="0" l="0"/>
+            <wp:docPr id="8" name="relevance.png" descr="Aggregate EDA chart; description and numeric findings follow the figure" title="relevance.png"/>
+            <wp:cNvGraphicFramePr>
+              <a:graphicFrameLocks xmlns:a="http://schemas.openxmlformats.org/drawingml/2006/main" noChangeAspect="1"/>
+            </wp:cNvGraphicFramePr>
+            <a:graphic xmlns:a="http://schemas.openxmlformats.org/drawingml/2006/main">
+              <a:graphicData uri="http://schemas.openxmlformats.org/drawingml/2006/picture">
+                <pic:pic xmlns:pic="http://schemas.openxmlformats.org/drawingml/2006/picture">
+                  <pic:nvPicPr>
+                    <pic:cNvPr id="0" name="" descr=""/>
+                    <pic:cNvPicPr>
+                      <a:picLocks noChangeAspect="1" noChangeArrowheads="1"/>
+                    </pic:cNvPicPr>
+                  </pic:nvPicPr>
+                  <pic:blipFill>
+                    <a:blip r:embed="rId18" cstate="none"/>
+                    <a:srcRect/>
+                    <a:stretch>
+                      <a:fillRect/>
+                    </a:stretch>
+                  </pic:blipFill>
+                  <pic:spPr bwMode="auto">
+                    <a:xfrm>
+                      <a:off x="0" y="0"/>
+                      <a:ext cx="5905500" cy="2847975"/>
+                    </a:xfrm>
+                    <a:prstGeom prst="rect">
+                      <a:avLst/>
+                    </a:prstGeom>
+                  </pic:spPr>
+                </pic:pic>
+              </a:graphicData>
+            </a:graphic>
+          </wp:inline>
+        </w:drawing>
+      </w:r>
+    </w:p>
+    <w:p>
+      <w:pPr>
+        <w:keepLines/>
+        <w:widowControl/>
+        <w:spacing w:after="150" w:line="253"/>
+      </w:pPr>
+      <w:r>
+        <w:t xml:space="preserve">Proxy-ingredient features lead: unnegated cue presence (r 0.696), any safety-word cue (r 0.620), unnegated skin-reaction count (r 0.503); among other features, personal body-part mentions lead at r 0.107. Associations use the later-period half of the uniform sample, including 273 proxy positives. This alignment supports feature ablation, but cannot establish accuracy against human labels.</w:t>
       </w:r>
     </w:p>
     <w:p>
@@ -905,7 +772,16 @@
         <w:spacing w:after="100" w:before="220"/>
       </w:pPr>
       <w:r>
-        <w:t xml:space="preserve">6. Feature engineering plan: new variables</w:t>
+        <w:t xml:space="preserve">5. Patterns, trends and insights for the beauty and wellness market</w:t>
+      </w:r>
+    </w:p>
+    <w:p>
+      <w:pPr>
+        <w:widowControl/>
+        <w:spacing w:after="100" w:line="253"/>
+      </w:pPr>
+      <w:r>
+        <w:t xml:space="preserve">Four measured comparisons connect findings to feature decisions. A higher cue-share segment warrants investigation; it does not establish higher product risk. Rates use reviews within each segment.</w:t>
       </w:r>
     </w:p>
     <w:tbl>
@@ -922,10 +798,9 @@
         <w:tblLayout w:type="fixed"/>
       </w:tblPr>
       <w:tblGrid>
-        <w:gridCol w:w="1440"/>
-        <w:gridCol w:w="2658"/>
-        <w:gridCol w:w="2658"/>
-        <w:gridCol w:w="2882"/>
+        <w:gridCol w:w="3662"/>
+        <w:gridCol w:w="2891"/>
+        <w:gridCol w:w="3085"/>
       </w:tblGrid>
       <w:tr>
         <w:trPr>
@@ -934,7 +809,7 @@
         </w:trPr>
         <w:tc>
           <w:tcPr>
-            <w:tcW w:type="dxa" w:w="1440"/>
+            <w:tcW w:type="dxa" w:w="3662"/>
             <w:tcBorders>
               <w:top w:val="single" w:color="D9D9D9" w:sz="4"/>
               <w:left w:val="single" w:color="D9D9D9" w:sz="4"/>
@@ -962,13 +837,13 @@
                 <w:sz w:val="18"/>
                 <w:szCs w:val="18"/>
               </w:rPr>
-              <w:t xml:space="preserve">Feature</w:t>
-            </w:r>
-          </w:p>
-        </w:tc>
-        <w:tc>
-          <w:tcPr>
-            <w:tcW w:type="dxa" w:w="2658"/>
+              <w:t xml:space="preserve">Finding (measured)</w:t>
+            </w:r>
+          </w:p>
+        </w:tc>
+        <w:tc>
+          <w:tcPr>
+            <w:tcW w:type="dxa" w:w="2891"/>
             <w:tcBorders>
               <w:top w:val="single" w:color="D9D9D9" w:sz="4"/>
               <w:left w:val="single" w:color="D9D9D9" w:sz="4"/>
@@ -996,13 +871,13 @@
                 <w:sz w:val="18"/>
                 <w:szCs w:val="18"/>
               </w:rPr>
-              <w:t xml:space="preserve">How it is built</w:t>
-            </w:r>
-          </w:p>
-        </w:tc>
-        <w:tc>
-          <w:tcPr>
-            <w:tcW w:type="dxa" w:w="2658"/>
+              <w:t xml:space="preserve">Feature decision</w:t>
+            </w:r>
+          </w:p>
+        </w:tc>
+        <w:tc>
+          <w:tcPr>
+            <w:tcW w:type="dxa" w:w="3085"/>
             <w:tcBorders>
               <w:top w:val="single" w:color="D9D9D9" w:sz="4"/>
               <w:left w:val="single" w:color="D9D9D9" w:sz="4"/>
@@ -1030,41 +905,7 @@
                 <w:sz w:val="18"/>
                 <w:szCs w:val="18"/>
               </w:rPr>
-              <w:t xml:space="preserve">Hidden behaviour or trend it captures</w:t>
-            </w:r>
-          </w:p>
-        </w:tc>
-        <w:tc>
-          <w:tcPr>
-            <w:tcW w:type="dxa" w:w="2882"/>
-            <w:tcBorders>
-              <w:top w:val="single" w:color="D9D9D9" w:sz="4"/>
-              <w:left w:val="single" w:color="D9D9D9" w:sz="4"/>
-              <w:bottom w:val="single" w:color="D9D9D9" w:sz="4"/>
-              <w:right w:val="single" w:color="D9D9D9" w:sz="4"/>
-            </w:tcBorders>
-            <w:shd w:fill="E8EFF3" w:val="clear"/>
-            <w:tcMar>
-              <w:top w:type="dxa" w:w="65"/>
-              <w:left w:type="dxa" w:w="85"/>
-              <w:bottom w:type="dxa" w:w="65"/>
-              <w:right w:type="dxa" w:w="85"/>
-            </w:tcMar>
-            <w:vAlign w:val="center"/>
-          </w:tcPr>
-          <w:p>
-            <w:pPr>
-              <w:spacing w:after="0" w:line="222"/>
-            </w:pPr>
-            <w:r>
-              <w:rPr>
-                <w:b/>
-                <w:bCs/>
-                <w:color w:val="1F3A4D"/>
-                <w:sz w:val="18"/>
-                <w:szCs w:val="18"/>
-              </w:rPr>
-              <w:t xml:space="preserve">H2 / H3 test</w:t>
+              <w:t xml:space="preserve">What it does not show</w:t>
             </w:r>
           </w:p>
         </w:tc>
@@ -1076,133 +917,100 @@
         </w:trPr>
         <w:tc>
           <w:tcPr>
-            <w:tcW w:type="dxa" w:w="1440"/>
-            <w:tcBorders>
-              <w:top w:val="single" w:color="D9D9D9" w:sz="4"/>
-              <w:left w:val="single" w:color="D9D9D9" w:sz="4"/>
-              <w:bottom w:val="single" w:color="D9D9D9" w:sz="4"/>
-              <w:right w:val="single" w:color="D9D9D9" w:sz="4"/>
-            </w:tcBorders>
-            <w:tcMar>
-              <w:top w:type="dxa" w:w="65"/>
-              <w:left w:type="dxa" w:w="85"/>
-              <w:bottom w:type="dxa" w:w="65"/>
-              <w:right w:type="dxa" w:w="85"/>
-            </w:tcMar>
-            <w:vAlign w:val="center"/>
-          </w:tcPr>
-          <w:p>
-            <w:pPr>
-              <w:spacing w:after="0" w:line="222"/>
-            </w:pPr>
-            <w:r>
-              <w:rPr>
-                <w:b w:val="false"/>
-                <w:bCs w:val="false"/>
-                <w:color w:val="1F3A4D"/>
-                <w:sz w:val="18"/>
-                <w:szCs w:val="18"/>
-              </w:rPr>
-              <w:t xml:space="preserve">Scoped cues preserve polarity.</w:t>
-            </w:r>
-          </w:p>
-        </w:tc>
-        <w:tc>
-          <w:tcPr>
-            <w:tcW w:type="dxa" w:w="2658"/>
-            <w:tcBorders>
-              <w:top w:val="single" w:color="D9D9D9" w:sz="4"/>
-              <w:left w:val="single" w:color="D9D9D9" w:sz="4"/>
-              <w:bottom w:val="single" w:color="D9D9D9" w:sz="4"/>
-              <w:right w:val="single" w:color="D9D9D9" w:sz="4"/>
-            </w:tcBorders>
-            <w:tcMar>
-              <w:top w:type="dxa" w:w="65"/>
-              <w:left w:type="dxa" w:w="85"/>
-              <w:bottom w:type="dxa" w:w="65"/>
-              <w:right w:type="dxa" w:w="85"/>
-            </w:tcMar>
-            <w:vAlign w:val="center"/>
-          </w:tcPr>
-          <w:p>
-            <w:pPr>
-              <w:spacing w:after="0" w:line="222"/>
-            </w:pPr>
-            <w:r>
-              <w:rPr>
-                <w:b w:val="false"/>
-                <w:bCs w:val="false"/>
-                <w:color w:val="1F3A4D"/>
-                <w:sz w:val="18"/>
-                <w:szCs w:val="18"/>
-              </w:rPr>
-              <w:t xml:space="preserve">Keep raw, negated and unnegated matches.</w:t>
-            </w:r>
-          </w:p>
-        </w:tc>
-        <w:tc>
-          <w:tcPr>
-            <w:tcW w:type="dxa" w:w="2658"/>
-            <w:tcBorders>
-              <w:top w:val="single" w:color="D9D9D9" w:sz="4"/>
-              <w:left w:val="single" w:color="D9D9D9" w:sz="4"/>
-              <w:bottom w:val="single" w:color="D9D9D9" w:sz="4"/>
-              <w:right w:val="single" w:color="D9D9D9" w:sz="4"/>
-            </w:tcBorders>
-            <w:tcMar>
-              <w:top w:type="dxa" w:w="65"/>
-              <w:left w:type="dxa" w:w="85"/>
-              <w:bottom w:type="dxa" w:w="65"/>
-              <w:right w:type="dxa" w:w="85"/>
-            </w:tcMar>
-            <w:vAlign w:val="center"/>
-          </w:tcPr>
-          <w:p>
-            <w:pPr>
-              <w:spacing w:after="0" w:line="222"/>
-            </w:pPr>
-            <w:r>
-              <w:rPr>
-                <w:b w:val="false"/>
-                <w:bCs w:val="false"/>
-                <w:color w:val="1F3A4D"/>
-                <w:sz w:val="18"/>
-                <w:szCs w:val="18"/>
-              </w:rPr>
-              <w:t xml:space="preserve">Local denials differ from affirmative wording.</w:t>
-            </w:r>
-          </w:p>
-        </w:tc>
-        <w:tc>
-          <w:tcPr>
-            <w:tcW w:type="dxa" w:w="2882"/>
-            <w:tcBorders>
-              <w:top w:val="single" w:color="D9D9D9" w:sz="4"/>
-              <w:left w:val="single" w:color="D9D9D9" w:sz="4"/>
-              <w:bottom w:val="single" w:color="D9D9D9" w:sz="4"/>
-              <w:right w:val="single" w:color="D9D9D9" w:sz="4"/>
-            </w:tcBorders>
-            <w:tcMar>
-              <w:top w:type="dxa" w:w="65"/>
-              <w:left w:type="dxa" w:w="85"/>
-              <w:bottom w:type="dxa" w:w="65"/>
-              <w:right w:type="dxa" w:w="85"/>
-            </w:tcMar>
-            <w:vAlign w:val="center"/>
-          </w:tcPr>
-          <w:p>
-            <w:pPr>
-              <w:spacing w:after="0" w:line="222"/>
-            </w:pPr>
-            <w:r>
-              <w:rPr>
-                <w:b w:val="false"/>
-                <w:bCs w:val="false"/>
-                <w:color w:val="1F3A4D"/>
-                <w:sz w:val="18"/>
-                <w:szCs w:val="18"/>
-              </w:rPr>
-              <w:t xml:space="preserve">H2 tests fewer false alerts; H3 supplies contextual rule votes.</w:t>
+            <w:tcW w:type="dxa" w:w="3662"/>
+            <w:tcBorders>
+              <w:top w:val="single" w:color="D9D9D9" w:sz="4"/>
+              <w:left w:val="single" w:color="D9D9D9" w:sz="4"/>
+              <w:bottom w:val="single" w:color="D9D9D9" w:sz="4"/>
+              <w:right w:val="single" w:color="D9D9D9" w:sz="4"/>
+            </w:tcBorders>
+            <w:tcMar>
+              <w:top w:type="dxa" w:w="65"/>
+              <w:left w:type="dxa" w:w="85"/>
+              <w:bottom w:type="dxa" w:w="65"/>
+              <w:right w:type="dxa" w:w="85"/>
+            </w:tcMar>
+            <w:vAlign w:val="center"/>
+          </w:tcPr>
+          <w:p>
+            <w:pPr>
+              <w:spacing w:after="0" w:line="222"/>
+            </w:pPr>
+            <w:r>
+              <w:rPr>
+                <w:b w:val="false"/>
+                <w:bCs w:val="false"/>
+                <w:color w:val="1F3A4D"/>
+                <w:sz w:val="18"/>
+                <w:szCs w:val="18"/>
+              </w:rPr>
+              <w:t xml:space="preserve">One-star unnegated-cue share is 7.18% versus 1.60% at five stars, a 5.58 percentage-point gap.</w:t>
+            </w:r>
+          </w:p>
+        </w:tc>
+        <w:tc>
+          <w:tcPr>
+            <w:tcW w:type="dxa" w:w="2891"/>
+            <w:tcBorders>
+              <w:top w:val="single" w:color="D9D9D9" w:sz="4"/>
+              <w:left w:val="single" w:color="D9D9D9" w:sz="4"/>
+              <w:bottom w:val="single" w:color="D9D9D9" w:sz="4"/>
+              <w:right w:val="single" w:color="D9D9D9" w:sz="4"/>
+            </w:tcBorders>
+            <w:tcMar>
+              <w:top w:type="dxa" w:w="65"/>
+              <w:left w:type="dxa" w:w="85"/>
+              <w:bottom w:type="dxa" w:w="65"/>
+              <w:right w:type="dxa" w:w="85"/>
+            </w:tcMar>
+            <w:vAlign w:val="center"/>
+          </w:tcPr>
+          <w:p>
+            <w:pPr>
+              <w:spacing w:after="0" w:line="222"/>
+            </w:pPr>
+            <w:r>
+              <w:rPr>
+                <w:b w:val="false"/>
+                <w:bCs w:val="false"/>
+                <w:color w:val="1F3A4D"/>
+                <w:sz w:val="18"/>
+                <w:szCs w:val="18"/>
+              </w:rPr>
+              <w:t xml:space="preserve">Rating stays a context feature; five-star affirmative accounts remain eligible.</w:t>
+            </w:r>
+          </w:p>
+        </w:tc>
+        <w:tc>
+          <w:tcPr>
+            <w:tcW w:type="dxa" w:w="3085"/>
+            <w:tcBorders>
+              <w:top w:val="single" w:color="D9D9D9" w:sz="4"/>
+              <w:left w:val="single" w:color="D9D9D9" w:sz="4"/>
+              <w:bottom w:val="single" w:color="D9D9D9" w:sz="4"/>
+              <w:right w:val="single" w:color="D9D9D9" w:sz="4"/>
+            </w:tcBorders>
+            <w:tcMar>
+              <w:top w:type="dxa" w:w="65"/>
+              <w:left w:type="dxa" w:w="85"/>
+              <w:bottom w:type="dxa" w:w="65"/>
+              <w:right w:type="dxa" w:w="85"/>
+            </w:tcMar>
+            <w:vAlign w:val="center"/>
+          </w:tcPr>
+          <w:p>
+            <w:pPr>
+              <w:spacing w:after="0" w:line="222"/>
+            </w:pPr>
+            <w:r>
+              <w:rPr>
+                <w:b w:val="false"/>
+                <w:bCs w:val="false"/>
+                <w:color w:val="1F3A4D"/>
+                <w:sz w:val="18"/>
+                <w:szCs w:val="18"/>
+              </w:rPr>
+              <w:t xml:space="preserve">Low ratings alone do not identify complaints.</w:t>
             </w:r>
           </w:p>
         </w:tc>
@@ -1214,133 +1022,100 @@
         </w:trPr>
         <w:tc>
           <w:tcPr>
-            <w:tcW w:type="dxa" w:w="1440"/>
-            <w:tcBorders>
-              <w:top w:val="single" w:color="D9D9D9" w:sz="4"/>
-              <w:left w:val="single" w:color="D9D9D9" w:sz="4"/>
-              <w:bottom w:val="single" w:color="D9D9D9" w:sz="4"/>
-              <w:right w:val="single" w:color="D9D9D9" w:sz="4"/>
-            </w:tcBorders>
-            <w:tcMar>
-              <w:top w:type="dxa" w:w="65"/>
-              <w:left w:type="dxa" w:w="85"/>
-              <w:bottom w:type="dxa" w:w="65"/>
-              <w:right w:type="dxa" w:w="85"/>
-            </w:tcMar>
-            <w:vAlign w:val="center"/>
-          </w:tcPr>
-          <w:p>
-            <w:pPr>
-              <w:spacing w:after="0" w:line="222"/>
-            </w:pPr>
-            <w:r>
-              <w:rPr>
-                <w:b w:val="false"/>
-                <w:bCs w:val="false"/>
-                <w:color w:val="1F3A4D"/>
-                <w:sz w:val="18"/>
-                <w:szCs w:val="18"/>
-              </w:rPr>
-              <w:t xml:space="preserve">Group counts retain topics.</w:t>
-            </w:r>
-          </w:p>
-        </w:tc>
-        <w:tc>
-          <w:tcPr>
-            <w:tcW w:type="dxa" w:w="2658"/>
-            <w:tcBorders>
-              <w:top w:val="single" w:color="D9D9D9" w:sz="4"/>
-              <w:left w:val="single" w:color="D9D9D9" w:sz="4"/>
-              <w:bottom w:val="single" w:color="D9D9D9" w:sz="4"/>
-              <w:right w:val="single" w:color="D9D9D9" w:sz="4"/>
-            </w:tcBorders>
-            <w:tcMar>
-              <w:top w:type="dxa" w:w="65"/>
-              <w:left w:type="dxa" w:w="85"/>
-              <w:bottom w:type="dxa" w:w="65"/>
-              <w:right w:type="dxa" w:w="85"/>
-            </w:tcMar>
-            <w:vAlign w:val="center"/>
-          </w:tcPr>
-          <w:p>
-            <w:pPr>
-              <w:spacing w:after="0" w:line="222"/>
-            </w:pPr>
-            <w:r>
-              <w:rPr>
-                <w:b w:val="false"/>
-                <w:bCs w:val="false"/>
-                <w:color w:val="1F3A4D"/>
-                <w:sz w:val="18"/>
-                <w:szCs w:val="18"/>
-              </w:rPr>
-              <w:t xml:space="preserve">Count raw and unnegated matches per group.</w:t>
-            </w:r>
-          </w:p>
-        </w:tc>
-        <w:tc>
-          <w:tcPr>
-            <w:tcW w:type="dxa" w:w="2658"/>
-            <w:tcBorders>
-              <w:top w:val="single" w:color="D9D9D9" w:sz="4"/>
-              <w:left w:val="single" w:color="D9D9D9" w:sz="4"/>
-              <w:bottom w:val="single" w:color="D9D9D9" w:sz="4"/>
-              <w:right w:val="single" w:color="D9D9D9" w:sz="4"/>
-            </w:tcBorders>
-            <w:tcMar>
-              <w:top w:type="dxa" w:w="65"/>
-              <w:left w:type="dxa" w:w="85"/>
-              <w:bottom w:type="dxa" w:w="65"/>
-              <w:right w:type="dxa" w:w="85"/>
-            </w:tcMar>
-            <w:vAlign w:val="center"/>
-          </w:tcPr>
-          <w:p>
-            <w:pPr>
-              <w:spacing w:after="0" w:line="222"/>
-            </w:pPr>
-            <w:r>
-              <w:rPr>
-                <w:b w:val="false"/>
-                <w:bCs w:val="false"/>
-                <w:color w:val="1F3A4D"/>
-                <w:sz w:val="18"/>
-                <w:szCs w:val="18"/>
-              </w:rPr>
-              <w:t xml:space="preserve">Repeated and overlapping symptoms remain visible.</w:t>
-            </w:r>
-          </w:p>
-        </w:tc>
-        <w:tc>
-          <w:tcPr>
-            <w:tcW w:type="dxa" w:w="2882"/>
-            <w:tcBorders>
-              <w:top w:val="single" w:color="D9D9D9" w:sz="4"/>
-              <w:left w:val="single" w:color="D9D9D9" w:sz="4"/>
-              <w:bottom w:val="single" w:color="D9D9D9" w:sz="4"/>
-              <w:right w:val="single" w:color="D9D9D9" w:sz="4"/>
-            </w:tcBorders>
-            <w:tcMar>
-              <w:top w:type="dxa" w:w="65"/>
-              <w:left w:type="dxa" w:w="85"/>
-              <w:bottom w:type="dxa" w:w="65"/>
-              <w:right w:type="dxa" w:w="85"/>
-            </w:tcMar>
-            <w:vAlign w:val="center"/>
-          </w:tcPr>
-          <w:p>
-            <w:pPr>
-              <w:spacing w:after="0" w:line="222"/>
-            </w:pPr>
-            <w:r>
-              <w:rPr>
-                <w:b w:val="false"/>
-                <w:bCs w:val="false"/>
-                <w:color w:val="1F3A4D"/>
-                <w:sz w:val="18"/>
-                <w:szCs w:val="18"/>
-              </w:rPr>
-              <w:t xml:space="preserve">H2 tests topic detail; H3 checks rule coverage and conflicts.</w:t>
+            <w:tcW w:type="dxa" w:w="3662"/>
+            <w:tcBorders>
+              <w:top w:val="single" w:color="D9D9D9" w:sz="4"/>
+              <w:left w:val="single" w:color="D9D9D9" w:sz="4"/>
+              <w:bottom w:val="single" w:color="D9D9D9" w:sz="4"/>
+              <w:right w:val="single" w:color="D9D9D9" w:sz="4"/>
+            </w:tcBorders>
+            <w:tcMar>
+              <w:top w:type="dxa" w:w="65"/>
+              <w:left w:type="dxa" w:w="85"/>
+              <w:bottom w:type="dxa" w:w="65"/>
+              <w:right w:type="dxa" w:w="85"/>
+            </w:tcMar>
+            <w:vAlign w:val="center"/>
+          </w:tcPr>
+          <w:p>
+            <w:pPr>
+              <w:spacing w:after="0" w:line="222"/>
+            </w:pPr>
+            <w:r>
+              <w:rPr>
+                <w:b w:val="false"/>
+                <w:bCs w:val="false"/>
+                <w:color w:val="1F3A4D"/>
+                <w:sz w:val="18"/>
+                <w:szCs w:val="18"/>
+              </w:rPr>
+              <w:t xml:space="preserve">22.29% of raw matches have no unnegated cue.</w:t>
+            </w:r>
+          </w:p>
+        </w:tc>
+        <w:tc>
+          <w:tcPr>
+            <w:tcW w:type="dxa" w:w="2891"/>
+            <w:tcBorders>
+              <w:top w:val="single" w:color="D9D9D9" w:sz="4"/>
+              <w:left w:val="single" w:color="D9D9D9" w:sz="4"/>
+              <w:bottom w:val="single" w:color="D9D9D9" w:sz="4"/>
+              <w:right w:val="single" w:color="D9D9D9" w:sz="4"/>
+            </w:tcBorders>
+            <w:tcMar>
+              <w:top w:type="dxa" w:w="65"/>
+              <w:left w:type="dxa" w:w="85"/>
+              <w:bottom w:type="dxa" w:w="65"/>
+              <w:right w:type="dxa" w:w="85"/>
+            </w:tcMar>
+            <w:vAlign w:val="center"/>
+          </w:tcPr>
+          <w:p>
+            <w:pPr>
+              <w:spacing w:after="0" w:line="222"/>
+            </w:pPr>
+            <w:r>
+              <w:rPr>
+                <w:b w:val="false"/>
+                <w:bCs w:val="false"/>
+                <w:color w:val="1F3A4D"/>
+                <w:sz w:val="18"/>
+                <w:szCs w:val="18"/>
+              </w:rPr>
+              <w:t xml:space="preserve">A polarity feature separates denials from affirmative wording.</w:t>
+            </w:r>
+          </w:p>
+        </w:tc>
+        <w:tc>
+          <w:tcPr>
+            <w:tcW w:type="dxa" w:w="3085"/>
+            <w:tcBorders>
+              <w:top w:val="single" w:color="D9D9D9" w:sz="4"/>
+              <w:left w:val="single" w:color="D9D9D9" w:sz="4"/>
+              <w:bottom w:val="single" w:color="D9D9D9" w:sz="4"/>
+              <w:right w:val="single" w:color="D9D9D9" w:sz="4"/>
+            </w:tcBorders>
+            <w:tcMar>
+              <w:top w:type="dxa" w:w="65"/>
+              <w:left w:type="dxa" w:w="85"/>
+              <w:bottom w:type="dxa" w:w="65"/>
+              <w:right w:type="dxa" w:w="85"/>
+            </w:tcMar>
+            <w:vAlign w:val="center"/>
+          </w:tcPr>
+          <w:p>
+            <w:pPr>
+              <w:spacing w:after="0" w:line="222"/>
+            </w:pPr>
+            <w:r>
+              <w:rPr>
+                <w:b w:val="false"/>
+                <w:bCs w:val="false"/>
+                <w:color w:val="1F3A4D"/>
+                <w:sz w:val="18"/>
+                <w:szCs w:val="18"/>
+              </w:rPr>
+              <w:t xml:space="preserve">Reviews with no unnegated cue are not proven false alerts.</w:t>
             </w:r>
           </w:p>
         </w:tc>
@@ -1352,133 +1127,100 @@
         </w:trPr>
         <w:tc>
           <w:tcPr>
-            <w:tcW w:type="dxa" w:w="1440"/>
-            <w:tcBorders>
-              <w:top w:val="single" w:color="D9D9D9" w:sz="4"/>
-              <w:left w:val="single" w:color="D9D9D9" w:sz="4"/>
-              <w:bottom w:val="single" w:color="D9D9D9" w:sz="4"/>
-              <w:right w:val="single" w:color="D9D9D9" w:sz="4"/>
-            </w:tcBorders>
-            <w:tcMar>
-              <w:top w:type="dxa" w:w="65"/>
-              <w:left w:type="dxa" w:w="85"/>
-              <w:bottom w:type="dxa" w:w="65"/>
-              <w:right w:type="dxa" w:w="85"/>
-            </w:tcMar>
-            <w:vAlign w:val="center"/>
-          </w:tcPr>
-          <w:p>
-            <w:pPr>
-              <w:spacing w:after="0" w:line="222"/>
-            </w:pPr>
-            <w:r>
-              <w:rPr>
-                <w:b w:val="false"/>
-                <w:bCs w:val="false"/>
-                <w:color w:val="1F3A4D"/>
-                <w:sz w:val="18"/>
-                <w:szCs w:val="18"/>
-              </w:rPr>
-              <w:t xml:space="preserve">Rating mismatch flags contradiction.</w:t>
-            </w:r>
-          </w:p>
-        </w:tc>
-        <w:tc>
-          <w:tcPr>
-            <w:tcW w:type="dxa" w:w="2658"/>
-            <w:tcBorders>
-              <w:top w:val="single" w:color="D9D9D9" w:sz="4"/>
-              <w:left w:val="single" w:color="D9D9D9" w:sz="4"/>
-              <w:bottom w:val="single" w:color="D9D9D9" w:sz="4"/>
-              <w:right w:val="single" w:color="D9D9D9" w:sz="4"/>
-            </w:tcBorders>
-            <w:tcMar>
-              <w:top w:type="dxa" w:w="65"/>
-              <w:left w:type="dxa" w:w="85"/>
-              <w:bottom w:type="dxa" w:w="65"/>
-              <w:right w:type="dxa" w:w="85"/>
-            </w:tcMar>
-            <w:vAlign w:val="center"/>
-          </w:tcPr>
-          <w:p>
-            <w:pPr>
-              <w:spacing w:after="0" w:line="222"/>
-            </w:pPr>
-            <w:r>
-              <w:rPr>
-                <w:b w:val="false"/>
-                <w:bCs w:val="false"/>
-                <w:color w:val="1F3A4D"/>
-                <w:sz w:val="18"/>
-                <w:szCs w:val="18"/>
-              </w:rPr>
-              <w:t xml:space="preserve">Mark five stars with an unnegated cue.</w:t>
-            </w:r>
-          </w:p>
-        </w:tc>
-        <w:tc>
-          <w:tcPr>
-            <w:tcW w:type="dxa" w:w="2658"/>
-            <w:tcBorders>
-              <w:top w:val="single" w:color="D9D9D9" w:sz="4"/>
-              <w:left w:val="single" w:color="D9D9D9" w:sz="4"/>
-              <w:bottom w:val="single" w:color="D9D9D9" w:sz="4"/>
-              <w:right w:val="single" w:color="D9D9D9" w:sz="4"/>
-            </w:tcBorders>
-            <w:tcMar>
-              <w:top w:type="dxa" w:w="65"/>
-              <w:left w:type="dxa" w:w="85"/>
-              <w:bottom w:type="dxa" w:w="65"/>
-              <w:right w:type="dxa" w:w="85"/>
-            </w:tcMar>
-            <w:vAlign w:val="center"/>
-          </w:tcPr>
-          <w:p>
-            <w:pPr>
-              <w:spacing w:after="0" w:line="222"/>
-            </w:pPr>
-            <w:r>
-              <w:rPr>
-                <w:b w:val="false"/>
-                <w:bCs w:val="false"/>
-                <w:color w:val="1F3A4D"/>
-                <w:sz w:val="18"/>
-                <w:szCs w:val="18"/>
-              </w:rPr>
-              <w:t xml:space="preserve">Satisfied reviewers can still report harm.</w:t>
-            </w:r>
-          </w:p>
-        </w:tc>
-        <w:tc>
-          <w:tcPr>
-            <w:tcW w:type="dxa" w:w="2882"/>
-            <w:tcBorders>
-              <w:top w:val="single" w:color="D9D9D9" w:sz="4"/>
-              <w:left w:val="single" w:color="D9D9D9" w:sz="4"/>
-              <w:bottom w:val="single" w:color="D9D9D9" w:sz="4"/>
-              <w:right w:val="single" w:color="D9D9D9" w:sz="4"/>
-            </w:tcBorders>
-            <w:tcMar>
-              <w:top w:type="dxa" w:w="65"/>
-              <w:left w:type="dxa" w:w="85"/>
-              <w:bottom w:type="dxa" w:w="65"/>
-              <w:right w:type="dxa" w:w="85"/>
-            </w:tcMar>
-            <w:vAlign w:val="center"/>
-          </w:tcPr>
-          <w:p>
-            <w:pPr>
-              <w:spacing w:after="0" w:line="222"/>
-            </w:pPr>
-            <w:r>
-              <w:rPr>
-                <w:b w:val="false"/>
-                <w:bCs w:val="false"/>
-                <w:color w:val="1F3A4D"/>
-                <w:sz w:val="18"/>
-                <w:szCs w:val="18"/>
-              </w:rPr>
-              <w:t xml:space="preserve">H2 tests missed accounts; H3 checks rating-based rule errors.</w:t>
+            <w:tcW w:type="dxa" w:w="3662"/>
+            <w:tcBorders>
+              <w:top w:val="single" w:color="D9D9D9" w:sz="4"/>
+              <w:left w:val="single" w:color="D9D9D9" w:sz="4"/>
+              <w:bottom w:val="single" w:color="D9D9D9" w:sz="4"/>
+              <w:right w:val="single" w:color="D9D9D9" w:sz="4"/>
+            </w:tcBorders>
+            <w:tcMar>
+              <w:top w:type="dxa" w:w="65"/>
+              <w:left w:type="dxa" w:w="85"/>
+              <w:bottom w:type="dxa" w:w="65"/>
+              <w:right w:type="dxa" w:w="85"/>
+            </w:tcMar>
+            <w:vAlign w:val="center"/>
+          </w:tcPr>
+          <w:p>
+            <w:pPr>
+              <w:spacing w:after="0" w:line="222"/>
+            </w:pPr>
+            <w:r>
+              <w:rPr>
+                <w:b w:val="false"/>
+                <w:bCs w:val="false"/>
+                <w:color w:val="1F3A4D"/>
+                <w:sz w:val="18"/>
+                <w:szCs w:val="18"/>
+              </w:rPr>
+              <w:t xml:space="preserve">Seasonal Cramer's V is 0.0062.</w:t>
+            </w:r>
+          </w:p>
+        </w:tc>
+        <w:tc>
+          <w:tcPr>
+            <w:tcW w:type="dxa" w:w="2891"/>
+            <w:tcBorders>
+              <w:top w:val="single" w:color="D9D9D9" w:sz="4"/>
+              <w:left w:val="single" w:color="D9D9D9" w:sz="4"/>
+              <w:bottom w:val="single" w:color="D9D9D9" w:sz="4"/>
+              <w:right w:val="single" w:color="D9D9D9" w:sz="4"/>
+            </w:tcBorders>
+            <w:tcMar>
+              <w:top w:type="dxa" w:w="65"/>
+              <w:left w:type="dxa" w:w="85"/>
+              <w:bottom w:type="dxa" w:w="65"/>
+              <w:right w:type="dxa" w:w="85"/>
+            </w:tcMar>
+            <w:vAlign w:val="center"/>
+          </w:tcPr>
+          <w:p>
+            <w:pPr>
+              <w:spacing w:after="0" w:line="222"/>
+            </w:pPr>
+            <w:r>
+              <w:rPr>
+                <w:b w:val="false"/>
+                <w:bCs w:val="false"/>
+                <w:color w:val="1F3A4D"/>
+                <w:sz w:val="18"/>
+                <w:szCs w:val="18"/>
+              </w:rPr>
+              <w:t xml:space="preserve">Month remains a candidate pending within-category checks.</w:t>
+            </w:r>
+          </w:p>
+        </w:tc>
+        <w:tc>
+          <w:tcPr>
+            <w:tcW w:type="dxa" w:w="3085"/>
+            <w:tcBorders>
+              <w:top w:val="single" w:color="D9D9D9" w:sz="4"/>
+              <w:left w:val="single" w:color="D9D9D9" w:sz="4"/>
+              <w:bottom w:val="single" w:color="D9D9D9" w:sz="4"/>
+              <w:right w:val="single" w:color="D9D9D9" w:sz="4"/>
+            </w:tcBorders>
+            <w:tcMar>
+              <w:top w:type="dxa" w:w="65"/>
+              <w:left w:type="dxa" w:w="85"/>
+              <w:bottom w:type="dxa" w:w="65"/>
+              <w:right w:type="dxa" w:w="85"/>
+            </w:tcMar>
+            <w:vAlign w:val="center"/>
+          </w:tcPr>
+          <w:p>
+            <w:pPr>
+              <w:spacing w:after="0" w:line="222"/>
+            </w:pPr>
+            <w:r>
+              <w:rPr>
+                <w:b w:val="false"/>
+                <w:bCs w:val="false"/>
+                <w:color w:val="1F3A4D"/>
+                <w:sz w:val="18"/>
+                <w:szCs w:val="18"/>
+              </w:rPr>
+              <w:t xml:space="preserve">This small association does not justify staffing or guidance changes.</w:t>
             </w:r>
           </w:p>
         </w:tc>
@@ -1490,133 +1232,404 @@
         </w:trPr>
         <w:tc>
           <w:tcPr>
-            <w:tcW w:type="dxa" w:w="1440"/>
-            <w:tcBorders>
-              <w:top w:val="single" w:color="D9D9D9" w:sz="4"/>
-              <w:left w:val="single" w:color="D9D9D9" w:sz="4"/>
-              <w:bottom w:val="single" w:color="D9D9D9" w:sz="4"/>
-              <w:right w:val="single" w:color="D9D9D9" w:sz="4"/>
-            </w:tcBorders>
-            <w:tcMar>
-              <w:top w:type="dxa" w:w="65"/>
-              <w:left w:type="dxa" w:w="85"/>
-              <w:bottom w:type="dxa" w:w="65"/>
-              <w:right w:type="dxa" w:w="85"/>
-            </w:tcMar>
-            <w:vAlign w:val="center"/>
-          </w:tcPr>
-          <w:p>
-            <w:pPr>
-              <w:spacing w:after="0" w:line="222"/>
-            </w:pPr>
-            <w:r>
-              <w:rPr>
-                <w:b w:val="false"/>
-                <w:bCs w:val="false"/>
-                <w:color w:val="1F3A4D"/>
-                <w:sz w:val="18"/>
-                <w:szCs w:val="18"/>
-              </w:rPr>
-              <w:t xml:space="preserve">Text shape records expression.</w:t>
-            </w:r>
-          </w:p>
-        </w:tc>
-        <w:tc>
-          <w:tcPr>
-            <w:tcW w:type="dxa" w:w="2658"/>
-            <w:tcBorders>
-              <w:top w:val="single" w:color="D9D9D9" w:sz="4"/>
-              <w:left w:val="single" w:color="D9D9D9" w:sz="4"/>
-              <w:bottom w:val="single" w:color="D9D9D9" w:sz="4"/>
-              <w:right w:val="single" w:color="D9D9D9" w:sz="4"/>
-            </w:tcBorders>
-            <w:tcMar>
-              <w:top w:type="dxa" w:w="65"/>
-              <w:left w:type="dxa" w:w="85"/>
-              <w:bottom w:type="dxa" w:w="65"/>
-              <w:right w:type="dxa" w:w="85"/>
-            </w:tcMar>
-            <w:vAlign w:val="center"/>
-          </w:tcPr>
-          <w:p>
-            <w:pPr>
-              <w:spacing w:after="0" w:line="222"/>
-            </w:pPr>
-            <w:r>
-              <w:rPr>
-                <w:b w:val="false"/>
-                <w:bCs w:val="false"/>
-                <w:color w:val="1F3A4D"/>
-                <w:sz w:val="18"/>
-                <w:szCs w:val="18"/>
-              </w:rPr>
-              <w:t xml:space="preserve">Scale length; count capitals, exclamations and personal body context.</w:t>
-            </w:r>
-          </w:p>
-        </w:tc>
-        <w:tc>
-          <w:tcPr>
-            <w:tcW w:type="dxa" w:w="2658"/>
-            <w:tcBorders>
-              <w:top w:val="single" w:color="D9D9D9" w:sz="4"/>
-              <w:left w:val="single" w:color="D9D9D9" w:sz="4"/>
-              <w:bottom w:val="single" w:color="D9D9D9" w:sz="4"/>
-              <w:right w:val="single" w:color="D9D9D9" w:sz="4"/>
-            </w:tcBorders>
-            <w:tcMar>
-              <w:top w:type="dxa" w:w="65"/>
-              <w:left w:type="dxa" w:w="85"/>
-              <w:bottom w:type="dxa" w:w="65"/>
-              <w:right w:type="dxa" w:w="85"/>
-            </w:tcMar>
-            <w:vAlign w:val="center"/>
-          </w:tcPr>
-          <w:p>
-            <w:pPr>
-              <w:spacing w:after="0" w:line="222"/>
-            </w:pPr>
-            <w:r>
-              <w:rPr>
-                <w:b w:val="false"/>
-                <w:bCs w:val="false"/>
-                <w:color w:val="1F3A4D"/>
-                <w:sz w:val="18"/>
-                <w:szCs w:val="18"/>
-              </w:rPr>
-              <w:t xml:space="preserve">Detailed personal accounts differ from generic discussion.</w:t>
-            </w:r>
-          </w:p>
-        </w:tc>
-        <w:tc>
-          <w:tcPr>
-            <w:tcW w:type="dxa" w:w="2882"/>
-            <w:tcBorders>
-              <w:top w:val="single" w:color="D9D9D9" w:sz="4"/>
-              <w:left w:val="single" w:color="D9D9D9" w:sz="4"/>
-              <w:bottom w:val="single" w:color="D9D9D9" w:sz="4"/>
-              <w:right w:val="single" w:color="D9D9D9" w:sz="4"/>
-            </w:tcBorders>
-            <w:tcMar>
-              <w:top w:type="dxa" w:w="65"/>
-              <w:left w:type="dxa" w:w="85"/>
-              <w:bottom w:type="dxa" w:w="65"/>
-              <w:right w:type="dxa" w:w="85"/>
-            </w:tcMar>
-            <w:vAlign w:val="center"/>
-          </w:tcPr>
-          <w:p>
-            <w:pPr>
-              <w:spacing w:after="0" w:line="222"/>
-            </w:pPr>
-            <w:r>
-              <w:rPr>
-                <w:b w:val="false"/>
-                <w:bCs w:val="false"/>
-                <w:color w:val="1F3A4D"/>
-                <w:sz w:val="18"/>
-                <w:szCs w:val="18"/>
-              </w:rPr>
-              <w:t xml:space="preserve">H2 tests added context; H3 audits coverage by writing style.</w:t>
+            <w:tcW w:type="dxa" w:w="3662"/>
+            <w:tcBorders>
+              <w:top w:val="single" w:color="D9D9D9" w:sz="4"/>
+              <w:left w:val="single" w:color="D9D9D9" w:sz="4"/>
+              <w:bottom w:val="single" w:color="D9D9D9" w:sz="4"/>
+              <w:right w:val="single" w:color="D9D9D9" w:sz="4"/>
+            </w:tcBorders>
+            <w:tcMar>
+              <w:top w:type="dxa" w:w="65"/>
+              <w:left w:type="dxa" w:w="85"/>
+              <w:bottom w:type="dxa" w:w="65"/>
+              <w:right w:type="dxa" w:w="85"/>
+            </w:tcMar>
+            <w:vAlign w:val="center"/>
+          </w:tcPr>
+          <w:p>
+            <w:pPr>
+              <w:spacing w:after="0" w:line="222"/>
+            </w:pPr>
+            <w:r>
+              <w:rPr>
+                <w:b w:val="false"/>
+                <w:bCs w:val="false"/>
+                <w:color w:val="1F3A4D"/>
+                <w:sz w:val="18"/>
+                <w:szCs w:val="18"/>
+              </w:rPr>
+              <w:t xml:space="preserve">Raw-cue share is 4.09% in USD 25 to &lt;50 versus 2.58% in USD &lt;10.</w:t>
+            </w:r>
+          </w:p>
+        </w:tc>
+        <w:tc>
+          <w:tcPr>
+            <w:tcW w:type="dxa" w:w="2891"/>
+            <w:tcBorders>
+              <w:top w:val="single" w:color="D9D9D9" w:sz="4"/>
+              <w:left w:val="single" w:color="D9D9D9" w:sz="4"/>
+              <w:bottom w:val="single" w:color="D9D9D9" w:sz="4"/>
+              <w:right w:val="single" w:color="D9D9D9" w:sz="4"/>
+            </w:tcBorders>
+            <w:tcMar>
+              <w:top w:type="dxa" w:w="65"/>
+              <w:left w:type="dxa" w:w="85"/>
+              <w:bottom w:type="dxa" w:w="65"/>
+              <w:right w:type="dxa" w:w="85"/>
+            </w:tcMar>
+            <w:vAlign w:val="center"/>
+          </w:tcPr>
+          <w:p>
+            <w:pPr>
+              <w:spacing w:after="0" w:line="222"/>
+            </w:pPr>
+            <w:r>
+              <w:rPr>
+                <w:b w:val="false"/>
+                <w:bCs w:val="false"/>
+                <w:color w:val="1F3A4D"/>
+                <w:sz w:val="18"/>
+                <w:szCs w:val="18"/>
+              </w:rPr>
+              <w:t xml:space="preserve">Price tier remains descriptive context for matched-category audits.</w:t>
+            </w:r>
+          </w:p>
+        </w:tc>
+        <w:tc>
+          <w:tcPr>
+            <w:tcW w:type="dxa" w:w="3085"/>
+            <w:tcBorders>
+              <w:top w:val="single" w:color="D9D9D9" w:sz="4"/>
+              <w:left w:val="single" w:color="D9D9D9" w:sz="4"/>
+              <w:bottom w:val="single" w:color="D9D9D9" w:sz="4"/>
+              <w:right w:val="single" w:color="D9D9D9" w:sz="4"/>
+            </w:tcBorders>
+            <w:tcMar>
+              <w:top w:type="dxa" w:w="65"/>
+              <w:left w:type="dxa" w:w="85"/>
+              <w:bottom w:type="dxa" w:w="65"/>
+              <w:right w:type="dxa" w:w="85"/>
+            </w:tcMar>
+            <w:vAlign w:val="center"/>
+          </w:tcPr>
+          <w:p>
+            <w:pPr>
+              <w:spacing w:after="0" w:line="222"/>
+            </w:pPr>
+            <w:r>
+              <w:rPr>
+                <w:b w:val="false"/>
+                <w:bCs w:val="false"/>
+                <w:color w:val="1F3A4D"/>
+                <w:sz w:val="18"/>
+                <w:szCs w:val="18"/>
+              </w:rPr>
+              <w:t xml:space="preserve">Snapshot prices are not purchase-time prices; this cannot show affordability or price-driven trends.</w:t>
+            </w:r>
+          </w:p>
+        </w:tc>
+      </w:tr>
+    </w:tbl>
+    <w:p>
+      <w:pPr>
+        <w:pStyle w:val="ListParagraph"/>
+        <w:widowControl/>
+        <w:numPr>
+          <w:ilvl w:val="0"/>
+          <w:numId w:val="1"/>
+        </w:numPr>
+        <w:spacing w:after="100" w:line="253"/>
+      </w:pPr>
+      <w:r>
+        <w:t xml:space="preserve">Seasonality: June has the highest pooled cue rate, 3.60%, and December the lowest, 3.20%. Compare the same categories across months before interpreting seasonality.</w:t>
+      </w:r>
+    </w:p>
+    <w:p>
+      <w:pPr>
+        <w:pStyle w:val="ListParagraph"/>
+        <w:widowControl/>
+        <w:numPr>
+          <w:ilvl w:val="0"/>
+          <w:numId w:val="1"/>
+        </w:numPr>
+        <w:spacing w:after="100" w:line="253"/>
+      </w:pPr>
+      <w:r>
+        <w:t xml:space="preserve">Category mix: the highest cue shares are Grocery 5.75% (Wilson interval 5.54% to 5.98%, 43,567 reviews) and Industrial &amp; Scientific 5.38% (Wilson interval 5.24% to 5.52%, 105,860 reviews). Their appearance warrants checking how snapshot membership relates to catalogue category labels before interpreting these comparisons. Route verified listings to relevant specialists.</w:t>
+      </w:r>
+    </w:p>
+    <w:p>
+      <w:pPr>
+        <w:pStyle w:val="ListParagraph"/>
+        <w:widowControl/>
+        <w:numPr>
+          <w:ilvl w:val="0"/>
+          <w:numId w:val="1"/>
+        </w:numPr>
+        <w:spacing w:after="100" w:line="253"/>
+      </w:pPr>
+      <w:r>
+        <w:t xml:space="preserve">Price mix: the leading tier has a Wilson interval of 4.07% to 4.12% across 3,272,850 reviews. Compare formulations and packaging within matched categories before recommending extra product guidance. Bands use exact USD values; missing prices and starting-price strings form a separate group.</w:t>
+      </w:r>
+    </w:p>
+    <w:p>
+      <w:pPr>
+        <w:pStyle w:val="ListParagraph"/>
+        <w:widowControl/>
+        <w:numPr>
+          <w:ilvl w:val="0"/>
+          <w:numId w:val="1"/>
+        </w:numPr>
+        <w:spacing w:after="100" w:line="253"/>
+      </w:pPr>
+      <w:r>
+        <w:t xml:space="preserve">Yearly change: from 2021 to 2022, cue rates change by All Beauty +0.395; Health &amp; Personal Care +0.612; Premium Beauty +0.308; Amazon Home +0.299; Tools &amp; Home Improvement -0.061 percentage points. These are the five largest known categories by total review volume. A retailer should prioritize the largest increase for a product-level drill-down, compare continuing products with new listings, and test whether the shift persists after holding the category and rating mix constant.</w:t>
+      </w:r>
+    </w:p>
+    <w:p>
+      <w:pPr>
+        <w:keepNext/>
+        <w:widowControl/>
+        <w:spacing w:after="60" w:before="130"/>
+      </w:pPr>
+      <w:r>
+        <w:t xml:space="preserve">Figure 9. Seasonality, price mix and category trends</w:t>
+      </w:r>
+    </w:p>
+    <w:p>
+      <w:pPr>
+        <w:keepNext/>
+        <w:jc w:val="center"/>
+      </w:pPr>
+      <w:r>
+        <w:drawing>
+          <wp:inline distT="0" distB="0" distL="0" distR="0">
+            <wp:extent cx="5905500" cy="3867150"/>
+            <wp:effectExtent t="0" r="0" b="0" l="0"/>
+            <wp:docPr id="9" name="market_trends.png" descr="Aggregate EDA chart; description and numeric findings follow the figure" title="market_trends.png"/>
+            <wp:cNvGraphicFramePr>
+              <a:graphicFrameLocks xmlns:a="http://schemas.openxmlformats.org/drawingml/2006/main" noChangeAspect="1"/>
+            </wp:cNvGraphicFramePr>
+            <a:graphic xmlns:a="http://schemas.openxmlformats.org/drawingml/2006/main">
+              <a:graphicData uri="http://schemas.openxmlformats.org/drawingml/2006/picture">
+                <pic:pic xmlns:pic="http://schemas.openxmlformats.org/drawingml/2006/picture">
+                  <pic:nvPicPr>
+                    <pic:cNvPr id="0" name="" descr=""/>
+                    <pic:cNvPicPr>
+                      <a:picLocks noChangeAspect="1" noChangeArrowheads="1"/>
+                    </pic:cNvPicPr>
+                  </pic:nvPicPr>
+                  <pic:blipFill>
+                    <a:blip r:embed="rId19" cstate="none"/>
+                    <a:srcRect/>
+                    <a:stretch>
+                      <a:fillRect/>
+                    </a:stretch>
+                  </pic:blipFill>
+                  <pic:spPr bwMode="auto">
+                    <a:xfrm>
+                      <a:off x="0" y="0"/>
+                      <a:ext cx="5905500" cy="3867150"/>
+                    </a:xfrm>
+                    <a:prstGeom prst="rect">
+                      <a:avLst/>
+                    </a:prstGeom>
+                  </pic:spPr>
+                </pic:pic>
+              </a:graphicData>
+            </a:graphic>
+          </wp:inline>
+        </w:drawing>
+      </w:r>
+    </w:p>
+    <w:p>
+      <w:pPr>
+        <w:keepLines/>
+        <w:widowControl/>
+        <w:spacing w:after="150" w:line="253"/>
+      </w:pPr>
+      <w:r>
+        <w:t xml:space="preserve">Seasonal volume bars show 2,338,973 January and 2,050,416 February reviews; the cue-rate panel shows January 3.28% and February 3.45%. Unavailable exact prices have cue share 3.40%; the All Beauty line runs from 4.97% in 2013 to 3.82% in its final plotted year. These differences support product-cohort drill-downs, but cannot attribute changes to formulation or demand.</w:t>
+      </w:r>
+    </w:p>
+    <w:p>
+      <w:pPr>
+        <w:widowControl/>
+        <w:spacing w:after="100" w:line="253"/>
+      </w:pPr>
+      <w:r>
+        <w:t xml:space="preserve">Rank category-year changes, trace contributing product cohorts, and standardize calendar comparisons to a fixed category distribution. Obtain dated product and sales records before translating review patterns into stocking decisions.</w:t>
+      </w:r>
+    </w:p>
+    <w:p>
+      <w:pPr>
+        <w:pStyle w:val="Heading1"/>
+        <w:keepNext/>
+        <w:widowControl/>
+        <w:spacing w:after="100" w:before="220"/>
+      </w:pPr>
+      <w:r>
+        <w:t xml:space="preserve">6. Feature engineering plan: new variables</w:t>
+      </w:r>
+    </w:p>
+    <w:tbl>
+      <w:tblPr>
+        <w:tblW w:type="dxa" w:w="9638"/>
+        <w:tblBorders>
+          <w:top w:val="single" w:color="auto" w:sz="4"/>
+          <w:left w:val="single" w:color="auto" w:sz="4"/>
+          <w:bottom w:val="single" w:color="auto" w:sz="4"/>
+          <w:right w:val="single" w:color="auto" w:sz="4"/>
+          <w:insideH w:val="single" w:color="auto" w:sz="4"/>
+          <w:insideV w:val="single" w:color="auto" w:sz="4"/>
+        </w:tblBorders>
+        <w:tblLayout w:type="fixed"/>
+      </w:tblPr>
+      <w:tblGrid>
+        <w:gridCol w:w="1435"/>
+        <w:gridCol w:w="3075"/>
+        <w:gridCol w:w="2460"/>
+        <w:gridCol w:w="2668"/>
+      </w:tblGrid>
+      <w:tr>
+        <w:trPr>
+          <w:cantSplit/>
+          <w:tblHeader/>
+        </w:trPr>
+        <w:tc>
+          <w:tcPr>
+            <w:tcW w:type="dxa" w:w="1435"/>
+            <w:tcBorders>
+              <w:top w:val="single" w:color="D9D9D9" w:sz="4"/>
+              <w:left w:val="single" w:color="D9D9D9" w:sz="4"/>
+              <w:bottom w:val="single" w:color="D9D9D9" w:sz="4"/>
+              <w:right w:val="single" w:color="D9D9D9" w:sz="4"/>
+            </w:tcBorders>
+            <w:shd w:fill="E8EFF3" w:val="clear"/>
+            <w:tcMar>
+              <w:top w:type="dxa" w:w="65"/>
+              <w:left w:type="dxa" w:w="85"/>
+              <w:bottom w:type="dxa" w:w="65"/>
+              <w:right w:type="dxa" w:w="85"/>
+            </w:tcMar>
+            <w:vAlign w:val="center"/>
+          </w:tcPr>
+          <w:p>
+            <w:pPr>
+              <w:spacing w:after="0" w:line="222"/>
+            </w:pPr>
+            <w:r>
+              <w:rPr>
+                <w:b/>
+                <w:bCs/>
+                <w:color w:val="1F3A4D"/>
+                <w:sz w:val="18"/>
+                <w:szCs w:val="18"/>
+              </w:rPr>
+              <w:t xml:space="preserve">Feature</w:t>
+            </w:r>
+          </w:p>
+        </w:tc>
+        <w:tc>
+          <w:tcPr>
+            <w:tcW w:type="dxa" w:w="3075"/>
+            <w:tcBorders>
+              <w:top w:val="single" w:color="D9D9D9" w:sz="4"/>
+              <w:left w:val="single" w:color="D9D9D9" w:sz="4"/>
+              <w:bottom w:val="single" w:color="D9D9D9" w:sz="4"/>
+              <w:right w:val="single" w:color="D9D9D9" w:sz="4"/>
+            </w:tcBorders>
+            <w:shd w:fill="E8EFF3" w:val="clear"/>
+            <w:tcMar>
+              <w:top w:type="dxa" w:w="65"/>
+              <w:left w:type="dxa" w:w="85"/>
+              <w:bottom w:type="dxa" w:w="65"/>
+              <w:right w:type="dxa" w:w="85"/>
+            </w:tcMar>
+            <w:vAlign w:val="center"/>
+          </w:tcPr>
+          <w:p>
+            <w:pPr>
+              <w:spacing w:after="0" w:line="222"/>
+            </w:pPr>
+            <w:r>
+              <w:rPr>
+                <w:b/>
+                <w:bCs/>
+                <w:color w:val="1F3A4D"/>
+                <w:sz w:val="18"/>
+                <w:szCs w:val="18"/>
+              </w:rPr>
+              <w:t xml:space="preserve">Construction and hidden insight</w:t>
+            </w:r>
+          </w:p>
+        </w:tc>
+        <w:tc>
+          <w:tcPr>
+            <w:tcW w:type="dxa" w:w="2460"/>
+            <w:tcBorders>
+              <w:top w:val="single" w:color="D9D9D9" w:sz="4"/>
+              <w:left w:val="single" w:color="D9D9D9" w:sz="4"/>
+              <w:bottom w:val="single" w:color="D9D9D9" w:sz="4"/>
+              <w:right w:val="single" w:color="D9D9D9" w:sz="4"/>
+            </w:tcBorders>
+            <w:shd w:fill="E8EFF3" w:val="clear"/>
+            <w:tcMar>
+              <w:top w:type="dxa" w:w="65"/>
+              <w:left w:type="dxa" w:w="85"/>
+              <w:bottom w:type="dxa" w:w="65"/>
+              <w:right w:type="dxa" w:w="85"/>
+            </w:tcMar>
+            <w:vAlign w:val="center"/>
+          </w:tcPr>
+          <w:p>
+            <w:pPr>
+              <w:spacing w:after="0" w:line="222"/>
+            </w:pPr>
+            <w:r>
+              <w:rPr>
+                <w:b/>
+                <w:bCs/>
+                <w:color w:val="1F3A4D"/>
+                <w:sz w:val="18"/>
+                <w:szCs w:val="18"/>
+              </w:rPr>
+              <w:t xml:space="preserve">H2 / H3 test</w:t>
+            </w:r>
+          </w:p>
+        </w:tc>
+        <w:tc>
+          <w:tcPr>
+            <w:tcW w:type="dxa" w:w="2668"/>
+            <w:tcBorders>
+              <w:top w:val="single" w:color="D9D9D9" w:sz="4"/>
+              <w:left w:val="single" w:color="D9D9D9" w:sz="4"/>
+              <w:bottom w:val="single" w:color="D9D9D9" w:sz="4"/>
+              <w:right w:val="single" w:color="D9D9D9" w:sz="4"/>
+            </w:tcBorders>
+            <w:shd w:fill="E8EFF3" w:val="clear"/>
+            <w:tcMar>
+              <w:top w:type="dxa" w:w="65"/>
+              <w:left w:type="dxa" w:w="85"/>
+              <w:bottom w:type="dxa" w:w="65"/>
+              <w:right w:type="dxa" w:w="85"/>
+            </w:tcMar>
+            <w:vAlign w:val="center"/>
+          </w:tcPr>
+          <w:p>
+            <w:pPr>
+              <w:spacing w:after="0" w:line="222"/>
+            </w:pPr>
+            <w:r>
+              <w:rPr>
+                <w:b/>
+                <w:bCs/>
+                <w:color w:val="1F3A4D"/>
+                <w:sz w:val="18"/>
+                <w:szCs w:val="18"/>
+              </w:rPr>
+              <w:t xml:space="preserve">Status</w:t>
             </w:r>
           </w:p>
         </w:tc>
@@ -1628,133 +1641,133 @@
         </w:trPr>
         <w:tc>
           <w:tcPr>
-            <w:tcW w:type="dxa" w:w="1440"/>
-            <w:tcBorders>
-              <w:top w:val="single" w:color="D9D9D9" w:sz="4"/>
-              <w:left w:val="single" w:color="D9D9D9" w:sz="4"/>
-              <w:bottom w:val="single" w:color="D9D9D9" w:sz="4"/>
-              <w:right w:val="single" w:color="D9D9D9" w:sz="4"/>
-            </w:tcBorders>
-            <w:tcMar>
-              <w:top w:type="dxa" w:w="65"/>
-              <w:left w:type="dxa" w:w="85"/>
-              <w:bottom w:type="dxa" w:w="65"/>
-              <w:right w:type="dxa" w:w="85"/>
-            </w:tcMar>
-            <w:vAlign w:val="center"/>
-          </w:tcPr>
-          <w:p>
-            <w:pPr>
-              <w:spacing w:after="0" w:line="222"/>
-            </w:pPr>
-            <w:r>
-              <w:rPr>
-                <w:b w:val="false"/>
-                <w:bCs w:val="false"/>
-                <w:color w:val="1F3A4D"/>
-                <w:sz w:val="18"/>
-                <w:szCs w:val="18"/>
-              </w:rPr>
-              <w:t xml:space="preserve">Reviewer history describes activity.</w:t>
-            </w:r>
-          </w:p>
-        </w:tc>
-        <w:tc>
-          <w:tcPr>
-            <w:tcW w:type="dxa" w:w="2658"/>
-            <w:tcBorders>
-              <w:top w:val="single" w:color="D9D9D9" w:sz="4"/>
-              <w:left w:val="single" w:color="D9D9D9" w:sz="4"/>
-              <w:bottom w:val="single" w:color="D9D9D9" w:sz="4"/>
-              <w:right w:val="single" w:color="D9D9D9" w:sz="4"/>
-            </w:tcBorders>
-            <w:tcMar>
-              <w:top w:type="dxa" w:w="65"/>
-              <w:left w:type="dxa" w:w="85"/>
-              <w:bottom w:type="dxa" w:w="65"/>
-              <w:right w:type="dxa" w:w="85"/>
-            </w:tcMar>
-            <w:vAlign w:val="center"/>
-          </w:tcPr>
-          <w:p>
-            <w:pPr>
-              <w:spacing w:after="0" w:line="222"/>
-            </w:pPr>
-            <w:r>
-              <w:rPr>
-                <w:b w:val="false"/>
-                <w:bCs w:val="false"/>
-                <w:color w:val="1F3A4D"/>
-                <w:sz w:val="18"/>
-                <w:szCs w:val="18"/>
-              </w:rPr>
-              <w:t xml:space="preserve">Use earlier count, mean rating and a cold-start flag.</w:t>
-            </w:r>
-          </w:p>
-        </w:tc>
-        <w:tc>
-          <w:tcPr>
-            <w:tcW w:type="dxa" w:w="2658"/>
-            <w:tcBorders>
-              <w:top w:val="single" w:color="D9D9D9" w:sz="4"/>
-              <w:left w:val="single" w:color="D9D9D9" w:sz="4"/>
-              <w:bottom w:val="single" w:color="D9D9D9" w:sz="4"/>
-              <w:right w:val="single" w:color="D9D9D9" w:sz="4"/>
-            </w:tcBorders>
-            <w:tcMar>
-              <w:top w:type="dxa" w:w="65"/>
-              <w:left w:type="dxa" w:w="85"/>
-              <w:bottom w:type="dxa" w:w="65"/>
-              <w:right w:type="dxa" w:w="85"/>
-            </w:tcMar>
-            <w:vAlign w:val="center"/>
-          </w:tcPr>
-          <w:p>
-            <w:pPr>
-              <w:spacing w:after="0" w:line="222"/>
-            </w:pPr>
-            <w:r>
-              <w:rPr>
-                <w:b w:val="false"/>
-                <w:bCs w:val="false"/>
-                <w:color w:val="1F3A4D"/>
-                <w:sz w:val="18"/>
-                <w:szCs w:val="18"/>
-              </w:rPr>
-              <w:t xml:space="preserve">Current wording can differ from earlier rating habits.</w:t>
-            </w:r>
-          </w:p>
-        </w:tc>
-        <w:tc>
-          <w:tcPr>
-            <w:tcW w:type="dxa" w:w="2882"/>
-            <w:tcBorders>
-              <w:top w:val="single" w:color="D9D9D9" w:sz="4"/>
-              <w:left w:val="single" w:color="D9D9D9" w:sz="4"/>
-              <w:bottom w:val="single" w:color="D9D9D9" w:sz="4"/>
-              <w:right w:val="single" w:color="D9D9D9" w:sz="4"/>
-            </w:tcBorders>
-            <w:tcMar>
-              <w:top w:type="dxa" w:w="65"/>
-              <w:left w:type="dxa" w:w="85"/>
-              <w:bottom w:type="dxa" w:w="65"/>
-              <w:right w:type="dxa" w:w="85"/>
-            </w:tcMar>
-            <w:vAlign w:val="center"/>
-          </w:tcPr>
-          <w:p>
-            <w:pPr>
-              <w:spacing w:after="0" w:line="222"/>
-            </w:pPr>
-            <w:r>
-              <w:rPr>
-                <w:b w:val="false"/>
-                <w:bCs w:val="false"/>
-                <w:color w:val="1F3A4D"/>
-                <w:sz w:val="18"/>
-                <w:szCs w:val="18"/>
-              </w:rPr>
-              <w:t xml:space="preserve">H2 tests behavioral context; H3 checks repeated-activity bias.</w:t>
+            <w:tcW w:type="dxa" w:w="1435"/>
+            <w:tcBorders>
+              <w:top w:val="single" w:color="D9D9D9" w:sz="4"/>
+              <w:left w:val="single" w:color="D9D9D9" w:sz="4"/>
+              <w:bottom w:val="single" w:color="D9D9D9" w:sz="4"/>
+              <w:right w:val="single" w:color="D9D9D9" w:sz="4"/>
+            </w:tcBorders>
+            <w:tcMar>
+              <w:top w:type="dxa" w:w="65"/>
+              <w:left w:type="dxa" w:w="85"/>
+              <w:bottom w:type="dxa" w:w="65"/>
+              <w:right w:type="dxa" w:w="85"/>
+            </w:tcMar>
+            <w:vAlign w:val="center"/>
+          </w:tcPr>
+          <w:p>
+            <w:pPr>
+              <w:spacing w:after="0" w:line="222"/>
+            </w:pPr>
+            <w:r>
+              <w:rPr>
+                <w:b w:val="false"/>
+                <w:bCs w:val="false"/>
+                <w:color w:val="1F3A4D"/>
+                <w:sz w:val="18"/>
+                <w:szCs w:val="18"/>
+              </w:rPr>
+              <w:t xml:space="preserve">Scoped cues preserve polarity.</w:t>
+            </w:r>
+          </w:p>
+        </w:tc>
+        <w:tc>
+          <w:tcPr>
+            <w:tcW w:type="dxa" w:w="3075"/>
+            <w:tcBorders>
+              <w:top w:val="single" w:color="D9D9D9" w:sz="4"/>
+              <w:left w:val="single" w:color="D9D9D9" w:sz="4"/>
+              <w:bottom w:val="single" w:color="D9D9D9" w:sz="4"/>
+              <w:right w:val="single" w:color="D9D9D9" w:sz="4"/>
+            </w:tcBorders>
+            <w:tcMar>
+              <w:top w:type="dxa" w:w="65"/>
+              <w:left w:type="dxa" w:w="85"/>
+              <w:bottom w:type="dxa" w:w="65"/>
+              <w:right w:type="dxa" w:w="85"/>
+            </w:tcMar>
+            <w:vAlign w:val="center"/>
+          </w:tcPr>
+          <w:p>
+            <w:pPr>
+              <w:spacing w:after="0" w:line="222"/>
+            </w:pPr>
+            <w:r>
+              <w:rPr>
+                <w:b w:val="false"/>
+                <w:bCs w:val="false"/>
+                <w:color w:val="1F3A4D"/>
+                <w:sz w:val="18"/>
+                <w:szCs w:val="18"/>
+              </w:rPr>
+              <w:t xml:space="preserve">Raw, negated and unnegated matches distinguish denials.</w:t>
+            </w:r>
+          </w:p>
+        </w:tc>
+        <w:tc>
+          <w:tcPr>
+            <w:tcW w:type="dxa" w:w="2460"/>
+            <w:tcBorders>
+              <w:top w:val="single" w:color="D9D9D9" w:sz="4"/>
+              <w:left w:val="single" w:color="D9D9D9" w:sz="4"/>
+              <w:bottom w:val="single" w:color="D9D9D9" w:sz="4"/>
+              <w:right w:val="single" w:color="D9D9D9" w:sz="4"/>
+            </w:tcBorders>
+            <w:tcMar>
+              <w:top w:type="dxa" w:w="65"/>
+              <w:left w:type="dxa" w:w="85"/>
+              <w:bottom w:type="dxa" w:w="65"/>
+              <w:right w:type="dxa" w:w="85"/>
+            </w:tcMar>
+            <w:vAlign w:val="center"/>
+          </w:tcPr>
+          <w:p>
+            <w:pPr>
+              <w:spacing w:after="0" w:line="222"/>
+            </w:pPr>
+            <w:r>
+              <w:rPr>
+                <w:b w:val="false"/>
+                <w:bCs w:val="false"/>
+                <w:color w:val="1F3A4D"/>
+                <w:sz w:val="18"/>
+                <w:szCs w:val="18"/>
+              </w:rPr>
+              <w:t xml:space="preserve">H2 tests false alerts; H3 supplies contextual votes.</w:t>
+            </w:r>
+          </w:p>
+        </w:tc>
+        <w:tc>
+          <w:tcPr>
+            <w:tcW w:type="dxa" w:w="2668"/>
+            <w:tcBorders>
+              <w:top w:val="single" w:color="D9D9D9" w:sz="4"/>
+              <w:left w:val="single" w:color="D9D9D9" w:sz="4"/>
+              <w:bottom w:val="single" w:color="D9D9D9" w:sz="4"/>
+              <w:right w:val="single" w:color="D9D9D9" w:sz="4"/>
+            </w:tcBorders>
+            <w:tcMar>
+              <w:top w:type="dxa" w:w="65"/>
+              <w:left w:type="dxa" w:w="85"/>
+              <w:bottom w:type="dxa" w:w="65"/>
+              <w:right w:type="dxa" w:w="85"/>
+            </w:tcMar>
+            <w:vAlign w:val="center"/>
+          </w:tcPr>
+          <w:p>
+            <w:pPr>
+              <w:spacing w:after="0" w:line="222"/>
+            </w:pPr>
+            <w:r>
+              <w:rPr>
+                <w:b w:val="false"/>
+                <w:bCs w:val="false"/>
+                <w:color w:val="1F3A4D"/>
+                <w:sz w:val="18"/>
+                <w:szCs w:val="18"/>
+              </w:rPr>
+              <w:t xml:space="preserve">Implemented candidate; eligible prediction input.</w:t>
             </w:r>
           </w:p>
         </w:tc>
@@ -1766,133 +1779,133 @@
         </w:trPr>
         <w:tc>
           <w:tcPr>
-            <w:tcW w:type="dxa" w:w="1440"/>
-            <w:tcBorders>
-              <w:top w:val="single" w:color="D9D9D9" w:sz="4"/>
-              <w:left w:val="single" w:color="D9D9D9" w:sz="4"/>
-              <w:bottom w:val="single" w:color="D9D9D9" w:sz="4"/>
-              <w:right w:val="single" w:color="D9D9D9" w:sz="4"/>
-            </w:tcBorders>
-            <w:tcMar>
-              <w:top w:type="dxa" w:w="65"/>
-              <w:left w:type="dxa" w:w="85"/>
-              <w:bottom w:type="dxa" w:w="65"/>
-              <w:right w:type="dxa" w:w="85"/>
-            </w:tcMar>
-            <w:vAlign w:val="center"/>
-          </w:tcPr>
-          <w:p>
-            <w:pPr>
-              <w:spacing w:after="0" w:line="222"/>
-            </w:pPr>
-            <w:r>
-              <w:rPr>
-                <w:b w:val="false"/>
-                <w:bCs w:val="false"/>
-                <w:color w:val="1F3A4D"/>
-                <w:sz w:val="18"/>
-                <w:szCs w:val="18"/>
-              </w:rPr>
-              <w:t xml:space="preserve">Product context describes cohorts.</w:t>
-            </w:r>
-          </w:p>
-        </w:tc>
-        <w:tc>
-          <w:tcPr>
-            <w:tcW w:type="dxa" w:w="2658"/>
-            <w:tcBorders>
-              <w:top w:val="single" w:color="D9D9D9" w:sz="4"/>
-              <w:left w:val="single" w:color="D9D9D9" w:sz="4"/>
-              <w:bottom w:val="single" w:color="D9D9D9" w:sz="4"/>
-              <w:right w:val="single" w:color="D9D9D9" w:sz="4"/>
-            </w:tcBorders>
-            <w:tcMar>
-              <w:top w:type="dxa" w:w="65"/>
-              <w:left w:type="dxa" w:w="85"/>
-              <w:bottom w:type="dxa" w:w="65"/>
-              <w:right w:type="dxa" w:w="85"/>
-            </w:tcMar>
-            <w:vAlign w:val="center"/>
-          </w:tcPr>
-          <w:p>
-            <w:pPr>
-              <w:spacing w:after="0" w:line="222"/>
-            </w:pPr>
-            <w:r>
-              <w:rPr>
-                <w:b w:val="false"/>
-                <w:bCs w:val="false"/>
-                <w:color w:val="1F3A4D"/>
-                <w:sz w:val="18"/>
-                <w:szCs w:val="18"/>
-              </w:rPr>
-              <w:t xml:space="preserve">Use prior count and cue rate, cold starts and catalogue encodings.</w:t>
-            </w:r>
-          </w:p>
-        </w:tc>
-        <w:tc>
-          <w:tcPr>
-            <w:tcW w:type="dxa" w:w="2658"/>
-            <w:tcBorders>
-              <w:top w:val="single" w:color="D9D9D9" w:sz="4"/>
-              <w:left w:val="single" w:color="D9D9D9" w:sz="4"/>
-              <w:bottom w:val="single" w:color="D9D9D9" w:sz="4"/>
-              <w:right w:val="single" w:color="D9D9D9" w:sz="4"/>
-            </w:tcBorders>
-            <w:tcMar>
-              <w:top w:type="dxa" w:w="65"/>
-              <w:left w:type="dxa" w:w="85"/>
-              <w:bottom w:type="dxa" w:w="65"/>
-              <w:right w:type="dxa" w:w="85"/>
-            </w:tcMar>
-            <w:vAlign w:val="center"/>
-          </w:tcPr>
-          <w:p>
-            <w:pPr>
-              <w:spacing w:after="0" w:line="222"/>
-            </w:pPr>
-            <w:r>
-              <w:rPr>
-                <w:b w:val="false"/>
-                <w:bCs w:val="false"/>
-                <w:color w:val="1F3A4D"/>
-                <w:sz w:val="18"/>
-                <w:szCs w:val="18"/>
-              </w:rPr>
-              <w:t xml:space="preserve">Clusters differ by product history and retail mix.</w:t>
-            </w:r>
-          </w:p>
-        </w:tc>
-        <w:tc>
-          <w:tcPr>
-            <w:tcW w:type="dxa" w:w="2882"/>
-            <w:tcBorders>
-              <w:top w:val="single" w:color="D9D9D9" w:sz="4"/>
-              <w:left w:val="single" w:color="D9D9D9" w:sz="4"/>
-              <w:bottom w:val="single" w:color="D9D9D9" w:sz="4"/>
-              <w:right w:val="single" w:color="D9D9D9" w:sz="4"/>
-            </w:tcBorders>
-            <w:tcMar>
-              <w:top w:type="dxa" w:w="65"/>
-              <w:left w:type="dxa" w:w="85"/>
-              <w:bottom w:type="dxa" w:w="65"/>
-              <w:right w:type="dxa" w:w="85"/>
-            </w:tcMar>
-            <w:vAlign w:val="center"/>
-          </w:tcPr>
-          <w:p>
-            <w:pPr>
-              <w:spacing w:after="0" w:line="222"/>
-            </w:pPr>
-            <w:r>
-              <w:rPr>
-                <w:b w:val="false"/>
-                <w:bCs w:val="false"/>
-                <w:color w:val="1F3A4D"/>
-                <w:sz w:val="18"/>
-                <w:szCs w:val="18"/>
-              </w:rPr>
-              <w:t xml:space="preserve">H2 tests cohort generalization; H3 checks product dominance.</w:t>
+            <w:tcW w:type="dxa" w:w="1435"/>
+            <w:tcBorders>
+              <w:top w:val="single" w:color="D9D9D9" w:sz="4"/>
+              <w:left w:val="single" w:color="D9D9D9" w:sz="4"/>
+              <w:bottom w:val="single" w:color="D9D9D9" w:sz="4"/>
+              <w:right w:val="single" w:color="D9D9D9" w:sz="4"/>
+            </w:tcBorders>
+            <w:tcMar>
+              <w:top w:type="dxa" w:w="65"/>
+              <w:left w:type="dxa" w:w="85"/>
+              <w:bottom w:type="dxa" w:w="65"/>
+              <w:right w:type="dxa" w:w="85"/>
+            </w:tcMar>
+            <w:vAlign w:val="center"/>
+          </w:tcPr>
+          <w:p>
+            <w:pPr>
+              <w:spacing w:after="0" w:line="222"/>
+            </w:pPr>
+            <w:r>
+              <w:rPr>
+                <w:b w:val="false"/>
+                <w:bCs w:val="false"/>
+                <w:color w:val="1F3A4D"/>
+                <w:sz w:val="18"/>
+                <w:szCs w:val="18"/>
+              </w:rPr>
+              <w:t xml:space="preserve">Group counts retain topics.</w:t>
+            </w:r>
+          </w:p>
+        </w:tc>
+        <w:tc>
+          <w:tcPr>
+            <w:tcW w:type="dxa" w:w="3075"/>
+            <w:tcBorders>
+              <w:top w:val="single" w:color="D9D9D9" w:sz="4"/>
+              <w:left w:val="single" w:color="D9D9D9" w:sz="4"/>
+              <w:bottom w:val="single" w:color="D9D9D9" w:sz="4"/>
+              <w:right w:val="single" w:color="D9D9D9" w:sz="4"/>
+            </w:tcBorders>
+            <w:tcMar>
+              <w:top w:type="dxa" w:w="65"/>
+              <w:left w:type="dxa" w:w="85"/>
+              <w:bottom w:type="dxa" w:w="65"/>
+              <w:right w:type="dxa" w:w="85"/>
+            </w:tcMar>
+            <w:vAlign w:val="center"/>
+          </w:tcPr>
+          <w:p>
+            <w:pPr>
+              <w:spacing w:after="0" w:line="222"/>
+            </w:pPr>
+            <w:r>
+              <w:rPr>
+                <w:b w:val="false"/>
+                <w:bCs w:val="false"/>
+                <w:color w:val="1F3A4D"/>
+                <w:sz w:val="18"/>
+                <w:szCs w:val="18"/>
+              </w:rPr>
+              <w:t xml:space="preserve">Raw and unnegated counts preserve overlapping symptoms.</w:t>
+            </w:r>
+          </w:p>
+        </w:tc>
+        <w:tc>
+          <w:tcPr>
+            <w:tcW w:type="dxa" w:w="2460"/>
+            <w:tcBorders>
+              <w:top w:val="single" w:color="D9D9D9" w:sz="4"/>
+              <w:left w:val="single" w:color="D9D9D9" w:sz="4"/>
+              <w:bottom w:val="single" w:color="D9D9D9" w:sz="4"/>
+              <w:right w:val="single" w:color="D9D9D9" w:sz="4"/>
+            </w:tcBorders>
+            <w:tcMar>
+              <w:top w:type="dxa" w:w="65"/>
+              <w:left w:type="dxa" w:w="85"/>
+              <w:bottom w:type="dxa" w:w="65"/>
+              <w:right w:type="dxa" w:w="85"/>
+            </w:tcMar>
+            <w:vAlign w:val="center"/>
+          </w:tcPr>
+          <w:p>
+            <w:pPr>
+              <w:spacing w:after="0" w:line="222"/>
+            </w:pPr>
+            <w:r>
+              <w:rPr>
+                <w:b w:val="false"/>
+                <w:bCs w:val="false"/>
+                <w:color w:val="1F3A4D"/>
+                <w:sz w:val="18"/>
+                <w:szCs w:val="18"/>
+              </w:rPr>
+              <w:t xml:space="preserve">H2 tests topics; H3 checks rule conflicts.</w:t>
+            </w:r>
+          </w:p>
+        </w:tc>
+        <w:tc>
+          <w:tcPr>
+            <w:tcW w:type="dxa" w:w="2668"/>
+            <w:tcBorders>
+              <w:top w:val="single" w:color="D9D9D9" w:sz="4"/>
+              <w:left w:val="single" w:color="D9D9D9" w:sz="4"/>
+              <w:bottom w:val="single" w:color="D9D9D9" w:sz="4"/>
+              <w:right w:val="single" w:color="D9D9D9" w:sz="4"/>
+            </w:tcBorders>
+            <w:tcMar>
+              <w:top w:type="dxa" w:w="65"/>
+              <w:left w:type="dxa" w:w="85"/>
+              <w:bottom w:type="dxa" w:w="65"/>
+              <w:right w:type="dxa" w:w="85"/>
+            </w:tcMar>
+            <w:vAlign w:val="center"/>
+          </w:tcPr>
+          <w:p>
+            <w:pPr>
+              <w:spacing w:after="0" w:line="222"/>
+            </w:pPr>
+            <w:r>
+              <w:rPr>
+                <w:b w:val="false"/>
+                <w:bCs w:val="false"/>
+                <w:color w:val="1F3A4D"/>
+                <w:sz w:val="18"/>
+                <w:szCs w:val="18"/>
+              </w:rPr>
+              <w:t xml:space="preserve">Implemented candidate; eligible prediction input.</w:t>
             </w:r>
           </w:p>
         </w:tc>
@@ -1904,133 +1917,133 @@
         </w:trPr>
         <w:tc>
           <w:tcPr>
-            <w:tcW w:type="dxa" w:w="1440"/>
-            <w:tcBorders>
-              <w:top w:val="single" w:color="D9D9D9" w:sz="4"/>
-              <w:left w:val="single" w:color="D9D9D9" w:sz="4"/>
-              <w:bottom w:val="single" w:color="D9D9D9" w:sz="4"/>
-              <w:right w:val="single" w:color="D9D9D9" w:sz="4"/>
-            </w:tcBorders>
-            <w:tcMar>
-              <w:top w:type="dxa" w:w="65"/>
-              <w:left w:type="dxa" w:w="85"/>
-              <w:bottom w:type="dxa" w:w="65"/>
-              <w:right w:type="dxa" w:w="85"/>
-            </w:tcMar>
-            <w:vAlign w:val="center"/>
-          </w:tcPr>
-          <w:p>
-            <w:pPr>
-              <w:spacing w:after="0" w:line="222"/>
-            </w:pPr>
-            <w:r>
-              <w:rPr>
-                <w:b w:val="false"/>
-                <w:bCs w:val="false"/>
-                <w:color w:val="1F3A4D"/>
-                <w:sz w:val="18"/>
-                <w:szCs w:val="18"/>
-              </w:rPr>
-              <w:t xml:space="preserve">Time variables locate change.</w:t>
-            </w:r>
-          </w:p>
-        </w:tc>
-        <w:tc>
-          <w:tcPr>
-            <w:tcW w:type="dxa" w:w="2658"/>
-            <w:tcBorders>
-              <w:top w:val="single" w:color="D9D9D9" w:sz="4"/>
-              <w:left w:val="single" w:color="D9D9D9" w:sz="4"/>
-              <w:bottom w:val="single" w:color="D9D9D9" w:sz="4"/>
-              <w:right w:val="single" w:color="D9D9D9" w:sz="4"/>
-            </w:tcBorders>
-            <w:tcMar>
-              <w:top w:type="dxa" w:w="65"/>
-              <w:left w:type="dxa" w:w="85"/>
-              <w:bottom w:type="dxa" w:w="65"/>
-              <w:right w:type="dxa" w:w="85"/>
-            </w:tcMar>
-            <w:vAlign w:val="center"/>
-          </w:tcPr>
-          <w:p>
-            <w:pPr>
-              <w:spacing w:after="0" w:line="222"/>
-            </w:pPr>
-            <w:r>
-              <w:rPr>
-                <w:b w:val="false"/>
-                <w:bCs w:val="false"/>
-                <w:color w:val="1F3A4D"/>
-                <w:sz w:val="18"/>
-                <w:szCs w:val="18"/>
-              </w:rPr>
-              <w:t xml:space="preserve">Derive year, quarter and observed product age.</w:t>
-            </w:r>
-          </w:p>
-        </w:tc>
-        <w:tc>
-          <w:tcPr>
-            <w:tcW w:type="dxa" w:w="2658"/>
-            <w:tcBorders>
-              <w:top w:val="single" w:color="D9D9D9" w:sz="4"/>
-              <w:left w:val="single" w:color="D9D9D9" w:sz="4"/>
-              <w:bottom w:val="single" w:color="D9D9D9" w:sz="4"/>
-              <w:right w:val="single" w:color="D9D9D9" w:sz="4"/>
-            </w:tcBorders>
-            <w:tcMar>
-              <w:top w:type="dxa" w:w="65"/>
-              <w:left w:type="dxa" w:w="85"/>
-              <w:bottom w:type="dxa" w:w="65"/>
-              <w:right w:type="dxa" w:w="85"/>
-            </w:tcMar>
-            <w:vAlign w:val="center"/>
-          </w:tcPr>
-          <w:p>
-            <w:pPr>
-              <w:spacing w:after="0" w:line="222"/>
-            </w:pPr>
-            <w:r>
-              <w:rPr>
-                <w:b w:val="false"/>
-                <w:bCs w:val="false"/>
-                <w:color w:val="1F3A4D"/>
-                <w:sz w:val="18"/>
-                <w:szCs w:val="18"/>
-              </w:rPr>
-              <w:t xml:space="preserve">Established listings differ from newly observed products.</w:t>
-            </w:r>
-          </w:p>
-        </w:tc>
-        <w:tc>
-          <w:tcPr>
-            <w:tcW w:type="dxa" w:w="2882"/>
-            <w:tcBorders>
-              <w:top w:val="single" w:color="D9D9D9" w:sz="4"/>
-              <w:left w:val="single" w:color="D9D9D9" w:sz="4"/>
-              <w:bottom w:val="single" w:color="D9D9D9" w:sz="4"/>
-              <w:right w:val="single" w:color="D9D9D9" w:sz="4"/>
-            </w:tcBorders>
-            <w:tcMar>
-              <w:top w:type="dxa" w:w="65"/>
-              <w:left w:type="dxa" w:w="85"/>
-              <w:bottom w:type="dxa" w:w="65"/>
-              <w:right w:type="dxa" w:w="85"/>
-            </w:tcMar>
-            <w:vAlign w:val="center"/>
-          </w:tcPr>
-          <w:p>
-            <w:pPr>
-              <w:spacing w:after="0" w:line="222"/>
-            </w:pPr>
-            <w:r>
-              <w:rPr>
-                <w:b w:val="false"/>
-                <w:bCs w:val="false"/>
-                <w:color w:val="1F3A4D"/>
-                <w:sz w:val="18"/>
-                <w:szCs w:val="18"/>
-              </w:rPr>
-              <w:t xml:space="preserve">H2 tests later-period stability; H3 checks rule drift.</w:t>
+            <w:tcW w:type="dxa" w:w="1435"/>
+            <w:tcBorders>
+              <w:top w:val="single" w:color="D9D9D9" w:sz="4"/>
+              <w:left w:val="single" w:color="D9D9D9" w:sz="4"/>
+              <w:bottom w:val="single" w:color="D9D9D9" w:sz="4"/>
+              <w:right w:val="single" w:color="D9D9D9" w:sz="4"/>
+            </w:tcBorders>
+            <w:tcMar>
+              <w:top w:type="dxa" w:w="65"/>
+              <w:left w:type="dxa" w:w="85"/>
+              <w:bottom w:type="dxa" w:w="65"/>
+              <w:right w:type="dxa" w:w="85"/>
+            </w:tcMar>
+            <w:vAlign w:val="center"/>
+          </w:tcPr>
+          <w:p>
+            <w:pPr>
+              <w:spacing w:after="0" w:line="222"/>
+            </w:pPr>
+            <w:r>
+              <w:rPr>
+                <w:b w:val="false"/>
+                <w:bCs w:val="false"/>
+                <w:color w:val="1F3A4D"/>
+                <w:sz w:val="18"/>
+                <w:szCs w:val="18"/>
+              </w:rPr>
+              <w:t xml:space="preserve">Rating mismatch flags contradiction.</w:t>
+            </w:r>
+          </w:p>
+        </w:tc>
+        <w:tc>
+          <w:tcPr>
+            <w:tcW w:type="dxa" w:w="3075"/>
+            <w:tcBorders>
+              <w:top w:val="single" w:color="D9D9D9" w:sz="4"/>
+              <w:left w:val="single" w:color="D9D9D9" w:sz="4"/>
+              <w:bottom w:val="single" w:color="D9D9D9" w:sz="4"/>
+              <w:right w:val="single" w:color="D9D9D9" w:sz="4"/>
+            </w:tcBorders>
+            <w:tcMar>
+              <w:top w:type="dxa" w:w="65"/>
+              <w:left w:type="dxa" w:w="85"/>
+              <w:bottom w:type="dxa" w:w="65"/>
+              <w:right w:type="dxa" w:w="85"/>
+            </w:tcMar>
+            <w:vAlign w:val="center"/>
+          </w:tcPr>
+          <w:p>
+            <w:pPr>
+              <w:spacing w:after="0" w:line="222"/>
+            </w:pPr>
+            <w:r>
+              <w:rPr>
+                <w:b w:val="false"/>
+                <w:bCs w:val="false"/>
+                <w:color w:val="1F3A4D"/>
+                <w:sz w:val="18"/>
+                <w:szCs w:val="18"/>
+              </w:rPr>
+              <w:t xml:space="preserve">Five stars with an unnegated cue retain satisfied complainants.</w:t>
+            </w:r>
+          </w:p>
+        </w:tc>
+        <w:tc>
+          <w:tcPr>
+            <w:tcW w:type="dxa" w:w="2460"/>
+            <w:tcBorders>
+              <w:top w:val="single" w:color="D9D9D9" w:sz="4"/>
+              <w:left w:val="single" w:color="D9D9D9" w:sz="4"/>
+              <w:bottom w:val="single" w:color="D9D9D9" w:sz="4"/>
+              <w:right w:val="single" w:color="D9D9D9" w:sz="4"/>
+            </w:tcBorders>
+            <w:tcMar>
+              <w:top w:type="dxa" w:w="65"/>
+              <w:left w:type="dxa" w:w="85"/>
+              <w:bottom w:type="dxa" w:w="65"/>
+              <w:right w:type="dxa" w:w="85"/>
+            </w:tcMar>
+            <w:vAlign w:val="center"/>
+          </w:tcPr>
+          <w:p>
+            <w:pPr>
+              <w:spacing w:after="0" w:line="222"/>
+            </w:pPr>
+            <w:r>
+              <w:rPr>
+                <w:b w:val="false"/>
+                <w:bCs w:val="false"/>
+                <w:color w:val="1F3A4D"/>
+                <w:sz w:val="18"/>
+                <w:szCs w:val="18"/>
+              </w:rPr>
+              <w:t xml:space="preserve">H2 tests misses; H3 checks rating-rule errors.</w:t>
+            </w:r>
+          </w:p>
+        </w:tc>
+        <w:tc>
+          <w:tcPr>
+            <w:tcW w:type="dxa" w:w="2668"/>
+            <w:tcBorders>
+              <w:top w:val="single" w:color="D9D9D9" w:sz="4"/>
+              <w:left w:val="single" w:color="D9D9D9" w:sz="4"/>
+              <w:bottom w:val="single" w:color="D9D9D9" w:sz="4"/>
+              <w:right w:val="single" w:color="D9D9D9" w:sz="4"/>
+            </w:tcBorders>
+            <w:tcMar>
+              <w:top w:type="dxa" w:w="65"/>
+              <w:left w:type="dxa" w:w="85"/>
+              <w:bottom w:type="dxa" w:w="65"/>
+              <w:right w:type="dxa" w:w="85"/>
+            </w:tcMar>
+            <w:vAlign w:val="center"/>
+          </w:tcPr>
+          <w:p>
+            <w:pPr>
+              <w:spacing w:after="0" w:line="222"/>
+            </w:pPr>
+            <w:r>
+              <w:rPr>
+                <w:b w:val="false"/>
+                <w:bCs w:val="false"/>
+                <w:color w:val="1F3A4D"/>
+                <w:sz w:val="18"/>
+                <w:szCs w:val="18"/>
+              </w:rPr>
+              <w:t xml:space="preserve">Implemented candidate; eligible prediction input.</w:t>
             </w:r>
           </w:p>
         </w:tc>
@@ -2042,7 +2055,559 @@
         </w:trPr>
         <w:tc>
           <w:tcPr>
-            <w:tcW w:type="dxa" w:w="1440"/>
+            <w:tcW w:type="dxa" w:w="1435"/>
+            <w:tcBorders>
+              <w:top w:val="single" w:color="D9D9D9" w:sz="4"/>
+              <w:left w:val="single" w:color="D9D9D9" w:sz="4"/>
+              <w:bottom w:val="single" w:color="D9D9D9" w:sz="4"/>
+              <w:right w:val="single" w:color="D9D9D9" w:sz="4"/>
+            </w:tcBorders>
+            <w:tcMar>
+              <w:top w:type="dxa" w:w="65"/>
+              <w:left w:type="dxa" w:w="85"/>
+              <w:bottom w:type="dxa" w:w="65"/>
+              <w:right w:type="dxa" w:w="85"/>
+            </w:tcMar>
+            <w:vAlign w:val="center"/>
+          </w:tcPr>
+          <w:p>
+            <w:pPr>
+              <w:spacing w:after="0" w:line="222"/>
+            </w:pPr>
+            <w:r>
+              <w:rPr>
+                <w:b w:val="false"/>
+                <w:bCs w:val="false"/>
+                <w:color w:val="1F3A4D"/>
+                <w:sz w:val="18"/>
+                <w:szCs w:val="18"/>
+              </w:rPr>
+              <w:t xml:space="preserve">Text shape records expression.</w:t>
+            </w:r>
+          </w:p>
+        </w:tc>
+        <w:tc>
+          <w:tcPr>
+            <w:tcW w:type="dxa" w:w="3075"/>
+            <w:tcBorders>
+              <w:top w:val="single" w:color="D9D9D9" w:sz="4"/>
+              <w:left w:val="single" w:color="D9D9D9" w:sz="4"/>
+              <w:bottom w:val="single" w:color="D9D9D9" w:sz="4"/>
+              <w:right w:val="single" w:color="D9D9D9" w:sz="4"/>
+            </w:tcBorders>
+            <w:tcMar>
+              <w:top w:type="dxa" w:w="65"/>
+              <w:left w:type="dxa" w:w="85"/>
+              <w:bottom w:type="dxa" w:w="65"/>
+              <w:right w:type="dxa" w:w="85"/>
+            </w:tcMar>
+            <w:vAlign w:val="center"/>
+          </w:tcPr>
+          <w:p>
+            <w:pPr>
+              <w:spacing w:after="0" w:line="222"/>
+            </w:pPr>
+            <w:r>
+              <w:rPr>
+                <w:b w:val="false"/>
+                <w:bCs w:val="false"/>
+                <w:color w:val="1F3A4D"/>
+                <w:sz w:val="18"/>
+                <w:szCs w:val="18"/>
+              </w:rPr>
+              <w:t xml:space="preserve">Scaled length, capitals, exclamations and body context describe expression.</w:t>
+            </w:r>
+          </w:p>
+        </w:tc>
+        <w:tc>
+          <w:tcPr>
+            <w:tcW w:type="dxa" w:w="2460"/>
+            <w:tcBorders>
+              <w:top w:val="single" w:color="D9D9D9" w:sz="4"/>
+              <w:left w:val="single" w:color="D9D9D9" w:sz="4"/>
+              <w:bottom w:val="single" w:color="D9D9D9" w:sz="4"/>
+              <w:right w:val="single" w:color="D9D9D9" w:sz="4"/>
+            </w:tcBorders>
+            <w:tcMar>
+              <w:top w:type="dxa" w:w="65"/>
+              <w:left w:type="dxa" w:w="85"/>
+              <w:bottom w:type="dxa" w:w="65"/>
+              <w:right w:type="dxa" w:w="85"/>
+            </w:tcMar>
+            <w:vAlign w:val="center"/>
+          </w:tcPr>
+          <w:p>
+            <w:pPr>
+              <w:spacing w:after="0" w:line="222"/>
+            </w:pPr>
+            <w:r>
+              <w:rPr>
+                <w:b w:val="false"/>
+                <w:bCs w:val="false"/>
+                <w:color w:val="1F3A4D"/>
+                <w:sz w:val="18"/>
+                <w:szCs w:val="18"/>
+              </w:rPr>
+              <w:t xml:space="preserve">H2 tests context; H3 audits writing styles.</w:t>
+            </w:r>
+          </w:p>
+        </w:tc>
+        <w:tc>
+          <w:tcPr>
+            <w:tcW w:type="dxa" w:w="2668"/>
+            <w:tcBorders>
+              <w:top w:val="single" w:color="D9D9D9" w:sz="4"/>
+              <w:left w:val="single" w:color="D9D9D9" w:sz="4"/>
+              <w:bottom w:val="single" w:color="D9D9D9" w:sz="4"/>
+              <w:right w:val="single" w:color="D9D9D9" w:sz="4"/>
+            </w:tcBorders>
+            <w:tcMar>
+              <w:top w:type="dxa" w:w="65"/>
+              <w:left w:type="dxa" w:w="85"/>
+              <w:bottom w:type="dxa" w:w="65"/>
+              <w:right w:type="dxa" w:w="85"/>
+            </w:tcMar>
+            <w:vAlign w:val="center"/>
+          </w:tcPr>
+          <w:p>
+            <w:pPr>
+              <w:spacing w:after="0" w:line="222"/>
+            </w:pPr>
+            <w:r>
+              <w:rPr>
+                <w:b w:val="false"/>
+                <w:bCs w:val="false"/>
+                <w:color w:val="1F3A4D"/>
+                <w:sz w:val="18"/>
+                <w:szCs w:val="18"/>
+              </w:rPr>
+              <w:t xml:space="preserve">Implemented candidate; eligible with training-only scaling.</w:t>
+            </w:r>
+          </w:p>
+        </w:tc>
+      </w:tr>
+      <w:tr>
+        <w:trPr>
+          <w:cantSplit/>
+          <w:tblHeader w:val="off"/>
+        </w:trPr>
+        <w:tc>
+          <w:tcPr>
+            <w:tcW w:type="dxa" w:w="1435"/>
+            <w:tcBorders>
+              <w:top w:val="single" w:color="D9D9D9" w:sz="4"/>
+              <w:left w:val="single" w:color="D9D9D9" w:sz="4"/>
+              <w:bottom w:val="single" w:color="D9D9D9" w:sz="4"/>
+              <w:right w:val="single" w:color="D9D9D9" w:sz="4"/>
+            </w:tcBorders>
+            <w:tcMar>
+              <w:top w:type="dxa" w:w="65"/>
+              <w:left w:type="dxa" w:w="85"/>
+              <w:bottom w:type="dxa" w:w="65"/>
+              <w:right w:type="dxa" w:w="85"/>
+            </w:tcMar>
+            <w:vAlign w:val="center"/>
+          </w:tcPr>
+          <w:p>
+            <w:pPr>
+              <w:spacing w:after="0" w:line="222"/>
+            </w:pPr>
+            <w:r>
+              <w:rPr>
+                <w:b w:val="false"/>
+                <w:bCs w:val="false"/>
+                <w:color w:val="1F3A4D"/>
+                <w:sz w:val="18"/>
+                <w:szCs w:val="18"/>
+              </w:rPr>
+              <w:t xml:space="preserve">Reviewer history describes observed activity.</w:t>
+            </w:r>
+          </w:p>
+        </w:tc>
+        <w:tc>
+          <w:tcPr>
+            <w:tcW w:type="dxa" w:w="3075"/>
+            <w:tcBorders>
+              <w:top w:val="single" w:color="D9D9D9" w:sz="4"/>
+              <w:left w:val="single" w:color="D9D9D9" w:sz="4"/>
+              <w:bottom w:val="single" w:color="D9D9D9" w:sz="4"/>
+              <w:right w:val="single" w:color="D9D9D9" w:sz="4"/>
+            </w:tcBorders>
+            <w:tcMar>
+              <w:top w:type="dxa" w:w="65"/>
+              <w:left w:type="dxa" w:w="85"/>
+              <w:bottom w:type="dxa" w:w="65"/>
+              <w:right w:type="dxa" w:w="85"/>
+            </w:tcMar>
+            <w:vAlign w:val="center"/>
+          </w:tcPr>
+          <w:p>
+            <w:pPr>
+              <w:spacing w:after="0" w:line="222"/>
+            </w:pPr>
+            <w:r>
+              <w:rPr>
+                <w:b w:val="false"/>
+                <w:bCs w:val="false"/>
+                <w:color w:val="1F3A4D"/>
+                <w:sz w:val="18"/>
+                <w:szCs w:val="18"/>
+              </w:rPr>
+              <w:t xml:space="preserve">Strictly earlier sampled reviews, not full customer activity; 99.17% cold starts, about 0.83% with prior history.</w:t>
+            </w:r>
+          </w:p>
+        </w:tc>
+        <w:tc>
+          <w:tcPr>
+            <w:tcW w:type="dxa" w:w="2460"/>
+            <w:tcBorders>
+              <w:top w:val="single" w:color="D9D9D9" w:sz="4"/>
+              <w:left w:val="single" w:color="D9D9D9" w:sz="4"/>
+              <w:bottom w:val="single" w:color="D9D9D9" w:sz="4"/>
+              <w:right w:val="single" w:color="D9D9D9" w:sz="4"/>
+            </w:tcBorders>
+            <w:tcMar>
+              <w:top w:type="dxa" w:w="65"/>
+              <w:left w:type="dxa" w:w="85"/>
+              <w:bottom w:type="dxa" w:w="65"/>
+              <w:right w:type="dxa" w:w="85"/>
+            </w:tcMar>
+            <w:vAlign w:val="center"/>
+          </w:tcPr>
+          <w:p>
+            <w:pPr>
+              <w:spacing w:after="0" w:line="222"/>
+            </w:pPr>
+            <w:r>
+              <w:rPr>
+                <w:b w:val="false"/>
+                <w:bCs w:val="false"/>
+                <w:color w:val="1F3A4D"/>
+                <w:sz w:val="18"/>
+                <w:szCs w:val="18"/>
+              </w:rPr>
+              <w:t xml:space="preserve">H2 tests added value beyond wording and rating; H3 checks activity bias.</w:t>
+            </w:r>
+          </w:p>
+        </w:tc>
+        <w:tc>
+          <w:tcPr>
+            <w:tcW w:type="dxa" w:w="2668"/>
+            <w:tcBorders>
+              <w:top w:val="single" w:color="D9D9D9" w:sz="4"/>
+              <w:left w:val="single" w:color="D9D9D9" w:sz="4"/>
+              <w:bottom w:val="single" w:color="D9D9D9" w:sz="4"/>
+              <w:right w:val="single" w:color="D9D9D9" w:sz="4"/>
+            </w:tcBorders>
+            <w:tcMar>
+              <w:top w:type="dxa" w:w="65"/>
+              <w:left w:type="dxa" w:w="85"/>
+              <w:bottom w:type="dxa" w:w="65"/>
+              <w:right w:type="dxa" w:w="85"/>
+            </w:tcMar>
+            <w:vAlign w:val="center"/>
+          </w:tcPr>
+          <w:p>
+            <w:pPr>
+              <w:spacing w:after="0" w:line="222"/>
+            </w:pPr>
+            <w:r>
+              <w:rPr>
+                <w:b w:val="false"/>
+                <w:bCs w:val="false"/>
+                <w:color w:val="1F3A4D"/>
+                <w:sz w:val="18"/>
+                <w:szCs w:val="18"/>
+              </w:rPr>
+              <w:t xml:space="preserve">Implemented candidate; retain missing-history indicator.</w:t>
+            </w:r>
+          </w:p>
+        </w:tc>
+      </w:tr>
+      <w:tr>
+        <w:trPr>
+          <w:cantSplit/>
+          <w:tblHeader w:val="off"/>
+        </w:trPr>
+        <w:tc>
+          <w:tcPr>
+            <w:tcW w:type="dxa" w:w="1435"/>
+            <w:tcBorders>
+              <w:top w:val="single" w:color="D9D9D9" w:sz="4"/>
+              <w:left w:val="single" w:color="D9D9D9" w:sz="4"/>
+              <w:bottom w:val="single" w:color="D9D9D9" w:sz="4"/>
+              <w:right w:val="single" w:color="D9D9D9" w:sz="4"/>
+            </w:tcBorders>
+            <w:tcMar>
+              <w:top w:type="dxa" w:w="65"/>
+              <w:left w:type="dxa" w:w="85"/>
+              <w:bottom w:type="dxa" w:w="65"/>
+              <w:right w:type="dxa" w:w="85"/>
+            </w:tcMar>
+            <w:vAlign w:val="center"/>
+          </w:tcPr>
+          <w:p>
+            <w:pPr>
+              <w:spacing w:after="0" w:line="222"/>
+            </w:pPr>
+            <w:r>
+              <w:rPr>
+                <w:b w:val="false"/>
+                <w:bCs w:val="false"/>
+                <w:color w:val="1F3A4D"/>
+                <w:sz w:val="18"/>
+                <w:szCs w:val="18"/>
+              </w:rPr>
+              <w:t xml:space="preserve">Product context describes cohorts.</w:t>
+            </w:r>
+          </w:p>
+        </w:tc>
+        <w:tc>
+          <w:tcPr>
+            <w:tcW w:type="dxa" w:w="3075"/>
+            <w:tcBorders>
+              <w:top w:val="single" w:color="D9D9D9" w:sz="4"/>
+              <w:left w:val="single" w:color="D9D9D9" w:sz="4"/>
+              <w:bottom w:val="single" w:color="D9D9D9" w:sz="4"/>
+              <w:right w:val="single" w:color="D9D9D9" w:sz="4"/>
+            </w:tcBorders>
+            <w:tcMar>
+              <w:top w:type="dxa" w:w="65"/>
+              <w:left w:type="dxa" w:w="85"/>
+              <w:bottom w:type="dxa" w:w="65"/>
+              <w:right w:type="dxa" w:w="85"/>
+            </w:tcMar>
+            <w:vAlign w:val="center"/>
+          </w:tcPr>
+          <w:p>
+            <w:pPr>
+              <w:spacing w:after="0" w:line="222"/>
+            </w:pPr>
+            <w:r>
+              <w:rPr>
+                <w:b w:val="false"/>
+                <w:bCs w:val="false"/>
+                <w:color w:val="1F3A4D"/>
+                <w:sz w:val="18"/>
+                <w:szCs w:val="18"/>
+              </w:rPr>
+              <w:t xml:space="preserve">Prior count, cue rate and cold starts describe cohorts; encodings describe retail mix.</w:t>
+            </w:r>
+          </w:p>
+        </w:tc>
+        <w:tc>
+          <w:tcPr>
+            <w:tcW w:type="dxa" w:w="2460"/>
+            <w:tcBorders>
+              <w:top w:val="single" w:color="D9D9D9" w:sz="4"/>
+              <w:left w:val="single" w:color="D9D9D9" w:sz="4"/>
+              <w:bottom w:val="single" w:color="D9D9D9" w:sz="4"/>
+              <w:right w:val="single" w:color="D9D9D9" w:sz="4"/>
+            </w:tcBorders>
+            <w:tcMar>
+              <w:top w:type="dxa" w:w="65"/>
+              <w:left w:type="dxa" w:w="85"/>
+              <w:bottom w:type="dxa" w:w="65"/>
+              <w:right w:type="dxa" w:w="85"/>
+            </w:tcMar>
+            <w:vAlign w:val="center"/>
+          </w:tcPr>
+          <w:p>
+            <w:pPr>
+              <w:spacing w:after="0" w:line="222"/>
+            </w:pPr>
+            <w:r>
+              <w:rPr>
+                <w:b w:val="false"/>
+                <w:bCs w:val="false"/>
+                <w:color w:val="1F3A4D"/>
+                <w:sz w:val="18"/>
+                <w:szCs w:val="18"/>
+              </w:rPr>
+              <w:t xml:space="preserve">H2 tests generalization; H3 checks product dominance.</w:t>
+            </w:r>
+          </w:p>
+        </w:tc>
+        <w:tc>
+          <w:tcPr>
+            <w:tcW w:type="dxa" w:w="2668"/>
+            <w:tcBorders>
+              <w:top w:val="single" w:color="D9D9D9" w:sz="4"/>
+              <w:left w:val="single" w:color="D9D9D9" w:sz="4"/>
+              <w:bottom w:val="single" w:color="D9D9D9" w:sz="4"/>
+              <w:right w:val="single" w:color="D9D9D9" w:sz="4"/>
+            </w:tcBorders>
+            <w:tcMar>
+              <w:top w:type="dxa" w:w="65"/>
+              <w:left w:type="dxa" w:w="85"/>
+              <w:bottom w:type="dxa" w:w="65"/>
+              <w:right w:type="dxa" w:w="85"/>
+            </w:tcMar>
+            <w:vAlign w:val="center"/>
+          </w:tcPr>
+          <w:p>
+            <w:pPr>
+              <w:spacing w:after="0" w:line="222"/>
+            </w:pPr>
+            <w:r>
+              <w:rPr>
+                <w:b w:val="false"/>
+                <w:bCs w:val="false"/>
+                <w:color w:val="1F3A4D"/>
+                <w:sz w:val="18"/>
+                <w:szCs w:val="18"/>
+              </w:rPr>
+              <w:t xml:space="preserve">Implemented candidate; histories eligible; undated catalogue attributes descriptive only.</w:t>
+            </w:r>
+          </w:p>
+        </w:tc>
+      </w:tr>
+      <w:tr>
+        <w:trPr>
+          <w:cantSplit/>
+          <w:tblHeader w:val="off"/>
+        </w:trPr>
+        <w:tc>
+          <w:tcPr>
+            <w:tcW w:type="dxa" w:w="1435"/>
+            <w:tcBorders>
+              <w:top w:val="single" w:color="D9D9D9" w:sz="4"/>
+              <w:left w:val="single" w:color="D9D9D9" w:sz="4"/>
+              <w:bottom w:val="single" w:color="D9D9D9" w:sz="4"/>
+              <w:right w:val="single" w:color="D9D9D9" w:sz="4"/>
+            </w:tcBorders>
+            <w:tcMar>
+              <w:top w:type="dxa" w:w="65"/>
+              <w:left w:type="dxa" w:w="85"/>
+              <w:bottom w:type="dxa" w:w="65"/>
+              <w:right w:type="dxa" w:w="85"/>
+            </w:tcMar>
+            <w:vAlign w:val="center"/>
+          </w:tcPr>
+          <w:p>
+            <w:pPr>
+              <w:spacing w:after="0" w:line="222"/>
+            </w:pPr>
+            <w:r>
+              <w:rPr>
+                <w:b w:val="false"/>
+                <w:bCs w:val="false"/>
+                <w:color w:val="1F3A4D"/>
+                <w:sz w:val="18"/>
+                <w:szCs w:val="18"/>
+              </w:rPr>
+              <w:t xml:space="preserve">Time variables locate change.</w:t>
+            </w:r>
+          </w:p>
+        </w:tc>
+        <w:tc>
+          <w:tcPr>
+            <w:tcW w:type="dxa" w:w="3075"/>
+            <w:tcBorders>
+              <w:top w:val="single" w:color="D9D9D9" w:sz="4"/>
+              <w:left w:val="single" w:color="D9D9D9" w:sz="4"/>
+              <w:bottom w:val="single" w:color="D9D9D9" w:sz="4"/>
+              <w:right w:val="single" w:color="D9D9D9" w:sz="4"/>
+            </w:tcBorders>
+            <w:tcMar>
+              <w:top w:type="dxa" w:w="65"/>
+              <w:left w:type="dxa" w:w="85"/>
+              <w:bottom w:type="dxa" w:w="65"/>
+              <w:right w:type="dxa" w:w="85"/>
+            </w:tcMar>
+            <w:vAlign w:val="center"/>
+          </w:tcPr>
+          <w:p>
+            <w:pPr>
+              <w:spacing w:after="0" w:line="222"/>
+            </w:pPr>
+            <w:r>
+              <w:rPr>
+                <w:b w:val="false"/>
+                <w:bCs w:val="false"/>
+                <w:color w:val="1F3A4D"/>
+                <w:sz w:val="18"/>
+                <w:szCs w:val="18"/>
+              </w:rPr>
+              <w:t xml:space="preserve">Year, quarter and time since first observed review distinguish cohorts; product age is not launch age.</w:t>
+            </w:r>
+          </w:p>
+        </w:tc>
+        <w:tc>
+          <w:tcPr>
+            <w:tcW w:type="dxa" w:w="2460"/>
+            <w:tcBorders>
+              <w:top w:val="single" w:color="D9D9D9" w:sz="4"/>
+              <w:left w:val="single" w:color="D9D9D9" w:sz="4"/>
+              <w:bottom w:val="single" w:color="D9D9D9" w:sz="4"/>
+              <w:right w:val="single" w:color="D9D9D9" w:sz="4"/>
+            </w:tcBorders>
+            <w:tcMar>
+              <w:top w:type="dxa" w:w="65"/>
+              <w:left w:type="dxa" w:w="85"/>
+              <w:bottom w:type="dxa" w:w="65"/>
+              <w:right w:type="dxa" w:w="85"/>
+            </w:tcMar>
+            <w:vAlign w:val="center"/>
+          </w:tcPr>
+          <w:p>
+            <w:pPr>
+              <w:spacing w:after="0" w:line="222"/>
+            </w:pPr>
+            <w:r>
+              <w:rPr>
+                <w:b w:val="false"/>
+                <w:bCs w:val="false"/>
+                <w:color w:val="1F3A4D"/>
+                <w:sz w:val="18"/>
+                <w:szCs w:val="18"/>
+              </w:rPr>
+              <w:t xml:space="preserve">H2 tests stability; H3 checks rule drift.</w:t>
+            </w:r>
+          </w:p>
+        </w:tc>
+        <w:tc>
+          <w:tcPr>
+            <w:tcW w:type="dxa" w:w="2668"/>
+            <w:tcBorders>
+              <w:top w:val="single" w:color="D9D9D9" w:sz="4"/>
+              <w:left w:val="single" w:color="D9D9D9" w:sz="4"/>
+              <w:bottom w:val="single" w:color="D9D9D9" w:sz="4"/>
+              <w:right w:val="single" w:color="D9D9D9" w:sz="4"/>
+            </w:tcBorders>
+            <w:tcMar>
+              <w:top w:type="dxa" w:w="65"/>
+              <w:left w:type="dxa" w:w="85"/>
+              <w:bottom w:type="dxa" w:w="65"/>
+              <w:right w:type="dxa" w:w="85"/>
+            </w:tcMar>
+            <w:vAlign w:val="center"/>
+          </w:tcPr>
+          <w:p>
+            <w:pPr>
+              <w:spacing w:after="0" w:line="222"/>
+            </w:pPr>
+            <w:r>
+              <w:rPr>
+                <w:b w:val="false"/>
+                <w:bCs w:val="false"/>
+                <w:color w:val="1F3A4D"/>
+                <w:sz w:val="18"/>
+                <w:szCs w:val="18"/>
+              </w:rPr>
+              <w:t xml:space="preserve">Implemented candidate; eligible with chronological history.</w:t>
+            </w:r>
+          </w:p>
+        </w:tc>
+      </w:tr>
+      <w:tr>
+        <w:trPr>
+          <w:cantSplit/>
+          <w:tblHeader w:val="off"/>
+        </w:trPr>
+        <w:tc>
+          <w:tcPr>
+            <w:tcW w:type="dxa" w:w="1435"/>
             <w:tcBorders>
               <w:top w:val="single" w:color="D9D9D9" w:sz="4"/>
               <w:left w:val="single" w:color="D9D9D9" w:sz="4"/>
@@ -2075,100 +2640,100 @@
         </w:tc>
         <w:tc>
           <w:tcPr>
-            <w:tcW w:type="dxa" w:w="2658"/>
-            <w:tcBorders>
-              <w:top w:val="single" w:color="D9D9D9" w:sz="4"/>
-              <w:left w:val="single" w:color="D9D9D9" w:sz="4"/>
-              <w:bottom w:val="single" w:color="D9D9D9" w:sz="4"/>
-              <w:right w:val="single" w:color="D9D9D9" w:sz="4"/>
-            </w:tcBorders>
-            <w:tcMar>
-              <w:top w:type="dxa" w:w="65"/>
-              <w:left w:type="dxa" w:w="85"/>
-              <w:bottom w:type="dxa" w:w="65"/>
-              <w:right w:type="dxa" w:w="85"/>
-            </w:tcMar>
-            <w:vAlign w:val="center"/>
-          </w:tcPr>
-          <w:p>
-            <w:pPr>
-              <w:spacing w:after="0" w:line="222"/>
-            </w:pPr>
-            <w:r>
-              <w:rPr>
-                <w:b w:val="false"/>
-                <w:bCs w:val="false"/>
-                <w:color w:val="1F3A4D"/>
-                <w:sz w:val="18"/>
-                <w:szCs w:val="18"/>
-              </w:rPr>
-              <w:t xml:space="preserve">Multiply rating by cue and combine body context with cue.</w:t>
-            </w:r>
-          </w:p>
-        </w:tc>
-        <w:tc>
-          <w:tcPr>
-            <w:tcW w:type="dxa" w:w="2658"/>
-            <w:tcBorders>
-              <w:top w:val="single" w:color="D9D9D9" w:sz="4"/>
-              <w:left w:val="single" w:color="D9D9D9" w:sz="4"/>
-              <w:bottom w:val="single" w:color="D9D9D9" w:sz="4"/>
-              <w:right w:val="single" w:color="D9D9D9" w:sz="4"/>
-            </w:tcBorders>
-            <w:tcMar>
-              <w:top w:type="dxa" w:w="65"/>
-              <w:left w:type="dxa" w:w="85"/>
-              <w:bottom w:type="dxa" w:w="65"/>
-              <w:right w:type="dxa" w:w="85"/>
-            </w:tcMar>
-            <w:vAlign w:val="center"/>
-          </w:tcPr>
-          <w:p>
-            <w:pPr>
-              <w:spacing w:after="0" w:line="222"/>
-            </w:pPr>
-            <w:r>
-              <w:rPr>
-                <w:b w:val="false"/>
-                <w:bCs w:val="false"/>
-                <w:color w:val="1F3A4D"/>
-                <w:sz w:val="18"/>
-                <w:szCs w:val="18"/>
-              </w:rPr>
-              <w:t xml:space="preserve">Affirmative wording changes meaning with context.</w:t>
-            </w:r>
-          </w:p>
-        </w:tc>
-        <w:tc>
-          <w:tcPr>
-            <w:tcW w:type="dxa" w:w="2882"/>
-            <w:tcBorders>
-              <w:top w:val="single" w:color="D9D9D9" w:sz="4"/>
-              <w:left w:val="single" w:color="D9D9D9" w:sz="4"/>
-              <w:bottom w:val="single" w:color="D9D9D9" w:sz="4"/>
-              <w:right w:val="single" w:color="D9D9D9" w:sz="4"/>
-            </w:tcBorders>
-            <w:tcMar>
-              <w:top w:type="dxa" w:w="65"/>
-              <w:left w:type="dxa" w:w="85"/>
-              <w:bottom w:type="dxa" w:w="65"/>
-              <w:right w:type="dxa" w:w="85"/>
-            </w:tcMar>
-            <w:vAlign w:val="center"/>
-          </w:tcPr>
-          <w:p>
-            <w:pPr>
-              <w:spacing w:after="0" w:line="222"/>
-            </w:pPr>
-            <w:r>
-              <w:rPr>
-                <w:b w:val="false"/>
-                <w:bCs w:val="false"/>
-                <w:color w:val="1F3A4D"/>
-                <w:sz w:val="18"/>
-                <w:szCs w:val="18"/>
-              </w:rPr>
-              <w:t xml:space="preserve">H2 tests combined evidence; H3 finds conflicting rule votes.</w:t>
+            <w:tcW w:type="dxa" w:w="3075"/>
+            <w:tcBorders>
+              <w:top w:val="single" w:color="D9D9D9" w:sz="4"/>
+              <w:left w:val="single" w:color="D9D9D9" w:sz="4"/>
+              <w:bottom w:val="single" w:color="D9D9D9" w:sz="4"/>
+              <w:right w:val="single" w:color="D9D9D9" w:sz="4"/>
+            </w:tcBorders>
+            <w:tcMar>
+              <w:top w:type="dxa" w:w="65"/>
+              <w:left w:type="dxa" w:w="85"/>
+              <w:bottom w:type="dxa" w:w="65"/>
+              <w:right w:type="dxa" w:w="85"/>
+            </w:tcMar>
+            <w:vAlign w:val="center"/>
+          </w:tcPr>
+          <w:p>
+            <w:pPr>
+              <w:spacing w:after="0" w:line="222"/>
+            </w:pPr>
+            <w:r>
+              <w:rPr>
+                <w:b w:val="false"/>
+                <w:bCs w:val="false"/>
+                <w:color w:val="1F3A4D"/>
+                <w:sz w:val="18"/>
+                <w:szCs w:val="18"/>
+              </w:rPr>
+              <w:t xml:space="preserve">Rating times cue and body context with cue expose conditional meaning.</w:t>
+            </w:r>
+          </w:p>
+        </w:tc>
+        <w:tc>
+          <w:tcPr>
+            <w:tcW w:type="dxa" w:w="2460"/>
+            <w:tcBorders>
+              <w:top w:val="single" w:color="D9D9D9" w:sz="4"/>
+              <w:left w:val="single" w:color="D9D9D9" w:sz="4"/>
+              <w:bottom w:val="single" w:color="D9D9D9" w:sz="4"/>
+              <w:right w:val="single" w:color="D9D9D9" w:sz="4"/>
+            </w:tcBorders>
+            <w:tcMar>
+              <w:top w:type="dxa" w:w="65"/>
+              <w:left w:type="dxa" w:w="85"/>
+              <w:bottom w:type="dxa" w:w="65"/>
+              <w:right w:type="dxa" w:w="85"/>
+            </w:tcMar>
+            <w:vAlign w:val="center"/>
+          </w:tcPr>
+          <w:p>
+            <w:pPr>
+              <w:spacing w:after="0" w:line="222"/>
+            </w:pPr>
+            <w:r>
+              <w:rPr>
+                <w:b w:val="false"/>
+                <w:bCs w:val="false"/>
+                <w:color w:val="1F3A4D"/>
+                <w:sz w:val="18"/>
+                <w:szCs w:val="18"/>
+              </w:rPr>
+              <w:t xml:space="preserve">H2 tests combinations; H3 finds conflicting votes.</w:t>
+            </w:r>
+          </w:p>
+        </w:tc>
+        <w:tc>
+          <w:tcPr>
+            <w:tcW w:type="dxa" w:w="2668"/>
+            <w:tcBorders>
+              <w:top w:val="single" w:color="D9D9D9" w:sz="4"/>
+              <w:left w:val="single" w:color="D9D9D9" w:sz="4"/>
+              <w:bottom w:val="single" w:color="D9D9D9" w:sz="4"/>
+              <w:right w:val="single" w:color="D9D9D9" w:sz="4"/>
+            </w:tcBorders>
+            <w:tcMar>
+              <w:top w:type="dxa" w:w="65"/>
+              <w:left w:type="dxa" w:w="85"/>
+              <w:bottom w:type="dxa" w:w="65"/>
+              <w:right w:type="dxa" w:w="85"/>
+            </w:tcMar>
+            <w:vAlign w:val="center"/>
+          </w:tcPr>
+          <w:p>
+            <w:pPr>
+              <w:spacing w:after="0" w:line="222"/>
+            </w:pPr>
+            <w:r>
+              <w:rPr>
+                <w:b w:val="false"/>
+                <w:bCs w:val="false"/>
+                <w:color w:val="1F3A4D"/>
+                <w:sz w:val="18"/>
+                <w:szCs w:val="18"/>
+              </w:rPr>
+              <w:t xml:space="preserve">Implemented candidate; eligible prediction input.</w:t>
             </w:r>
           </w:p>
         </w:tc>
@@ -2180,6 +2745,42 @@
         <w:spacing w:after="100" w:line="253"/>
       </w:pPr>
       <w:r>
+        <w:t xml:space="preserve">Prior count: numerator is strictly earlier reviews for the same reviewer or product; no denominator, because this is a count.</w:t>
+      </w:r>
+    </w:p>
+    <w:p>
+      <w:pPr>
+        <w:widowControl/>
+        <w:spacing w:after="100" w:line="253"/>
+      </w:pPr>
+      <w:r>
+        <w:t xml:space="preserve">Prior mean rating: sum of strictly earlier ratings for that reviewer divided by their prior review count.</w:t>
+      </w:r>
+    </w:p>
+    <w:p>
+      <w:pPr>
+        <w:widowControl/>
+        <w:spacing w:after="100" w:line="253"/>
+      </w:pPr>
+      <w:r>
+        <w:t xml:space="preserve">Prior cue rate: strictly earlier unnegated-cue reviews for that product divided by its prior review count.</w:t>
+      </w:r>
+    </w:p>
+    <w:p>
+      <w:pPr>
+        <w:widowControl/>
+        <w:spacing w:after="100" w:line="253"/>
+      </w:pPr>
+      <w:r>
+        <w:t xml:space="preserve">All eight families are implemented candidates, not validated predictors. Current-review wording, rating, time and strictly prior histories are eligible prediction inputs; undated catalogue attributes remain descriptive only. Training folds must refit scaling and encodings. Validation against human outcomes is planned.</w:t>
+      </w:r>
+    </w:p>
+    <w:p>
+      <w:pPr>
+        <w:widowControl/>
+        <w:spacing w:after="100" w:line="253"/>
+      </w:pPr>
+      <w:r>
         <w:t xml:space="preserve">The negation window covers the preceding four tokens, with at most three intervening words; punctuation and contrast words reset it, and title and body are separated. Groups cover skin reaction, irritation, eye, hair and scalp, smell and spoilage, and contamination. Standalone burn wording includes short reaction accounts. The verified-purchase interaction is unavailable because the cleaned schema lacks that field.</w:t>
       </w:r>
     </w:p>
@@ -2200,7 +2801,7 @@
         <w:spacing w:after="100" w:line="253"/>
       </w:pPr>
       <w:r>
-        <w:t xml:space="preserve">Log normalization compresses long bodies while retaining empty and brief accounts. length_scaled = (log1p(word_count) minus 3.044522) / 1.563976, where 3.044522 is the median and 1.563976 the interquartile range of log1p(word_count) over all 23,663,832 retained reviews, fitted in Week 3 and reused unchanged; in modelling, refit on training folds only. Population aggregates use src/eda.py; the expressions below come from src/features.py, with synthetic feature checks in tests/test_features.py. In the code, center and scale name these parameters.</w:t>
+        <w:t xml:space="preserve">Log normalization compresses long bodies while retaining empty accounts. The saved median is 3.044522 and interquartile range of log1p(word_count) is 1.563976 across the retained population; center and scale below name these parameters. Population aggregates use src/eda.py; expressions come from src/features.py, with synthetic checks in tests/test_features.py.</w:t>
       </w:r>
     </w:p>
     <w:p>
@@ -2224,7 +2825,7 @@
         <w:spacing w:after="100" w:line="253"/>
       </w:pPr>
       <w:r>
-        <w:t xml:space="preserve">Low-cardinality context uses a stable one-hot vocabulary; high-cardinality stores use training-reference frequencies. Unknown values receive a frequency of zero and an explicit unknown flag; missing catalogue values have their own token. The encoder rejects rows that precede its cutoff. The unknown flag distinguishes an unseen store from an observed rare store, while the missing token separates absent metadata from either case.</w:t>
+        <w:t xml:space="preserve">Low-cardinality context uses a stable one-hot vocabulary; high-cardinality stores use training-reference frequencies. The encoder rejects rows before its cutoff. Unknown flags distinguish unseen stores from rare observed stores.</w:t>
       </w:r>
     </w:p>
     <w:p>
@@ -2263,7 +2864,7 @@
         <w:spacing w:after="100" w:line="253"/>
       </w:pPr>
       <w:r>
-        <w:t xml:space="preserve">Interactions expose conditional meaning to a simple linear classifier. Apply the fitted transformations in a fixed column order at training and prediction time, preserving the unknown and missing indicators. Compare a model with these columns against one without them to establish whether their extra detail improves the held-out ranking.</w:t>
+        <w:t xml:space="preserve">Interactions expose conditional meaning to a linear classifier. Preserve column order and missing indicators at prediction time.</w:t>
       </w:r>
     </w:p>
     <w:p>
@@ -2298,6 +2899,51 @@
     </w:p>
     <w:p>
       <w:pPr>
+        <w:widowControl/>
+        <w:spacing w:after="100" w:line="253"/>
+      </w:pPr>
+      <w:r>
+        <w:t xml:space="preserve">Constructed examples, not actual reviews: five-star "It burned my scalp" gives unnegated_cue=1, body_part_mention=1, rating_text_mismatch=1, rating_x_cue=5 and body_x_cue=1. For a five-star "No irritation at all", irritation_count=1 and irritation_unnegated_count=0 under the scope rule; unnegated_cue=0, body_part_mention=0, rating_text_mismatch=0, rating_x_cue=0 and body_x_cue=0.</w:t>
+      </w:r>
+    </w:p>
+    <w:p>
+      <w:pPr>
+        <w:widowControl/>
+        <w:spacing w:after="100" w:line="253"/>
+      </w:pPr>
+      <w:r>
+        <w:t xml:space="preserve">A constructed 50-word review gives length_scaled=0.567338 using the saved parameters.</w:t>
+      </w:r>
+    </w:p>
+    <w:p>
+      <w:pPr>
+        <w:widowControl/>
+        <w:spacing w:after="100" w:line="253"/>
+      </w:pPr>
+      <w:r>
+        <w:t xml:space="preserve">A constructed store observed 20 times in 100 training rows gives catalogue_store_frequency=0.20 and catalogue_store_unknown=0.</w:t>
+      </w:r>
+    </w:p>
+    <w:p>
+      <w:pPr>
+        <w:widowControl/>
+        <w:spacing w:after="100" w:line="253"/>
+      </w:pPr>
+      <w:r>
+        <w:t xml:space="preserve">An unseen store gives catalogue_store_frequency=0 and catalogue_store_unknown=1.</w:t>
+      </w:r>
+    </w:p>
+    <w:p>
+      <w:pPr>
+        <w:widowControl/>
+        <w:spacing w:after="100" w:line="253"/>
+      </w:pPr>
+      <w:r>
+        <w:t xml:space="preserve">Missing catalogue_store metadata becomes its own &lt;missing&gt; token, with its training frequency if observed and the unknown flag otherwise.</w:t>
+      </w:r>
+    </w:p>
+    <w:p>
+      <w:pPr>
         <w:pStyle w:val="Heading1"/>
         <w:keepNext/>
         <w:widowControl/>
@@ -2313,7 +2959,7 @@
         <w:spacing w:after="100" w:line="253"/>
       </w:pPr>
       <w:r>
-        <w:t xml:space="preserve">Customer behavior can be mixed within one account. The synthetic example it burned my scalp while the smell was pleasant combines approval with a specific bodily effect. An analyst should retain both dimensions and check the claimed experience against product instructions, instead of interpreting overall enthusiasm as absence of a problem. Earlier rating habits can frame that reading without assigning motives to the writer.</w:t>
+        <w:t xml:space="preserve">Customer behavior can be mixed within one account. The synthetic example it burned my scalp while the smell was pleasant combines approval with a specific bodily effect. An analyst should retain both dimensions and check the claimed experience against product instructions, instead of interpreting overall enthusiasm as absence of a problem. Earlier observed ratings offer limited context for the history-covered minority; stable personal rating habits are not established. The history ablation tests added value beyond wording and rating.</w:t>
       </w:r>
     </w:p>
     <w:p>
@@ -2336,13 +2982,920 @@
         <w:t xml:space="preserve">9. How the features improve analytical insight and model accuracy</w:t>
       </w:r>
     </w:p>
-    <w:p>
-      <w:pPr>
-        <w:widowControl/>
-        <w:spacing w:after="100" w:line="253"/>
-      </w:pPr>
-      <w:r>
-        <w:t xml:space="preserve">H2 asks whether supervised text classification with engineered features improves average precision over the tuned keyword baseline. H3 asks whether weak-label training reaches average precision within 0.05 of the hand-labeled model on the same independent human outcomes. Score both comparisons on identical product-separated later folds, report paired differences with product-bootstrap uncertainty, and remove each feature family in turn to test its contribution.</w:t>
+    <w:tbl>
+      <w:tblPr>
+        <w:tblW w:type="dxa" w:w="9638"/>
+        <w:tblBorders>
+          <w:top w:val="single" w:color="auto" w:sz="4"/>
+          <w:left w:val="single" w:color="auto" w:sz="4"/>
+          <w:bottom w:val="single" w:color="auto" w:sz="4"/>
+          <w:right w:val="single" w:color="auto" w:sz="4"/>
+          <w:insideH w:val="single" w:color="auto" w:sz="4"/>
+          <w:insideV w:val="single" w:color="auto" w:sz="4"/>
+        </w:tblBorders>
+        <w:tblLayout w:type="fixed"/>
+      </w:tblPr>
+      <w:tblGrid>
+        <w:gridCol w:w="3855"/>
+        <w:gridCol w:w="1927"/>
+        <w:gridCol w:w="1927"/>
+        <w:gridCol w:w="1929"/>
+      </w:tblGrid>
+      <w:tr>
+        <w:trPr>
+          <w:cantSplit/>
+          <w:tblHeader/>
+        </w:trPr>
+        <w:tc>
+          <w:tcPr>
+            <w:tcW w:type="dxa" w:w="3855"/>
+            <w:tcBorders>
+              <w:top w:val="single" w:color="D9D9D9" w:sz="4"/>
+              <w:left w:val="single" w:color="D9D9D9" w:sz="4"/>
+              <w:bottom w:val="single" w:color="D9D9D9" w:sz="4"/>
+              <w:right w:val="single" w:color="D9D9D9" w:sz="4"/>
+            </w:tcBorders>
+            <w:shd w:fill="E8EFF3" w:val="clear"/>
+            <w:tcMar>
+              <w:top w:type="dxa" w:w="65"/>
+              <w:left w:type="dxa" w:w="85"/>
+              <w:bottom w:type="dxa" w:w="65"/>
+              <w:right w:type="dxa" w:w="85"/>
+            </w:tcMar>
+            <w:vAlign w:val="center"/>
+          </w:tcPr>
+          <w:p>
+            <w:pPr>
+              <w:spacing w:after="0" w:line="222"/>
+            </w:pPr>
+            <w:r>
+              <w:rPr>
+                <w:b/>
+                <w:bCs/>
+                <w:color w:val="1F3A4D"/>
+                <w:sz w:val="18"/>
+                <w:szCs w:val="18"/>
+              </w:rPr>
+              <w:t xml:space="preserve">Hypothesis (Week 1)</w:t>
+            </w:r>
+          </w:p>
+        </w:tc>
+        <w:tc>
+          <w:tcPr>
+            <w:tcW w:type="dxa" w:w="1927"/>
+            <w:tcBorders>
+              <w:top w:val="single" w:color="D9D9D9" w:sz="4"/>
+              <w:left w:val="single" w:color="D9D9D9" w:sz="4"/>
+              <w:bottom w:val="single" w:color="D9D9D9" w:sz="4"/>
+              <w:right w:val="single" w:color="D9D9D9" w:sz="4"/>
+            </w:tcBorders>
+            <w:shd w:fill="E8EFF3" w:val="clear"/>
+            <w:tcMar>
+              <w:top w:type="dxa" w:w="65"/>
+              <w:left w:type="dxa" w:w="85"/>
+              <w:bottom w:type="dxa" w:w="65"/>
+              <w:right w:type="dxa" w:w="85"/>
+            </w:tcMar>
+            <w:vAlign w:val="center"/>
+          </w:tcPr>
+          <w:p>
+            <w:pPr>
+              <w:spacing w:after="0" w:line="222"/>
+            </w:pPr>
+            <w:r>
+              <w:rPr>
+                <w:b/>
+                <w:bCs/>
+                <w:color w:val="1F3A4D"/>
+                <w:sz w:val="18"/>
+                <w:szCs w:val="18"/>
+              </w:rPr>
+              <w:t xml:space="preserve">Evidence available now</w:t>
+            </w:r>
+          </w:p>
+        </w:tc>
+        <w:tc>
+          <w:tcPr>
+            <w:tcW w:type="dxa" w:w="1927"/>
+            <w:tcBorders>
+              <w:top w:val="single" w:color="D9D9D9" w:sz="4"/>
+              <w:left w:val="single" w:color="D9D9D9" w:sz="4"/>
+              <w:bottom w:val="single" w:color="D9D9D9" w:sz="4"/>
+              <w:right w:val="single" w:color="D9D9D9" w:sz="4"/>
+            </w:tcBorders>
+            <w:shd w:fill="E8EFF3" w:val="clear"/>
+            <w:tcMar>
+              <w:top w:type="dxa" w:w="65"/>
+              <w:left w:type="dxa" w:w="85"/>
+              <w:bottom w:type="dxa" w:w="65"/>
+              <w:right w:type="dxa" w:w="85"/>
+            </w:tcMar>
+            <w:vAlign w:val="center"/>
+          </w:tcPr>
+          <w:p>
+            <w:pPr>
+              <w:spacing w:after="0" w:line="222"/>
+            </w:pPr>
+            <w:r>
+              <w:rPr>
+                <w:b/>
+                <w:bCs/>
+                <w:color w:val="1F3A4D"/>
+                <w:sz w:val="18"/>
+                <w:szCs w:val="18"/>
+              </w:rPr>
+              <w:t xml:space="preserve">Planned test</w:t>
+            </w:r>
+          </w:p>
+        </w:tc>
+        <w:tc>
+          <w:tcPr>
+            <w:tcW w:type="dxa" w:w="1929"/>
+            <w:tcBorders>
+              <w:top w:val="single" w:color="D9D9D9" w:sz="4"/>
+              <w:left w:val="single" w:color="D9D9D9" w:sz="4"/>
+              <w:bottom w:val="single" w:color="D9D9D9" w:sz="4"/>
+              <w:right w:val="single" w:color="D9D9D9" w:sz="4"/>
+            </w:tcBorders>
+            <w:shd w:fill="E8EFF3" w:val="clear"/>
+            <w:tcMar>
+              <w:top w:type="dxa" w:w="65"/>
+              <w:left w:type="dxa" w:w="85"/>
+              <w:bottom w:type="dxa" w:w="65"/>
+              <w:right w:type="dxa" w:w="85"/>
+            </w:tcMar>
+            <w:vAlign w:val="center"/>
+          </w:tcPr>
+          <w:p>
+            <w:pPr>
+              <w:spacing w:after="0" w:line="222"/>
+            </w:pPr>
+            <w:r>
+              <w:rPr>
+                <w:b/>
+                <w:bCs/>
+                <w:color w:val="1F3A4D"/>
+                <w:sz w:val="18"/>
+                <w:szCs w:val="18"/>
+              </w:rPr>
+              <w:t xml:space="preserve">Missing prerequisite</w:t>
+            </w:r>
+          </w:p>
+        </w:tc>
+      </w:tr>
+      <w:tr>
+        <w:trPr>
+          <w:cantSplit/>
+          <w:tblHeader w:val="off"/>
+        </w:trPr>
+        <w:tc>
+          <w:tcPr>
+            <w:tcW w:type="dxa" w:w="3855"/>
+            <w:tcBorders>
+              <w:top w:val="single" w:color="D9D9D9" w:sz="4"/>
+              <w:left w:val="single" w:color="D9D9D9" w:sz="4"/>
+              <w:bottom w:val="single" w:color="D9D9D9" w:sz="4"/>
+              <w:right w:val="single" w:color="D9D9D9" w:sz="4"/>
+            </w:tcBorders>
+            <w:tcMar>
+              <w:top w:type="dxa" w:w="65"/>
+              <w:left w:type="dxa" w:w="85"/>
+              <w:bottom w:type="dxa" w:w="65"/>
+              <w:right w:type="dxa" w:w="85"/>
+            </w:tcMar>
+            <w:vAlign w:val="center"/>
+          </w:tcPr>
+          <w:p>
+            <w:pPr>
+              <w:spacing w:after="0" w:line="222"/>
+            </w:pPr>
+            <w:r>
+              <w:rPr>
+                <w:b w:val="false"/>
+                <w:bCs w:val="false"/>
+                <w:color w:val="1F3A4D"/>
+                <w:sz w:val="18"/>
+                <w:szCs w:val="18"/>
+              </w:rPr>
+              <w:t xml:space="preserve">H1: Two annotators reach substantial agreement on the binary label.</w:t>
+            </w:r>
+          </w:p>
+        </w:tc>
+        <w:tc>
+          <w:tcPr>
+            <w:tcW w:type="dxa" w:w="1927"/>
+            <w:tcBorders>
+              <w:top w:val="single" w:color="D9D9D9" w:sz="4"/>
+              <w:left w:val="single" w:color="D9D9D9" w:sz="4"/>
+              <w:bottom w:val="single" w:color="D9D9D9" w:sz="4"/>
+              <w:right w:val="single" w:color="D9D9D9" w:sz="4"/>
+            </w:tcBorders>
+            <w:tcMar>
+              <w:top w:type="dxa" w:w="65"/>
+              <w:left w:type="dxa" w:w="85"/>
+              <w:bottom w:type="dxa" w:w="65"/>
+              <w:right w:type="dxa" w:w="85"/>
+            </w:tcMar>
+            <w:vAlign w:val="center"/>
+          </w:tcPr>
+          <w:p>
+            <w:pPr>
+              <w:spacing w:after="0" w:line="222"/>
+            </w:pPr>
+            <w:r>
+              <w:rPr>
+                <w:b w:val="false"/>
+                <w:bCs w:val="false"/>
+                <w:color w:val="1F3A4D"/>
+                <w:sz w:val="18"/>
+                <w:szCs w:val="18"/>
+              </w:rPr>
+              <w:t xml:space="preserve">Of 817,313 raw-cue reviews, 182,168 have no unnegated cue under the scope rule: a hard annotation stratum, not measured disagreement.</w:t>
+            </w:r>
+          </w:p>
+        </w:tc>
+        <w:tc>
+          <w:tcPr>
+            <w:tcW w:type="dxa" w:w="1927"/>
+            <w:tcBorders>
+              <w:top w:val="single" w:color="D9D9D9" w:sz="4"/>
+              <w:left w:val="single" w:color="D9D9D9" w:sz="4"/>
+              <w:bottom w:val="single" w:color="D9D9D9" w:sz="4"/>
+              <w:right w:val="single" w:color="D9D9D9" w:sz="4"/>
+            </w:tcBorders>
+            <w:tcMar>
+              <w:top w:type="dxa" w:w="65"/>
+              <w:left w:type="dxa" w:w="85"/>
+              <w:bottom w:type="dxa" w:w="65"/>
+              <w:right w:type="dxa" w:w="85"/>
+            </w:tcMar>
+            <w:vAlign w:val="center"/>
+          </w:tcPr>
+          <w:p>
+            <w:pPr>
+              <w:spacing w:after="0" w:line="222"/>
+            </w:pPr>
+            <w:r>
+              <w:rPr>
+                <w:b w:val="false"/>
+                <w:bCs w:val="false"/>
+                <w:color w:val="1F3A4D"/>
+                <w:sz w:val="18"/>
+                <w:szCs w:val="18"/>
+              </w:rPr>
+              <w:t xml:space="preserve">Compare agreement across affirmative, negated-only and ambiguous accounts on independent labels; measure kappa on 200 double-labelled reviews, requiring at least 0.70.</w:t>
+            </w:r>
+          </w:p>
+        </w:tc>
+        <w:tc>
+          <w:tcPr>
+            <w:tcW w:type="dxa" w:w="1929"/>
+            <w:tcBorders>
+              <w:top w:val="single" w:color="D9D9D9" w:sz="4"/>
+              <w:left w:val="single" w:color="D9D9D9" w:sz="4"/>
+              <w:bottom w:val="single" w:color="D9D9D9" w:sz="4"/>
+              <w:right w:val="single" w:color="D9D9D9" w:sz="4"/>
+            </w:tcBorders>
+            <w:tcMar>
+              <w:top w:type="dxa" w:w="65"/>
+              <w:left w:type="dxa" w:w="85"/>
+              <w:bottom w:type="dxa" w:w="65"/>
+              <w:right w:type="dxa" w:w="85"/>
+            </w:tcMar>
+            <w:vAlign w:val="center"/>
+          </w:tcPr>
+          <w:p>
+            <w:pPr>
+              <w:spacing w:after="0" w:line="222"/>
+            </w:pPr>
+            <w:r>
+              <w:rPr>
+                <w:b w:val="false"/>
+                <w:bCs w:val="false"/>
+                <w:color w:val="1F3A4D"/>
+                <w:sz w:val="18"/>
+                <w:szCs w:val="18"/>
+              </w:rPr>
+              <w:t xml:space="preserve">Independent labels and adjudication remain unavailable.</w:t>
+            </w:r>
+          </w:p>
+        </w:tc>
+      </w:tr>
+      <w:tr>
+        <w:trPr>
+          <w:cantSplit/>
+          <w:tblHeader w:val="off"/>
+        </w:trPr>
+        <w:tc>
+          <w:tcPr>
+            <w:tcW w:type="dxa" w:w="3855"/>
+            <w:tcBorders>
+              <w:top w:val="single" w:color="D9D9D9" w:sz="4"/>
+              <w:left w:val="single" w:color="D9D9D9" w:sz="4"/>
+              <w:bottom w:val="single" w:color="D9D9D9" w:sz="4"/>
+              <w:right w:val="single" w:color="D9D9D9" w:sz="4"/>
+            </w:tcBorders>
+            <w:tcMar>
+              <w:top w:type="dxa" w:w="65"/>
+              <w:left w:type="dxa" w:w="85"/>
+              <w:bottom w:type="dxa" w:w="65"/>
+              <w:right w:type="dxa" w:w="85"/>
+            </w:tcMar>
+            <w:vAlign w:val="center"/>
+          </w:tcPr>
+          <w:p>
+            <w:pPr>
+              <w:spacing w:after="0" w:line="222"/>
+            </w:pPr>
+            <w:r>
+              <w:rPr>
+                <w:b w:val="false"/>
+                <w:bCs w:val="false"/>
+                <w:color w:val="1F3A4D"/>
+                <w:sz w:val="18"/>
+                <w:szCs w:val="18"/>
+              </w:rPr>
+              <w:t xml:space="preserve">H2: A supervised classifier has higher average precision than the tuned keyword baseline (Section 8.6) on held-out labelled reviews.</w:t>
+            </w:r>
+          </w:p>
+        </w:tc>
+        <w:tc>
+          <w:tcPr>
+            <w:tcW w:type="dxa" w:w="1927"/>
+            <w:tcBorders>
+              <w:top w:val="single" w:color="D9D9D9" w:sz="4"/>
+              <w:left w:val="single" w:color="D9D9D9" w:sz="4"/>
+              <w:bottom w:val="single" w:color="D9D9D9" w:sz="4"/>
+              <w:right w:val="single" w:color="D9D9D9" w:sz="4"/>
+            </w:tcBorders>
+            <w:tcMar>
+              <w:top w:type="dxa" w:w="65"/>
+              <w:left w:type="dxa" w:w="85"/>
+              <w:bottom w:type="dxa" w:w="65"/>
+              <w:right w:type="dxa" w:w="85"/>
+            </w:tcMar>
+            <w:vAlign w:val="center"/>
+          </w:tcPr>
+          <w:p>
+            <w:pPr>
+              <w:spacing w:after="0" w:line="222"/>
+            </w:pPr>
+            <w:r>
+              <w:rPr>
+                <w:b w:val="false"/>
+                <w:bCs w:val="false"/>
+                <w:color w:val="1F3A4D"/>
+                <w:sz w:val="18"/>
+                <w:szCs w:val="18"/>
+              </w:rPr>
+              <w:t xml:space="preserve">The uniform sample has 402 five-star unnegated-cue reviews; mismatch is a candidate.</w:t>
+            </w:r>
+          </w:p>
+        </w:tc>
+        <w:tc>
+          <w:tcPr>
+            <w:tcW w:type="dxa" w:w="1927"/>
+            <w:tcBorders>
+              <w:top w:val="single" w:color="D9D9D9" w:sz="4"/>
+              <w:left w:val="single" w:color="D9D9D9" w:sz="4"/>
+              <w:bottom w:val="single" w:color="D9D9D9" w:sz="4"/>
+              <w:right w:val="single" w:color="D9D9D9" w:sz="4"/>
+            </w:tcBorders>
+            <w:tcMar>
+              <w:top w:type="dxa" w:w="65"/>
+              <w:left w:type="dxa" w:w="85"/>
+              <w:bottom w:type="dxa" w:w="65"/>
+              <w:right w:type="dxa" w:w="85"/>
+            </w:tcMar>
+            <w:vAlign w:val="center"/>
+          </w:tcPr>
+          <w:p>
+            <w:pPr>
+              <w:spacing w:after="0" w:line="222"/>
+            </w:pPr>
+            <w:r>
+              <w:rPr>
+                <w:b w:val="false"/>
+                <w:bCs w:val="false"/>
+                <w:color w:val="1F3A4D"/>
+                <w:sz w:val="18"/>
+                <w:szCs w:val="18"/>
+              </w:rPr>
+              <w:t xml:space="preserve">Compare average precision with a paired product-bootstrap interval above zero.</w:t>
+            </w:r>
+          </w:p>
+        </w:tc>
+        <w:tc>
+          <w:tcPr>
+            <w:tcW w:type="dxa" w:w="1929"/>
+            <w:tcBorders>
+              <w:top w:val="single" w:color="D9D9D9" w:sz="4"/>
+              <w:left w:val="single" w:color="D9D9D9" w:sz="4"/>
+              <w:bottom w:val="single" w:color="D9D9D9" w:sz="4"/>
+              <w:right w:val="single" w:color="D9D9D9" w:sz="4"/>
+            </w:tcBorders>
+            <w:tcMar>
+              <w:top w:type="dxa" w:w="65"/>
+              <w:left w:type="dxa" w:w="85"/>
+              <w:bottom w:type="dxa" w:w="65"/>
+              <w:right w:type="dxa" w:w="85"/>
+            </w:tcMar>
+            <w:vAlign w:val="center"/>
+          </w:tcPr>
+          <w:p>
+            <w:pPr>
+              <w:spacing w:after="0" w:line="222"/>
+            </w:pPr>
+            <w:r>
+              <w:rPr>
+                <w:b w:val="false"/>
+                <w:bCs w:val="false"/>
+                <w:color w:val="1F3A4D"/>
+                <w:sz w:val="18"/>
+                <w:szCs w:val="18"/>
+              </w:rPr>
+              <w:t xml:space="preserve">A tuned baseline, fitted models and frozen human test labels are needed.</w:t>
+            </w:r>
+          </w:p>
+        </w:tc>
+      </w:tr>
+      <w:tr>
+        <w:trPr>
+          <w:cantSplit/>
+          <w:tblHeader w:val="off"/>
+        </w:trPr>
+        <w:tc>
+          <w:tcPr>
+            <w:tcW w:type="dxa" w:w="3855"/>
+            <w:tcBorders>
+              <w:top w:val="single" w:color="D9D9D9" w:sz="4"/>
+              <w:left w:val="single" w:color="D9D9D9" w:sz="4"/>
+              <w:bottom w:val="single" w:color="D9D9D9" w:sz="4"/>
+              <w:right w:val="single" w:color="D9D9D9" w:sz="4"/>
+            </w:tcBorders>
+            <w:tcMar>
+              <w:top w:type="dxa" w:w="65"/>
+              <w:left w:type="dxa" w:w="85"/>
+              <w:bottom w:type="dxa" w:w="65"/>
+              <w:right w:type="dxa" w:w="85"/>
+            </w:tcMar>
+            <w:vAlign w:val="center"/>
+          </w:tcPr>
+          <w:p>
+            <w:pPr>
+              <w:spacing w:after="0" w:line="222"/>
+            </w:pPr>
+            <w:r>
+              <w:rPr>
+                <w:b w:val="false"/>
+                <w:bCs w:val="false"/>
+                <w:color w:val="1F3A4D"/>
+                <w:sz w:val="18"/>
+                <w:szCs w:val="18"/>
+              </w:rPr>
+              <w:t xml:space="preserve">H3: A model trained on weak labels reaches an average precision within 0.05 of a model trained on the hand-labelled set.</w:t>
+            </w:r>
+          </w:p>
+        </w:tc>
+        <w:tc>
+          <w:tcPr>
+            <w:tcW w:type="dxa" w:w="1927"/>
+            <w:tcBorders>
+              <w:top w:val="single" w:color="D9D9D9" w:sz="4"/>
+              <w:left w:val="single" w:color="D9D9D9" w:sz="4"/>
+              <w:bottom w:val="single" w:color="D9D9D9" w:sz="4"/>
+              <w:right w:val="single" w:color="D9D9D9" w:sz="4"/>
+            </w:tcBorders>
+            <w:tcMar>
+              <w:top w:type="dxa" w:w="65"/>
+              <w:left w:type="dxa" w:w="85"/>
+              <w:bottom w:type="dxa" w:w="65"/>
+              <w:right w:type="dxa" w:w="85"/>
+            </w:tcMar>
+            <w:vAlign w:val="center"/>
+          </w:tcPr>
+          <w:p>
+            <w:pPr>
+              <w:spacing w:after="0" w:line="222"/>
+            </w:pPr>
+            <w:r>
+              <w:rPr>
+                <w:b w:val="false"/>
+                <w:bCs w:val="false"/>
+                <w:color w:val="1F3A4D"/>
+                <w:sz w:val="18"/>
+                <w:szCs w:val="18"/>
+              </w:rPr>
+              <w:t xml:space="preserve">Weak-rule quality remains unmeasured.</w:t>
+            </w:r>
+          </w:p>
+        </w:tc>
+        <w:tc>
+          <w:tcPr>
+            <w:tcW w:type="dxa" w:w="1927"/>
+            <w:tcBorders>
+              <w:top w:val="single" w:color="D9D9D9" w:sz="4"/>
+              <w:left w:val="single" w:color="D9D9D9" w:sz="4"/>
+              <w:bottom w:val="single" w:color="D9D9D9" w:sz="4"/>
+              <w:right w:val="single" w:color="D9D9D9" w:sz="4"/>
+            </w:tcBorders>
+            <w:tcMar>
+              <w:top w:type="dxa" w:w="65"/>
+              <w:left w:type="dxa" w:w="85"/>
+              <w:bottom w:type="dxa" w:w="65"/>
+              <w:right w:type="dxa" w:w="85"/>
+            </w:tcMar>
+            <w:vAlign w:val="center"/>
+          </w:tcPr>
+          <w:p>
+            <w:pPr>
+              <w:spacing w:after="0" w:line="222"/>
+            </w:pPr>
+            <w:r>
+              <w:rPr>
+                <w:b w:val="false"/>
+                <w:bCs w:val="false"/>
+                <w:color w:val="1F3A4D"/>
+                <w:sz w:val="18"/>
+                <w:szCs w:val="18"/>
+              </w:rPr>
+              <w:t xml:space="preserve">Measure each weak rule's coverage, precision, conflicts and abstentions against development labels; compare weak-label and hand-label training on the same independent test set with uncertainty.</w:t>
+            </w:r>
+          </w:p>
+        </w:tc>
+        <w:tc>
+          <w:tcPr>
+            <w:tcW w:type="dxa" w:w="1929"/>
+            <w:tcBorders>
+              <w:top w:val="single" w:color="D9D9D9" w:sz="4"/>
+              <w:left w:val="single" w:color="D9D9D9" w:sz="4"/>
+              <w:bottom w:val="single" w:color="D9D9D9" w:sz="4"/>
+              <w:right w:val="single" w:color="D9D9D9" w:sz="4"/>
+            </w:tcBorders>
+            <w:tcMar>
+              <w:top w:type="dxa" w:w="65"/>
+              <w:left w:type="dxa" w:w="85"/>
+              <w:bottom w:type="dxa" w:w="65"/>
+              <w:right w:type="dxa" w:w="85"/>
+            </w:tcMar>
+            <w:vAlign w:val="center"/>
+          </w:tcPr>
+          <w:p>
+            <w:pPr>
+              <w:spacing w:after="0" w:line="222"/>
+            </w:pPr>
+            <w:r>
+              <w:rPr>
+                <w:b w:val="false"/>
+                <w:bCs w:val="false"/>
+                <w:color w:val="1F3A4D"/>
+                <w:sz w:val="18"/>
+                <w:szCs w:val="18"/>
+              </w:rPr>
+              <w:t xml:space="preserve">Development labels, weak labels and hand labels are needed.</w:t>
+            </w:r>
+          </w:p>
+        </w:tc>
+      </w:tr>
+      <w:tr>
+        <w:trPr>
+          <w:cantSplit/>
+          <w:tblHeader w:val="off"/>
+        </w:trPr>
+        <w:tc>
+          <w:tcPr>
+            <w:tcW w:type="dxa" w:w="3855"/>
+            <w:tcBorders>
+              <w:top w:val="single" w:color="D9D9D9" w:sz="4"/>
+              <w:left w:val="single" w:color="D9D9D9" w:sz="4"/>
+              <w:bottom w:val="single" w:color="D9D9D9" w:sz="4"/>
+              <w:right w:val="single" w:color="D9D9D9" w:sz="4"/>
+            </w:tcBorders>
+            <w:tcMar>
+              <w:top w:type="dxa" w:w="65"/>
+              <w:left w:type="dxa" w:w="85"/>
+              <w:bottom w:type="dxa" w:w="65"/>
+              <w:right w:type="dxa" w:w="85"/>
+            </w:tcMar>
+            <w:vAlign w:val="center"/>
+          </w:tcPr>
+          <w:p>
+            <w:pPr>
+              <w:spacing w:after="0" w:line="222"/>
+            </w:pPr>
+            <w:r>
+              <w:rPr>
+                <w:b w:val="false"/>
+                <w:bCs w:val="false"/>
+                <w:color w:val="1F3A4D"/>
+                <w:sz w:val="18"/>
+                <w:szCs w:val="18"/>
+              </w:rPr>
+              <w:t xml:space="preserve">H4: Week 1 hypothesizes a higher complaint share for Bioderma Sensibio H2O in the 12 months before recall than in the line's own earlier 12 months; no such rise is expected for a benzene recall line (Dove dry shampoo).</w:t>
+            </w:r>
+          </w:p>
+        </w:tc>
+        <w:tc>
+          <w:tcPr>
+            <w:tcW w:type="dxa" w:w="1927"/>
+            <w:tcBorders>
+              <w:top w:val="single" w:color="D9D9D9" w:sz="4"/>
+              <w:left w:val="single" w:color="D9D9D9" w:sz="4"/>
+              <w:bottom w:val="single" w:color="D9D9D9" w:sz="4"/>
+              <w:right w:val="single" w:color="D9D9D9" w:sz="4"/>
+            </w:tcBorders>
+            <w:tcMar>
+              <w:top w:type="dxa" w:w="65"/>
+              <w:left w:type="dxa" w:w="85"/>
+              <w:bottom w:type="dxa" w:w="65"/>
+              <w:right w:type="dxa" w:w="85"/>
+            </w:tcMar>
+            <w:vAlign w:val="center"/>
+          </w:tcPr>
+          <w:p>
+            <w:pPr>
+              <w:spacing w:after="0" w:line="222"/>
+            </w:pPr>
+            <w:r>
+              <w:rPr>
+                <w:b w:val="false"/>
+                <w:bCs w:val="false"/>
+                <w:color w:val="1F3A4D"/>
+                <w:sz w:val="18"/>
+                <w:szCs w:val="18"/>
+              </w:rPr>
+              <w:t xml:space="preserve">Health Canada recalled only the 850 ml format, lot 22414H, sold from December 2021 to February 2022. The US announcement of 18 October 2022 covered selected lots of aerosol dry shampoos produced before October 2021.</w:t>
+            </w:r>
+          </w:p>
+        </w:tc>
+        <w:tc>
+          <w:tcPr>
+            <w:tcW w:type="dxa" w:w="1927"/>
+            <w:tcBorders>
+              <w:top w:val="single" w:color="D9D9D9" w:sz="4"/>
+              <w:left w:val="single" w:color="D9D9D9" w:sz="4"/>
+              <w:bottom w:val="single" w:color="D9D9D9" w:sz="4"/>
+              <w:right w:val="single" w:color="D9D9D9" w:sz="4"/>
+            </w:tcBorders>
+            <w:tcMar>
+              <w:top w:type="dxa" w:w="65"/>
+              <w:left w:type="dxa" w:w="85"/>
+              <w:bottom w:type="dxa" w:w="65"/>
+              <w:right w:type="dxa" w:w="85"/>
+            </w:tcMar>
+            <w:vAlign w:val="center"/>
+          </w:tcPr>
+          <w:p>
+            <w:pPr>
+              <w:spacing w:after="0" w:line="222"/>
+            </w:pPr>
+            <w:r>
+              <w:rPr>
+                <w:b w:val="false"/>
+                <w:bCs w:val="false"/>
+                <w:color w:val="1F3A4D"/>
+                <w:sz w:val="18"/>
+                <w:szCs w:val="18"/>
+              </w:rPr>
+              <w:t xml:space="preserve">A line-level review comparison is exploratory context only and cannot stand for the recalled batch.</w:t>
+            </w:r>
+          </w:p>
+        </w:tc>
+        <w:tc>
+          <w:tcPr>
+            <w:tcW w:type="dxa" w:w="1929"/>
+            <w:tcBorders>
+              <w:top w:val="single" w:color="D9D9D9" w:sz="4"/>
+              <w:left w:val="single" w:color="D9D9D9" w:sz="4"/>
+              <w:bottom w:val="single" w:color="D9D9D9" w:sz="4"/>
+              <w:right w:val="single" w:color="D9D9D9" w:sz="4"/>
+            </w:tcBorders>
+            <w:tcMar>
+              <w:top w:type="dxa" w:w="65"/>
+              <w:left w:type="dxa" w:w="85"/>
+              <w:bottom w:type="dxa" w:w="65"/>
+              <w:right w:type="dxa" w:w="85"/>
+            </w:tcMar>
+            <w:vAlign w:val="center"/>
+          </w:tcPr>
+          <w:p>
+            <w:pPr>
+              <w:spacing w:after="0" w:line="222"/>
+            </w:pPr>
+            <w:r>
+              <w:rPr>
+                <w:b w:val="false"/>
+                <w:bCs w:val="false"/>
+                <w:color w:val="1F3A4D"/>
+                <w:sz w:val="18"/>
+                <w:szCs w:val="18"/>
+              </w:rPr>
+              <w:t xml:space="preserve">H4 is untestable with this snapshot unless reviews can be linked to the affected format and period, with independently labeled complaints.</w:t>
+            </w:r>
+          </w:p>
+        </w:tc>
+      </w:tr>
+      <w:tr>
+        <w:trPr>
+          <w:cantSplit/>
+          <w:tblHeader w:val="off"/>
+        </w:trPr>
+        <w:tc>
+          <w:tcPr>
+            <w:tcW w:type="dxa" w:w="3855"/>
+            <w:tcBorders>
+              <w:top w:val="single" w:color="D9D9D9" w:sz="4"/>
+              <w:left w:val="single" w:color="D9D9D9" w:sz="4"/>
+              <w:bottom w:val="single" w:color="D9D9D9" w:sz="4"/>
+              <w:right w:val="single" w:color="D9D9D9" w:sz="4"/>
+            </w:tcBorders>
+            <w:tcMar>
+              <w:top w:type="dxa" w:w="65"/>
+              <w:left w:type="dxa" w:w="85"/>
+              <w:bottom w:type="dxa" w:w="65"/>
+              <w:right w:type="dxa" w:w="85"/>
+            </w:tcMar>
+            <w:vAlign w:val="center"/>
+          </w:tcPr>
+          <w:p>
+            <w:pPr>
+              <w:spacing w:after="0" w:line="222"/>
+            </w:pPr>
+            <w:r>
+              <w:rPr>
+                <w:b w:val="false"/>
+                <w:bCs w:val="false"/>
+                <w:color w:val="1F3A4D"/>
+                <w:sz w:val="18"/>
+                <w:szCs w:val="18"/>
+              </w:rPr>
+              <w:t xml:space="preserve">H5: Matching on brand and package size links products to the right recall notice more often than matching on name alone.</w:t>
+            </w:r>
+          </w:p>
+        </w:tc>
+        <w:tc>
+          <w:tcPr>
+            <w:tcW w:type="dxa" w:w="1927"/>
+            <w:tcBorders>
+              <w:top w:val="single" w:color="D9D9D9" w:sz="4"/>
+              <w:left w:val="single" w:color="D9D9D9" w:sz="4"/>
+              <w:bottom w:val="single" w:color="D9D9D9" w:sz="4"/>
+              <w:right w:val="single" w:color="D9D9D9" w:sz="4"/>
+            </w:tcBorders>
+            <w:tcMar>
+              <w:top w:type="dxa" w:w="65"/>
+              <w:left w:type="dxa" w:w="85"/>
+              <w:bottom w:type="dxa" w:w="65"/>
+              <w:right w:type="dxa" w:w="85"/>
+            </w:tcMar>
+            <w:vAlign w:val="center"/>
+          </w:tcPr>
+          <w:p>
+            <w:pPr>
+              <w:spacing w:after="0" w:line="222"/>
+            </w:pPr>
+            <w:r>
+              <w:rPr>
+                <w:b w:val="false"/>
+                <w:bCs w:val="false"/>
+                <w:color w:val="1F3A4D"/>
+                <w:sz w:val="18"/>
+                <w:szCs w:val="18"/>
+              </w:rPr>
+              <w:t xml:space="preserve">Catalogue join coverage is 100.00%; no recall-match accuracy is measured.</w:t>
+            </w:r>
+          </w:p>
+        </w:tc>
+        <w:tc>
+          <w:tcPr>
+            <w:tcW w:type="dxa" w:w="1927"/>
+            <w:tcBorders>
+              <w:top w:val="single" w:color="D9D9D9" w:sz="4"/>
+              <w:left w:val="single" w:color="D9D9D9" w:sz="4"/>
+              <w:bottom w:val="single" w:color="D9D9D9" w:sz="4"/>
+              <w:right w:val="single" w:color="D9D9D9" w:sz="4"/>
+            </w:tcBorders>
+            <w:tcMar>
+              <w:top w:type="dxa" w:w="65"/>
+              <w:left w:type="dxa" w:w="85"/>
+              <w:bottom w:type="dxa" w:w="65"/>
+              <w:right w:type="dxa" w:w="85"/>
+            </w:tcMar>
+            <w:vAlign w:val="center"/>
+          </w:tcPr>
+          <w:p>
+            <w:pPr>
+              <w:spacing w:after="0" w:line="222"/>
+            </w:pPr>
+            <w:r>
+              <w:rPr>
+                <w:b w:val="false"/>
+                <w:bCs w:val="false"/>
+                <w:color w:val="1F3A4D"/>
+                <w:sz w:val="18"/>
+                <w:szCs w:val="18"/>
+              </w:rPr>
+              <w:t xml:space="preserve">Compare the share of reviewed pairs with the correct notice ranked first.</w:t>
+            </w:r>
+          </w:p>
+        </w:tc>
+        <w:tc>
+          <w:tcPr>
+            <w:tcW w:type="dxa" w:w="1929"/>
+            <w:tcBorders>
+              <w:top w:val="single" w:color="D9D9D9" w:sz="4"/>
+              <w:left w:val="single" w:color="D9D9D9" w:sz="4"/>
+              <w:bottom w:val="single" w:color="D9D9D9" w:sz="4"/>
+              <w:right w:val="single" w:color="D9D9D9" w:sz="4"/>
+            </w:tcBorders>
+            <w:tcMar>
+              <w:top w:type="dxa" w:w="65"/>
+              <w:left w:type="dxa" w:w="85"/>
+              <w:bottom w:type="dxa" w:w="65"/>
+              <w:right w:type="dxa" w:w="85"/>
+            </w:tcMar>
+            <w:vAlign w:val="center"/>
+          </w:tcPr>
+          <w:p>
+            <w:pPr>
+              <w:spacing w:after="0" w:line="222"/>
+            </w:pPr>
+            <w:r>
+              <w:rPr>
+                <w:b w:val="false"/>
+                <w:bCs w:val="false"/>
+                <w:color w:val="1F3A4D"/>
+                <w:sz w:val="18"/>
+                <w:szCs w:val="18"/>
+              </w:rPr>
+              <w:t xml:space="preserve">Reviewed product-notice pairs with brand and package size are needed.</w:t>
+            </w:r>
+          </w:p>
+        </w:tc>
+      </w:tr>
+    </w:tbl>
+    <w:p>
+      <w:pPr>
+        <w:spacing w:after="90"/>
+      </w:pPr>
+      <w:r>
+        <w:rPr>
+          <w:sz w:val="18"/>
+          <w:szCs w:val="18"/>
+        </w:rPr>
+        <w:t xml:space="preserve">Health Canada recall notice: </w:t>
+      </w:r>
+      <w:hyperlink w:history="1" r:id="rIdwsh5pfuytyvbkeio7nkz4">
+        <w:r>
+          <w:rPr>
+            <w:color w:val="1155CC"/>
+            <w:sz w:val="18"/>
+            <w:szCs w:val="18"/>
+            <w:u w:val="single"/>
+          </w:rPr>
+          <w:t xml:space="preserve">https://recalls-rappels.canada.ca/en/alert-recall/bioderma-sensibio-h2o-micellar-water-makeup-remover-recalled-due-microbial</w:t>
+        </w:r>
+      </w:hyperlink>
+    </w:p>
+    <w:p>
+      <w:pPr>
+        <w:spacing w:after="90"/>
+      </w:pPr>
+      <w:r>
+        <w:rPr>
+          <w:sz w:val="18"/>
+          <w:szCs w:val="18"/>
+        </w:rPr>
+        <w:t xml:space="preserve">Unilever US announcement on FDA: </w:t>
+      </w:r>
+      <w:hyperlink w:history="1" r:id="rIdwllmvpjssppnslwydygyn">
+        <w:r>
+          <w:rPr>
+            <w:color w:val="1155CC"/>
+            <w:sz w:val="18"/>
+            <w:szCs w:val="18"/>
+            <w:u w:val="single"/>
+          </w:rPr>
+          <w:t xml:space="preserve">https://www.fda.gov/safety/recalls-market-withdrawals-safety-alerts/unilever-issues-voluntary-us-recall-select-dry-shampoos-due-potential-presence-benzene</w:t>
+        </w:r>
+      </w:hyperlink>
+    </w:p>
+    <w:p>
+      <w:pPr>
+        <w:widowControl/>
+        <w:spacing w:after="100" w:line="253"/>
+      </w:pPr>
+      <w:r>
+        <w:t xml:space="preserve">Define the training cutoff and later test window before fitting. Use product-separated folds; earlier reviews of held-out products may supply only unlabeled chronological history. Compare a tuned keyword baseline, text-only model and text plus engineered features on the same human-labeled test set. Report average precision and precision at top 50, matching reading capacity; ablate one feature family at a time.</w:t>
+      </w:r>
+    </w:p>
+    <w:p>
+      <w:pPr>
+        <w:widowControl/>
+        <w:spacing w:after="100" w:line="253"/>
+      </w:pPr>
+      <w:r>
+        <w:t xml:space="preserve">Current EDA is descriptive and does not confirm any hypothesis yet.</w:t>
       </w:r>
     </w:p>
     <w:p>
@@ -2362,16 +3915,16 @@
         <w:spacing w:after="100" w:line="253"/>
       </w:pPr>
       <w:r>
-        <w:t xml:space="preserve">No feature may use a complaint label or information after its review timestamp. Exclude current and tied events; freeze encoders on earlier training folds. Histories and product ages cover the supplied sample, not complete activity or launch dates. A model handles a missing prior mean with a missing indicator plus fold median imputation. Exclude undated catalogue attributes and accumulated helpful votes from prospective models.</w:t>
-      </w:r>
-    </w:p>
-    <w:p>
-      <w:pPr>
-        <w:widowControl/>
-        <w:spacing w:after="100" w:line="253"/>
-      </w:pPr>
-      <w:r>
-        <w:t xml:space="preserve">The weak proxy is unnegated cue AND rating at most two, not ground truth. Asterisked features share its ingredients, inflating associations; wording can describe relief, another product or missed negation. Neither associations nor text clusters establish complaint accuracy. Shared products and reviewers also limit independent-observation uncertainty estimates.</w:t>
+        <w:t xml:space="preserve">No feature may use a complaint label or information after its review timestamp. Exclude current and tied events; freeze encoders on earlier training folds. A model handles a missing prior mean with a missing indicator plus fold median imputation. Exclude undated catalogue attributes and accumulated helpful votes from prospective models.</w:t>
+      </w:r>
+    </w:p>
+    <w:p>
+      <w:pPr>
+        <w:widowControl/>
+        <w:spacing w:after="100" w:line="253"/>
+      </w:pPr>
+      <w:r>
+        <w:t xml:space="preserve">The weak proxy is unnegated cue AND rating at most two, not ground truth. Cue-presence and group-count features share its ingredients, inflating associations; wording can describe relief, another product or missed negation.</w:t>
       </w:r>
     </w:p>
     <w:p>
@@ -2427,7 +3980,7 @@
         <w:spacing w:after="100" w:line="253"/>
       </w:pPr>
       <w:r>
-        <w:t xml:space="preserve">Language bias -&gt; English rules miss multilingual and indirect accounts. Audit errors by language and text length, obtain bilingual annotation where needed, and keep an accessible route for customers whose wording the screening system misses. Sample unflagged accounts as well as alerts so those omissions become visible.</w:t>
+        <w:t xml:space="preserve">Language bias -&gt; English rules miss multilingual and indirect accounts. Deliver an internal audit table with sample size, false positives, false negatives and unclear outcomes by language, text length and reviewer cold-start status. Mark small counts "insufficient evidence"; assign an owner and review date to each open failure, with human review for affected cases meanwhile. Obtain bilingual annotation where needed; sample unflagged accounts too.</w:t>
       </w:r>
     </w:p>
     <w:p>
@@ -2474,16 +4027,25 @@
         <w:spacing w:after="100" w:line="253"/>
       </w:pPr>
       <w:r>
-        <w:t xml:space="preserve">Assume a brand team receives 10,000 reviews in a week. The exact measured proxy prevalence is 266,587 / 23,663,832, or 1.126559%; multiplying intake by that proportion gives about 113 eligible accounts. This workload projection assumes incoming rating and product mix matches the measured population. Capacity is 50 cases at an assumed 5 minutes each, requiring 4.17 reader hours; reading all eligible accounts would take about 9.4 hours. The remaining approximately 63 cases roll into a ranked backlog or go to a second reader.</w:t>
-      </w:r>
-    </w:p>
-    <w:p>
-      <w:pPr>
-        <w:widowControl/>
-        <w:spacing w:after="100" w:line="253"/>
-      </w:pPr>
-      <w:r>
-        <w:t xml:space="preserve">The analyst ranks the eligible queue by bodily context and word group, then opens each selected account in the protected workspace. They check which product and body area are described, distinguish a denied reaction from an affirmative one, and record yes, no or unclear using the annotation rule. A high-rating mismatch enters a separate audit sample so the low-rating rule cannot hide contradictory accounts.</w:t>
+        <w:t xml:space="preserve">Assume a brand team receives 10,000 reviews in a week. Measured shares project about 345.4 raw-cue candidates and 268.4 unnegated-cue candidates: 112.7 at 1 to 2 stars and 155.7 at 3 to 5 stars. The latter account for 368,558 of 635,145 unnegated-cue reviews (58.03%). This projection assumes incoming rating and product mix matches the measured population; candidates are not confirmed complaints. Rating orders the unnegated-cue queue, never gates eligibility. Fill the 50-review capacity in priority order, giving serious-effect wording human review at any rating. At an assumed 5 minutes each, capacity requires 4.17 reader hours; the lower-rating subset alone takes about 9.4 hours, and the whole queue 22.4 hours. About 218 candidates remain queued or need another reader.</w:t>
+      </w:r>
+    </w:p>
+    <w:p>
+      <w:pPr>
+        <w:widowControl/>
+        <w:spacing w:after="100" w:line="253"/>
+      </w:pPr>
+      <w:r>
+        <w:t xml:space="preserve">Illustrative assumption, not measured: with the same 50 alerts and the same 4.17 hours, keyword ordering yields 20 adjudicated complaints and contextual ordering 30, increasing yield from 40% to 60%, or 10 more complaints at fixed capacity. The Section 9 evaluation decides whether such an improvement exists; this example shows why a team would change ordering rather than increase staffing.</w:t>
+      </w:r>
+    </w:p>
+    <w:p>
+      <w:pPr>
+        <w:widowControl/>
+        <w:spacing w:after="100" w:line="253"/>
+      </w:pPr>
+      <w:r>
+        <w:t xml:space="preserve">The analyst uses rating, bodily context and word group to order the queue, then opens selected accounts in the protected workspace. They check product and body area, distinguish a denied reaction from an affirmative one, and record yes, no or unclear. A separate random audit covers unreached candidates and excluded reviews, including negated-only and no-cue accounts.</w:t>
       </w:r>
     </w:p>
     <w:p>
@@ -2521,7 +4083,7 @@
         <w:spacing w:after="100" w:line="253"/>
       </w:pPr>
       <w:r>
-        <w:t xml:space="preserve">The EDA identifies rating, seasonal and product-mix differences that can guide beauty-market investigation. Local wording and contextual variables provide testable ways to rank accounts for limited reading capacity. Adoption depends on improved average precision and useful reviewer yield against independently adjudicated outcomes.</w:t>
+        <w:t xml:space="preserve">The EDA identifies rating, seasonal and product-mix differences that can guide beauty-market investigation. Local wording and contextual variables provide testable ways to rank accounts for limited reading capacity. Undated catalogue comparisons remain descriptive. Adoption depends on improved average precision and useful reviewer yield against independently adjudicated outcomes.</w:t>
       </w:r>
     </w:p>
     <w:sectPr>
